--- a/doc/Klassen-und-Architekturueberblick.docx
+++ b/doc/Klassen-und-Architekturueberblick.docx
@@ -213,8 +213,10 @@
     </w:p>
     <w:p>
       <w:pPr>
-        <w:spacing w:after="360" w:before="480"/>
-        <w:jc w:val="center"/>
+        <w:pBdr>
+          <w:bottom w:val="single" w:color="1B6B7A" w:sz="6" w:space="6"/>
+        </w:pBdr>
+        <w:spacing w:after="120" w:before="240"/>
       </w:pPr>
       <w:r>
         <w:rPr>
@@ -235,16 +237,13 @@
       <w:sdtContent>
         <w:p>
           <w:pPr>
-            <w:pStyle w:val="TOC1"/>
-            <w:tabs>
-              <w:tab w:val="right" w:pos="8788" w:leader="dot"/>
-            </w:tabs>
+            <w:spacing w:after="80" w:line="264" w:lineRule="auto"/>
           </w:pPr>
           <w:r>
             <w:fldChar w:fldCharType="begin" w:dirty="true"/>
           </w:r>
           <w:r>
-            <w:instrText xml:space="preserve">TOC \h \o "1-3"</w:instrText>
+            <w:instrText xml:space="preserve"> TOC \h \o "1-2" </w:instrText>
           </w:r>
           <w:r>
             <w:fldChar w:fldCharType="separate"/>
@@ -252,1786 +251,887 @@
         </w:p>
         <w:p>
           <w:pPr>
-            <w:pStyle w:val="9"/>
             <w:tabs>
-              <w:tab w:val="right" w:leader="dot" w:pos="9026"/>
+              <w:tab w:val="right" w:leader="dot" w:pos="8788"/>
             </w:tabs>
-            <w:spacing w:before="120" w:after="60"/>
+            <w:spacing w:before="240" w:after="60" w:line="276" w:lineRule="auto"/>
+            <w:ind w:left="0"/>
           </w:pPr>
           <w:r>
-            <w:t>1 Das Projekt in Kürze</w:t>
+            <w:rPr>
+              <w:rFonts w:ascii="Calibri" w:hAnsi="Calibri"/>
+              <w:b/>
+              <w:color w:val="0E2A33"/>
+              <w:sz w:val="23"/>
+              <w:szCs w:val="23"/>
+            </w:rPr>
+            <w:t xml:space="preserve">1 Das Projekt in Kürze</w:t>
           </w:r>
           <w:r>
+            <w:rPr>
+              <w:rFonts w:ascii="Calibri" w:hAnsi="Calibri"/>
+              <w:b/>
+              <w:color w:val="0E2A33"/>
+              <w:sz w:val="23"/>
+              <w:szCs w:val="23"/>
+            </w:rPr>
             <w:tab/>
           </w:r>
           <w:r>
-            <w:t>1</w:t>
-          </w:r>
-        </w:p>
-        <w:p>
-          <w:pPr>
-            <w:pStyle w:val="11"/>
-            <w:ind w:left="360"/>
-            <w:tabs>
-              <w:tab w:val="right" w:leader="dot" w:pos="9026"/>
-            </w:tabs>
-            <w:spacing w:before="120" w:after="60"/>
-          </w:pPr>
-          <w:r>
-            <w:t>1.1 Worum es geht</w:t>
-          </w:r>
-          <w:r>
-            <w:tab/>
-          </w:r>
-          <w:r>
-            <w:t>1</w:t>
-          </w:r>
-        </w:p>
-        <w:p>
-          <w:pPr>
-            <w:pStyle w:val="11"/>
-            <w:ind w:left="360"/>
-            <w:tabs>
-              <w:tab w:val="right" w:leader="dot" w:pos="9026"/>
-            </w:tabs>
-            <w:spacing w:before="120" w:after="60"/>
-          </w:pPr>
-          <w:r>
-            <w:t>1.2 Die Paketstruktur im Überblick</w:t>
-          </w:r>
-          <w:r>
-            <w:tab/>
-          </w:r>
-          <w:r>
-            <w:t>2</w:t>
-          </w:r>
-        </w:p>
-        <w:p>
-          <w:pPr>
-            <w:pStyle w:val="11"/>
-            <w:ind w:left="360"/>
-            <w:tabs>
-              <w:tab w:val="right" w:leader="dot" w:pos="9026"/>
-            </w:tabs>
-            <w:spacing w:before="120" w:after="60"/>
-          </w:pPr>
-          <w:r>
-            <w:t>1.3 Wie man dieses Dokument nutzt</w:t>
-          </w:r>
-          <w:r>
-            <w:tab/>
-          </w:r>
-          <w:r>
-            <w:t>2</w:t>
-          </w:r>
-        </w:p>
-        <w:p>
-          <w:pPr>
-            <w:pStyle w:val="9"/>
-            <w:tabs>
-              <w:tab w:val="right" w:leader="dot" w:pos="9026"/>
-            </w:tabs>
-            <w:spacing w:before="120" w:after="60"/>
-          </w:pPr>
-          <w:r>
-            <w:t>2 Der Transaktionskern: de.allgemein.tx</w:t>
-          </w:r>
-          <w:r>
-            <w:tab/>
-          </w:r>
-          <w:r>
-            <w:t>2</w:t>
-          </w:r>
-        </w:p>
-        <w:p>
-          <w:pPr>
-            <w:pStyle w:val="11"/>
-            <w:ind w:left="360"/>
-            <w:tabs>
-              <w:tab w:val="right" w:leader="dot" w:pos="9026"/>
-            </w:tabs>
-            <w:spacing w:before="120" w:after="60"/>
-          </w:pPr>
-          <w:r>
-            <w:t>2.1 Idee und Zusammenspiel</w:t>
-          </w:r>
-          <w:r>
-            <w:tab/>
-          </w:r>
-          <w:r>
+            <w:rPr>
+              <w:rFonts w:ascii="Calibri" w:hAnsi="Calibri"/>
+              <w:b/>
+              <w:color w:val="0E2A33"/>
+              <w:sz w:val="23"/>
+              <w:szCs w:val="23"/>
+            </w:rPr>
             <w:t>3</w:t>
           </w:r>
         </w:p>
         <w:p>
           <w:pPr>
-            <w:pStyle w:val="11"/>
-            <w:ind w:left="360"/>
             <w:tabs>
-              <w:tab w:val="right" w:leader="dot" w:pos="9026"/>
+              <w:tab w:val="right" w:leader="dot" w:pos="8788"/>
             </w:tabs>
-            <w:spacing w:before="120" w:after="60"/>
+            <w:spacing w:before="40" w:after="40" w:line="264" w:lineRule="auto"/>
+            <w:ind w:left="400"/>
           </w:pPr>
           <w:r>
-            <w:t>2.2 Transaktionsführung (Paketwurzel)</w:t>
+            <w:rPr>
+              <w:rFonts w:ascii="Calibri" w:hAnsi="Calibri"/>
+              <w:color w:val="1A1A1A"/>
+              <w:sz w:val="21"/>
+              <w:szCs w:val="21"/>
+            </w:rPr>
+            <w:t xml:space="preserve">1.1 Worum es geht</w:t>
           </w:r>
           <w:r>
+            <w:rPr>
+              <w:rFonts w:ascii="Calibri" w:hAnsi="Calibri"/>
+              <w:color w:val="1A1A1A"/>
+              <w:sz w:val="21"/>
+              <w:szCs w:val="21"/>
+            </w:rPr>
             <w:tab/>
           </w:r>
           <w:r>
+            <w:rPr>
+              <w:rFonts w:ascii="Calibri" w:hAnsi="Calibri"/>
+              <w:color w:val="1A1A1A"/>
+              <w:sz w:val="21"/>
+              <w:szCs w:val="21"/>
+            </w:rPr>
             <w:t>3</w:t>
           </w:r>
         </w:p>
         <w:p>
           <w:pPr>
-            <w:pStyle w:val="12"/>
-            <w:ind w:left="720"/>
             <w:tabs>
-              <w:tab w:val="right" w:leader="dot" w:pos="9026"/>
+              <w:tab w:val="right" w:leader="dot" w:pos="8788"/>
             </w:tabs>
-            <w:spacing w:before="120" w:after="60"/>
+            <w:spacing w:before="40" w:after="40" w:line="264" w:lineRule="auto"/>
+            <w:ind w:left="400"/>
           </w:pPr>
           <w:r>
-            <w:t>TxManager</w:t>
+            <w:rPr>
+              <w:rFonts w:ascii="Calibri" w:hAnsi="Calibri"/>
+              <w:color w:val="1A1A1A"/>
+              <w:sz w:val="21"/>
+              <w:szCs w:val="21"/>
+            </w:rPr>
+            <w:t xml:space="preserve">1.2 Die Paketstruktur im Überblick</w:t>
           </w:r>
           <w:r>
+            <w:rPr>
+              <w:rFonts w:ascii="Calibri" w:hAnsi="Calibri"/>
+              <w:color w:val="1A1A1A"/>
+              <w:sz w:val="21"/>
+              <w:szCs w:val="21"/>
+            </w:rPr>
             <w:tab/>
           </w:r>
           <w:r>
+            <w:rPr>
+              <w:rFonts w:ascii="Calibri" w:hAnsi="Calibri"/>
+              <w:color w:val="1A1A1A"/>
+              <w:sz w:val="21"/>
+              <w:szCs w:val="21"/>
+            </w:rPr>
             <w:t>3</w:t>
           </w:r>
         </w:p>
         <w:p>
           <w:pPr>
-            <w:pStyle w:val="12"/>
-            <w:ind w:left="720"/>
             <w:tabs>
-              <w:tab w:val="right" w:leader="dot" w:pos="9026"/>
+              <w:tab w:val="right" w:leader="dot" w:pos="8788"/>
             </w:tabs>
-            <w:spacing w:before="120" w:after="60"/>
+            <w:spacing w:before="40" w:after="40" w:line="264" w:lineRule="auto"/>
+            <w:ind w:left="400"/>
           </w:pPr>
           <w:r>
-            <w:t>TxWork</w:t>
+            <w:rPr>
+              <w:rFonts w:ascii="Calibri" w:hAnsi="Calibri"/>
+              <w:color w:val="1A1A1A"/>
+              <w:sz w:val="21"/>
+              <w:szCs w:val="21"/>
+            </w:rPr>
+            <w:t xml:space="preserve">1.3 Wie man dieses Dokument nutzt</w:t>
           </w:r>
           <w:r>
+            <w:rPr>
+              <w:rFonts w:ascii="Calibri" w:hAnsi="Calibri"/>
+              <w:color w:val="1A1A1A"/>
+              <w:sz w:val="21"/>
+              <w:szCs w:val="21"/>
+            </w:rPr>
             <w:tab/>
           </w:r>
           <w:r>
+            <w:rPr>
+              <w:rFonts w:ascii="Calibri" w:hAnsi="Calibri"/>
+              <w:color w:val="1A1A1A"/>
+              <w:sz w:val="21"/>
+              <w:szCs w:val="21"/>
+            </w:rPr>
             <w:t>4</w:t>
           </w:r>
         </w:p>
         <w:p>
           <w:pPr>
-            <w:pStyle w:val="12"/>
-            <w:ind w:left="720"/>
             <w:tabs>
-              <w:tab w:val="right" w:leader="dot" w:pos="9026"/>
+              <w:tab w:val="right" w:leader="dot" w:pos="8788"/>
             </w:tabs>
-            <w:spacing w:before="120" w:after="60"/>
+            <w:spacing w:before="240" w:after="60" w:line="276" w:lineRule="auto"/>
+            <w:ind w:left="0"/>
           </w:pPr>
           <w:r>
-            <w:t>TxContext</w:t>
+            <w:rPr>
+              <w:rFonts w:ascii="Calibri" w:hAnsi="Calibri"/>
+              <w:b/>
+              <w:color w:val="0E2A33"/>
+              <w:sz w:val="23"/>
+              <w:szCs w:val="23"/>
+            </w:rPr>
+            <w:t xml:space="preserve">2 Der Transaktionskern: de.allgemein.tx</w:t>
           </w:r>
           <w:r>
+            <w:rPr>
+              <w:rFonts w:ascii="Calibri" w:hAnsi="Calibri"/>
+              <w:b/>
+              <w:color w:val="0E2A33"/>
+              <w:sz w:val="23"/>
+              <w:szCs w:val="23"/>
+            </w:rPr>
             <w:tab/>
           </w:r>
           <w:r>
-            <w:t>4</w:t>
-          </w:r>
-        </w:p>
-        <w:p>
-          <w:pPr>
-            <w:pStyle w:val="12"/>
-            <w:ind w:left="720"/>
-            <w:tabs>
-              <w:tab w:val="right" w:leader="dot" w:pos="9026"/>
-            </w:tabs>
-            <w:spacing w:before="120" w:after="60"/>
-          </w:pPr>
-          <w:r>
-            <w:t>TxOptions</w:t>
-          </w:r>
-          <w:r>
-            <w:tab/>
-          </w:r>
-          <w:r>
-            <w:t>4</w:t>
-          </w:r>
-        </w:p>
-        <w:p>
-          <w:pPr>
-            <w:pStyle w:val="12"/>
-            <w:ind w:left="720"/>
-            <w:tabs>
-              <w:tab w:val="right" w:leader="dot" w:pos="9026"/>
-            </w:tabs>
-            <w:spacing w:before="120" w:after="60"/>
-          </w:pPr>
-          <w:r>
-            <w:t>TxStatus</w:t>
-          </w:r>
-          <w:r>
-            <w:tab/>
-          </w:r>
-          <w:r>
+            <w:rPr>
+              <w:rFonts w:ascii="Calibri" w:hAnsi="Calibri"/>
+              <w:b/>
+              <w:color w:val="0E2A33"/>
+              <w:sz w:val="23"/>
+              <w:szCs w:val="23"/>
+            </w:rPr>
             <w:t>5</w:t>
           </w:r>
         </w:p>
         <w:p>
           <w:pPr>
-            <w:pStyle w:val="12"/>
-            <w:ind w:left="720"/>
             <w:tabs>
-              <w:tab w:val="right" w:leader="dot" w:pos="9026"/>
+              <w:tab w:val="right" w:leader="dot" w:pos="8788"/>
             </w:tabs>
-            <w:spacing w:before="120" w:after="60"/>
+            <w:spacing w:before="40" w:after="40" w:line="264" w:lineRule="auto"/>
+            <w:ind w:left="400"/>
           </w:pPr>
           <w:r>
-            <w:t>TxException</w:t>
+            <w:rPr>
+              <w:rFonts w:ascii="Calibri" w:hAnsi="Calibri"/>
+              <w:color w:val="1A1A1A"/>
+              <w:sz w:val="21"/>
+              <w:szCs w:val="21"/>
+            </w:rPr>
+            <w:t xml:space="preserve">2.1 Idee und Zusammenspiel</w:t>
           </w:r>
           <w:r>
+            <w:rPr>
+              <w:rFonts w:ascii="Calibri" w:hAnsi="Calibri"/>
+              <w:color w:val="1A1A1A"/>
+              <w:sz w:val="21"/>
+              <w:szCs w:val="21"/>
+            </w:rPr>
             <w:tab/>
           </w:r>
           <w:r>
+            <w:rPr>
+              <w:rFonts w:ascii="Calibri" w:hAnsi="Calibri"/>
+              <w:color w:val="1A1A1A"/>
+              <w:sz w:val="21"/>
+              <w:szCs w:val="21"/>
+            </w:rPr>
             <w:t>5</w:t>
           </w:r>
         </w:p>
         <w:p>
           <w:pPr>
-            <w:pStyle w:val="12"/>
-            <w:ind w:left="720"/>
             <w:tabs>
-              <w:tab w:val="right" w:leader="dot" w:pos="9026"/>
+              <w:tab w:val="right" w:leader="dot" w:pos="8788"/>
             </w:tabs>
-            <w:spacing w:before="120" w:after="60"/>
+            <w:spacing w:before="40" w:after="40" w:line="264" w:lineRule="auto"/>
+            <w:ind w:left="400"/>
           </w:pPr>
           <w:r>
-            <w:t>RetryPolicy</w:t>
+            <w:rPr>
+              <w:rFonts w:ascii="Calibri" w:hAnsi="Calibri"/>
+              <w:color w:val="1A1A1A"/>
+              <w:sz w:val="21"/>
+              <w:szCs w:val="21"/>
+            </w:rPr>
+            <w:t xml:space="preserve">2.2 Transaktionsführung (Paketwurzel)</w:t>
           </w:r>
           <w:r>
+            <w:rPr>
+              <w:rFonts w:ascii="Calibri" w:hAnsi="Calibri"/>
+              <w:color w:val="1A1A1A"/>
+              <w:sz w:val="21"/>
+              <w:szCs w:val="21"/>
+            </w:rPr>
             <w:tab/>
           </w:r>
           <w:r>
-            <w:t>6</w:t>
+            <w:rPr>
+              <w:rFonts w:ascii="Calibri" w:hAnsi="Calibri"/>
+              <w:color w:val="1A1A1A"/>
+              <w:sz w:val="21"/>
+              <w:szCs w:val="21"/>
+            </w:rPr>
+            <w:t>5</w:t>
           </w:r>
         </w:p>
         <w:p>
           <w:pPr>
-            <w:pStyle w:val="11"/>
-            <w:ind w:left="360"/>
             <w:tabs>
-              <w:tab w:val="right" w:leader="dot" w:pos="9026"/>
+              <w:tab w:val="right" w:leader="dot" w:pos="8788"/>
             </w:tabs>
-            <w:spacing w:before="120" w:after="60"/>
+            <w:spacing w:before="40" w:after="40" w:line="264" w:lineRule="auto"/>
+            <w:ind w:left="400"/>
           </w:pPr>
           <w:r>
-            <w:t>2.3 Task-Steuerung (Transaktionsmonitor-Rolle)</w:t>
+            <w:rPr>
+              <w:rFonts w:ascii="Calibri" w:hAnsi="Calibri"/>
+              <w:color w:val="1A1A1A"/>
+              <w:sz w:val="21"/>
+              <w:szCs w:val="21"/>
+            </w:rPr>
+            <w:t xml:space="preserve">2.3 Task-Steuerung (Transaktionsmonitor-Rolle)</w:t>
           </w:r>
           <w:r>
+            <w:rPr>
+              <w:rFonts w:ascii="Calibri" w:hAnsi="Calibri"/>
+              <w:color w:val="1A1A1A"/>
+              <w:sz w:val="21"/>
+              <w:szCs w:val="21"/>
+            </w:rPr>
             <w:tab/>
           </w:r>
           <w:r>
-            <w:t>6</w:t>
-          </w:r>
-        </w:p>
-        <w:p>
-          <w:pPr>
-            <w:pStyle w:val="12"/>
-            <w:ind w:left="720"/>
-            <w:tabs>
-              <w:tab w:val="right" w:leader="dot" w:pos="9026"/>
-            </w:tabs>
-            <w:spacing w:before="120" w:after="60"/>
-          </w:pPr>
-          <w:r>
-            <w:t>TaskController</w:t>
-          </w:r>
-          <w:r>
-            <w:tab/>
-          </w:r>
-          <w:r>
-            <w:t>6</w:t>
-          </w:r>
-        </w:p>
-        <w:p>
-          <w:pPr>
-            <w:pStyle w:val="12"/>
-            <w:ind w:left="720"/>
-            <w:tabs>
-              <w:tab w:val="right" w:leader="dot" w:pos="9026"/>
-            </w:tabs>
-            <w:spacing w:before="120" w:after="60"/>
-          </w:pPr>
-          <w:r>
-            <w:t>TaskHandle</w:t>
-          </w:r>
-          <w:r>
-            <w:tab/>
-          </w:r>
-          <w:r>
+            <w:rPr>
+              <w:rFonts w:ascii="Calibri" w:hAnsi="Calibri"/>
+              <w:color w:val="1A1A1A"/>
+              <w:sz w:val="21"/>
+              <w:szCs w:val="21"/>
+            </w:rPr>
             <w:t>7</w:t>
           </w:r>
         </w:p>
         <w:p>
           <w:pPr>
-            <w:pStyle w:val="12"/>
-            <w:ind w:left="720"/>
             <w:tabs>
-              <w:tab w:val="right" w:leader="dot" w:pos="9026"/>
+              <w:tab w:val="right" w:leader="dot" w:pos="8788"/>
             </w:tabs>
-            <w:spacing w:before="120" w:after="60"/>
+            <w:spacing w:before="40" w:after="40" w:line="264" w:lineRule="auto"/>
+            <w:ind w:left="400"/>
           </w:pPr>
           <w:r>
-            <w:t>TaskInfo</w:t>
+            <w:rPr>
+              <w:rFonts w:ascii="Calibri" w:hAnsi="Calibri"/>
+              <w:color w:val="1A1A1A"/>
+              <w:sz w:val="21"/>
+              <w:szCs w:val="21"/>
+            </w:rPr>
+            <w:t xml:space="preserve">2.4 Verbindungspools</w:t>
           </w:r>
           <w:r>
+            <w:rPr>
+              <w:rFonts w:ascii="Calibri" w:hAnsi="Calibri"/>
+              <w:color w:val="1A1A1A"/>
+              <w:sz w:val="21"/>
+              <w:szCs w:val="21"/>
+            </w:rPr>
             <w:tab/>
           </w:r>
           <w:r>
-            <w:t>7</w:t>
-          </w:r>
-        </w:p>
-        <w:p>
-          <w:pPr>
-            <w:pStyle w:val="12"/>
-            <w:ind w:left="720"/>
-            <w:tabs>
-              <w:tab w:val="right" w:leader="dot" w:pos="9026"/>
-            </w:tabs>
-            <w:spacing w:before="120" w:after="60"/>
-          </w:pPr>
-          <w:r>
-            <w:t>TaskStats</w:t>
-          </w:r>
-          <w:r>
-            <w:tab/>
-          </w:r>
-          <w:r>
-            <w:t>7</w:t>
-          </w:r>
-        </w:p>
-        <w:p>
-          <w:pPr>
-            <w:pStyle w:val="11"/>
-            <w:ind w:left="360"/>
-            <w:tabs>
-              <w:tab w:val="right" w:leader="dot" w:pos="9026"/>
-            </w:tabs>
-            <w:spacing w:before="120" w:after="60"/>
-          </w:pPr>
-          <w:r>
-            <w:t>2.4 Verbindungspools</w:t>
-          </w:r>
-          <w:r>
-            <w:tab/>
-          </w:r>
-          <w:r>
+            <w:rPr>
+              <w:rFonts w:ascii="Calibri" w:hAnsi="Calibri"/>
+              <w:color w:val="1A1A1A"/>
+              <w:sz w:val="21"/>
+              <w:szCs w:val="21"/>
+            </w:rPr>
             <w:t>8</w:t>
           </w:r>
         </w:p>
         <w:p>
           <w:pPr>
-            <w:pStyle w:val="12"/>
-            <w:ind w:left="720"/>
             <w:tabs>
-              <w:tab w:val="right" w:leader="dot" w:pos="9026"/>
+              <w:tab w:val="right" w:leader="dot" w:pos="8788"/>
             </w:tabs>
-            <w:spacing w:before="120" w:after="60"/>
+            <w:spacing w:before="40" w:after="40" w:line="264" w:lineRule="auto"/>
+            <w:ind w:left="400"/>
           </w:pPr>
           <w:r>
-            <w:t>ConnectionPool</w:t>
+            <w:rPr>
+              <w:rFonts w:ascii="Calibri" w:hAnsi="Calibri"/>
+              <w:color w:val="1A1A1A"/>
+              <w:sz w:val="21"/>
+              <w:szCs w:val="21"/>
+            </w:rPr>
+            <w:t xml:space="preserve">2.5 Das Saga-Paket tx.saga — lange Geschäftsvorgänge</w:t>
           </w:r>
           <w:r>
+            <w:rPr>
+              <w:rFonts w:ascii="Calibri" w:hAnsi="Calibri"/>
+              <w:color w:val="1A1A1A"/>
+              <w:sz w:val="21"/>
+              <w:szCs w:val="21"/>
+            </w:rPr>
             <w:tab/>
           </w:r>
           <w:r>
+            <w:rPr>
+              <w:rFonts w:ascii="Calibri" w:hAnsi="Calibri"/>
+              <w:color w:val="1A1A1A"/>
+              <w:sz w:val="21"/>
+              <w:szCs w:val="21"/>
+            </w:rPr>
             <w:t>8</w:t>
           </w:r>
         </w:p>
         <w:p>
           <w:pPr>
-            <w:pStyle w:val="12"/>
-            <w:ind w:left="720"/>
             <w:tabs>
-              <w:tab w:val="right" w:leader="dot" w:pos="9026"/>
+              <w:tab w:val="right" w:leader="dot" w:pos="8788"/>
             </w:tabs>
-            <w:spacing w:before="120" w:after="60"/>
+            <w:spacing w:before="40" w:after="40" w:line="264" w:lineRule="auto"/>
+            <w:ind w:left="400"/>
           </w:pPr>
           <w:r>
-            <w:t>SimpleConnectionPool</w:t>
+            <w:rPr>
+              <w:rFonts w:ascii="Calibri" w:hAnsi="Calibri"/>
+              <w:color w:val="1A1A1A"/>
+              <w:sz w:val="21"/>
+              <w:szCs w:val="21"/>
+            </w:rPr>
+            <w:t xml:space="preserve">2.6 Das Audit-Paket tx.audit</w:t>
           </w:r>
           <w:r>
+            <w:rPr>
+              <w:rFonts w:ascii="Calibri" w:hAnsi="Calibri"/>
+              <w:color w:val="1A1A1A"/>
+              <w:sz w:val="21"/>
+              <w:szCs w:val="21"/>
+            </w:rPr>
             <w:tab/>
           </w:r>
           <w:r>
-            <w:t>8</w:t>
-          </w:r>
-        </w:p>
-        <w:p>
-          <w:pPr>
-            <w:pStyle w:val="12"/>
-            <w:ind w:left="720"/>
-            <w:tabs>
-              <w:tab w:val="right" w:leader="dot" w:pos="9026"/>
-            </w:tabs>
-            <w:spacing w:before="120" w:after="60"/>
-          </w:pPr>
-          <w:r>
-            <w:t>UcpConnectionPool</w:t>
-          </w:r>
-          <w:r>
-            <w:tab/>
-          </w:r>
-          <w:r>
-            <w:t>9</w:t>
-          </w:r>
-        </w:p>
-        <w:p>
-          <w:pPr>
-            <w:pStyle w:val="11"/>
-            <w:ind w:left="360"/>
-            <w:tabs>
-              <w:tab w:val="right" w:leader="dot" w:pos="9026"/>
-            </w:tabs>
-            <w:spacing w:before="120" w:after="60"/>
-          </w:pPr>
-          <w:r>
-            <w:t>2.5 Das Saga-Paket tx.saga — lange Geschäftsvorgänge</w:t>
-          </w:r>
-          <w:r>
-            <w:tab/>
-          </w:r>
-          <w:r>
-            <w:t>9</w:t>
-          </w:r>
-        </w:p>
-        <w:p>
-          <w:pPr>
-            <w:pStyle w:val="12"/>
-            <w:ind w:left="720"/>
-            <w:tabs>
-              <w:tab w:val="right" w:leader="dot" w:pos="9026"/>
-            </w:tabs>
-            <w:spacing w:before="120" w:after="60"/>
-          </w:pPr>
-          <w:r>
-            <w:t>SagaEngine</w:t>
-          </w:r>
-          <w:r>
-            <w:tab/>
-          </w:r>
-          <w:r>
-            <w:t>10</w:t>
-          </w:r>
-        </w:p>
-        <w:p>
-          <w:pPr>
-            <w:pStyle w:val="12"/>
-            <w:ind w:left="720"/>
-            <w:tabs>
-              <w:tab w:val="right" w:leader="dot" w:pos="9026"/>
-            </w:tabs>
-            <w:spacing w:before="120" w:after="60"/>
-          </w:pPr>
-          <w:r>
-            <w:t>SagaDefinition</w:t>
-          </w:r>
-          <w:r>
-            <w:tab/>
-          </w:r>
-          <w:r>
-            <w:t>10</w:t>
-          </w:r>
-        </w:p>
-        <w:p>
-          <w:pPr>
-            <w:pStyle w:val="12"/>
-            <w:ind w:left="720"/>
-            <w:tabs>
-              <w:tab w:val="right" w:leader="dot" w:pos="9026"/>
-            </w:tabs>
-            <w:spacing w:before="120" w:after="60"/>
-          </w:pPr>
-          <w:r>
-            <w:t>SagaStep</w:t>
-          </w:r>
-          <w:r>
-            <w:tab/>
-          </w:r>
-          <w:r>
-            <w:t>11</w:t>
-          </w:r>
-        </w:p>
-        <w:p>
-          <w:pPr>
-            <w:pStyle w:val="12"/>
-            <w:ind w:left="720"/>
-            <w:tabs>
-              <w:tab w:val="right" w:leader="dot" w:pos="9026"/>
-            </w:tabs>
-            <w:spacing w:before="120" w:after="60"/>
-          </w:pPr>
-          <w:r>
-            <w:t>SagaAction</w:t>
-          </w:r>
-          <w:r>
-            <w:tab/>
-          </w:r>
-          <w:r>
-            <w:t>11</w:t>
-          </w:r>
-        </w:p>
-        <w:p>
-          <w:pPr>
-            <w:pStyle w:val="12"/>
-            <w:ind w:left="720"/>
-            <w:tabs>
-              <w:tab w:val="right" w:leader="dot" w:pos="9026"/>
-            </w:tabs>
-            <w:spacing w:before="120" w:after="60"/>
-          </w:pPr>
-          <w:r>
-            <w:t>TxSagaJournal</w:t>
-          </w:r>
-          <w:r>
-            <w:tab/>
-          </w:r>
-          <w:r>
-            <w:t>11</w:t>
-          </w:r>
-        </w:p>
-        <w:p>
-          <w:pPr>
-            <w:pStyle w:val="12"/>
-            <w:ind w:left="720"/>
-            <w:tabs>
-              <w:tab w:val="right" w:leader="dot" w:pos="9026"/>
-            </w:tabs>
-            <w:spacing w:before="120" w:after="60"/>
-          </w:pPr>
-          <w:r>
-            <w:t>SagaJournal</w:t>
-          </w:r>
-          <w:r>
-            <w:tab/>
-          </w:r>
-          <w:r>
-            <w:t>12</w:t>
-          </w:r>
-        </w:p>
-        <w:p>
-          <w:pPr>
-            <w:pStyle w:val="12"/>
-            <w:ind w:left="720"/>
-            <w:tabs>
-              <w:tab w:val="right" w:leader="dot" w:pos="9026"/>
-            </w:tabs>
-            <w:spacing w:before="120" w:after="60"/>
-          </w:pPr>
-          <w:r>
-            <w:t>SagaClaim</w:t>
-          </w:r>
-          <w:r>
-            <w:tab/>
-          </w:r>
-          <w:r>
-            <w:t>12</w:t>
-          </w:r>
-        </w:p>
-        <w:p>
-          <w:pPr>
-            <w:pStyle w:val="12"/>
-            <w:ind w:left="720"/>
-            <w:tabs>
-              <w:tab w:val="right" w:leader="dot" w:pos="9026"/>
-            </w:tabs>
-            <w:spacing w:before="120" w:after="60"/>
-          </w:pPr>
-          <w:r>
-            <w:t>UnfinishedSaga</w:t>
-          </w:r>
-          <w:r>
-            <w:tab/>
-          </w:r>
-          <w:r>
-            <w:t>12</w:t>
-          </w:r>
-        </w:p>
-        <w:p>
-          <w:pPr>
-            <w:pStyle w:val="12"/>
-            <w:ind w:left="720"/>
-            <w:tabs>
-              <w:tab w:val="right" w:leader="dot" w:pos="9026"/>
-            </w:tabs>
-            <w:spacing w:before="120" w:after="60"/>
-          </w:pPr>
-          <w:r>
-            <w:t>SagaState</w:t>
-          </w:r>
-          <w:r>
-            <w:tab/>
-          </w:r>
-          <w:r>
+            <w:rPr>
+              <w:rFonts w:ascii="Calibri" w:hAnsi="Calibri"/>
+              <w:color w:val="1A1A1A"/>
+              <w:sz w:val="21"/>
+              <w:szCs w:val="21"/>
+            </w:rPr>
             <w:t>13</w:t>
           </w:r>
         </w:p>
         <w:p>
           <w:pPr>
-            <w:pStyle w:val="11"/>
-            <w:ind w:left="360"/>
             <w:tabs>
-              <w:tab w:val="right" w:leader="dot" w:pos="9026"/>
+              <w:tab w:val="right" w:leader="dot" w:pos="8788"/>
             </w:tabs>
-            <w:spacing w:before="120" w:after="60"/>
+            <w:spacing w:before="40" w:after="40" w:line="264" w:lineRule="auto"/>
+            <w:ind w:left="400"/>
           </w:pPr>
           <w:r>
-            <w:t>2.6 Das Audit-Paket tx.audit</w:t>
+            <w:rPr>
+              <w:rFonts w:ascii="Calibri" w:hAnsi="Calibri"/>
+              <w:color w:val="1A1A1A"/>
+              <w:sz w:val="21"/>
+              <w:szCs w:val="21"/>
+            </w:rPr>
+            <w:t xml:space="preserve">2.7 Das Monitoring-Paket tx.monitoring (JMX)</w:t>
           </w:r>
           <w:r>
+            <w:rPr>
+              <w:rFonts w:ascii="Calibri" w:hAnsi="Calibri"/>
+              <w:color w:val="1A1A1A"/>
+              <w:sz w:val="21"/>
+              <w:szCs w:val="21"/>
+            </w:rPr>
             <w:tab/>
           </w:r>
           <w:r>
-            <w:t>13</w:t>
-          </w:r>
-        </w:p>
-        <w:p>
-          <w:pPr>
-            <w:pStyle w:val="12"/>
-            <w:ind w:left="720"/>
-            <w:tabs>
-              <w:tab w:val="right" w:leader="dot" w:pos="9026"/>
-            </w:tabs>
-            <w:spacing w:before="120" w:after="60"/>
-          </w:pPr>
-          <w:r>
-            <w:t>TxAuditEvent</w:t>
-          </w:r>
-          <w:r>
-            <w:tab/>
-          </w:r>
-          <w:r>
-            <w:t>13</w:t>
-          </w:r>
-        </w:p>
-        <w:p>
-          <w:pPr>
-            <w:pStyle w:val="12"/>
-            <w:ind w:left="720"/>
-            <w:tabs>
-              <w:tab w:val="right" w:leader="dot" w:pos="9026"/>
-            </w:tabs>
-            <w:spacing w:before="120" w:after="60"/>
-          </w:pPr>
-          <w:r>
-            <w:t>TxAuditListener</w:t>
-          </w:r>
-          <w:r>
-            <w:tab/>
-          </w:r>
-          <w:r>
+            <w:rPr>
+              <w:rFonts w:ascii="Calibri" w:hAnsi="Calibri"/>
+              <w:color w:val="1A1A1A"/>
+              <w:sz w:val="21"/>
+              <w:szCs w:val="21"/>
+            </w:rPr>
             <w:t>14</w:t>
           </w:r>
         </w:p>
         <w:p>
           <w:pPr>
-            <w:pStyle w:val="12"/>
-            <w:ind w:left="720"/>
             <w:tabs>
-              <w:tab w:val="right" w:leader="dot" w:pos="9026"/>
+              <w:tab w:val="right" w:leader="dot" w:pos="8788"/>
             </w:tabs>
-            <w:spacing w:before="120" w:after="60"/>
+            <w:spacing w:before="40" w:after="40" w:line="264" w:lineRule="auto"/>
+            <w:ind w:left="400"/>
           </w:pPr>
           <w:r>
-            <w:t>TxAuditLog</w:t>
+            <w:rPr>
+              <w:rFonts w:ascii="Calibri" w:hAnsi="Calibri"/>
+              <w:color w:val="1A1A1A"/>
+              <w:sz w:val="21"/>
+              <w:szCs w:val="21"/>
+            </w:rPr>
+            <w:t xml:space="preserve">2.8 Das Demo-Paket tx.demo</w:t>
           </w:r>
           <w:r>
+            <w:rPr>
+              <w:rFonts w:ascii="Calibri" w:hAnsi="Calibri"/>
+              <w:color w:val="1A1A1A"/>
+              <w:sz w:val="21"/>
+              <w:szCs w:val="21"/>
+            </w:rPr>
             <w:tab/>
           </w:r>
           <w:r>
-            <w:t>14</w:t>
-          </w:r>
-        </w:p>
-        <w:p>
-          <w:pPr>
-            <w:pStyle w:val="11"/>
-            <w:ind w:left="360"/>
-            <w:tabs>
-              <w:tab w:val="right" w:leader="dot" w:pos="9026"/>
-            </w:tabs>
-            <w:spacing w:before="120" w:after="60"/>
-          </w:pPr>
-          <w:r>
-            <w:t>2.7 Das Monitoring-Paket tx.monitoring (JMX)</w:t>
-          </w:r>
-          <w:r>
-            <w:tab/>
-          </w:r>
-          <w:r>
+            <w:rPr>
+              <w:rFonts w:ascii="Calibri" w:hAnsi="Calibri"/>
+              <w:color w:val="1A1A1A"/>
+              <w:sz w:val="21"/>
+              <w:szCs w:val="21"/>
+            </w:rPr>
             <w:t>15</w:t>
           </w:r>
         </w:p>
         <w:p>
           <w:pPr>
-            <w:pStyle w:val="12"/>
-            <w:ind w:left="720"/>
             <w:tabs>
-              <w:tab w:val="right" w:leader="dot" w:pos="9026"/>
+              <w:tab w:val="right" w:leader="dot" w:pos="8788"/>
             </w:tabs>
-            <w:spacing w:before="120" w:after="60"/>
+            <w:spacing w:before="240" w:after="60" w:line="276" w:lineRule="auto"/>
+            <w:ind w:left="0"/>
           </w:pPr>
           <w:r>
-            <w:t>TxMonitoring</w:t>
+            <w:rPr>
+              <w:rFonts w:ascii="Calibri" w:hAnsi="Calibri"/>
+              <w:b/>
+              <w:color w:val="0E2A33"/>
+              <w:sz w:val="23"/>
+              <w:szCs w:val="23"/>
+            </w:rPr>
+            <w:t xml:space="preserve">3 Die Fachschicht SDN.Leistung: de.allgemein.lmg</w:t>
           </w:r>
           <w:r>
+            <w:rPr>
+              <w:rFonts w:ascii="Calibri" w:hAnsi="Calibri"/>
+              <w:b/>
+              <w:color w:val="0E2A33"/>
+              <w:sz w:val="23"/>
+              <w:szCs w:val="23"/>
+            </w:rPr>
             <w:tab/>
           </w:r>
           <w:r>
-            <w:t>15</w:t>
-          </w:r>
-        </w:p>
-        <w:p>
-          <w:pPr>
-            <w:pStyle w:val="12"/>
-            <w:ind w:left="720"/>
-            <w:tabs>
-              <w:tab w:val="right" w:leader="dot" w:pos="9026"/>
-            </w:tabs>
-            <w:spacing w:before="120" w:after="60"/>
-          </w:pPr>
-          <w:r>
-            <w:t>TaskControllerMBean</w:t>
-          </w:r>
-          <w:r>
-            <w:tab/>
-          </w:r>
-          <w:r>
-            <w:t>15</w:t>
-          </w:r>
-        </w:p>
-        <w:p>
-          <w:pPr>
-            <w:pStyle w:val="12"/>
-            <w:ind w:left="720"/>
-            <w:tabs>
-              <w:tab w:val="right" w:leader="dot" w:pos="9026"/>
-            </w:tabs>
-            <w:spacing w:before="120" w:after="60"/>
-          </w:pPr>
-          <w:r>
-            <w:t>TaskControllerAdapter</w:t>
-          </w:r>
-          <w:r>
-            <w:tab/>
-          </w:r>
-          <w:r>
+            <w:rPr>
+              <w:rFonts w:ascii="Calibri" w:hAnsi="Calibri"/>
+              <w:b/>
+              <w:color w:val="0E2A33"/>
+              <w:sz w:val="23"/>
+              <w:szCs w:val="23"/>
+            </w:rPr>
             <w:t>16</w:t>
           </w:r>
         </w:p>
         <w:p>
           <w:pPr>
-            <w:pStyle w:val="12"/>
-            <w:ind w:left="720"/>
             <w:tabs>
-              <w:tab w:val="right" w:leader="dot" w:pos="9026"/>
+              <w:tab w:val="right" w:leader="dot" w:pos="8788"/>
             </w:tabs>
-            <w:spacing w:before="120" w:after="60"/>
+            <w:spacing w:before="40" w:after="40" w:line="264" w:lineRule="auto"/>
+            <w:ind w:left="400"/>
           </w:pPr>
           <w:r>
-            <w:t>UcpConnectionPoolMBean</w:t>
+            <w:rPr>
+              <w:rFonts w:ascii="Calibri" w:hAnsi="Calibri"/>
+              <w:color w:val="1A1A1A"/>
+              <w:sz w:val="21"/>
+              <w:szCs w:val="21"/>
+            </w:rPr>
+            <w:t xml:space="preserve">3.1 Idee und Zusammenspiel</w:t>
           </w:r>
           <w:r>
+            <w:rPr>
+              <w:rFonts w:ascii="Calibri" w:hAnsi="Calibri"/>
+              <w:color w:val="1A1A1A"/>
+              <w:sz w:val="21"/>
+              <w:szCs w:val="21"/>
+            </w:rPr>
             <w:tab/>
           </w:r>
           <w:r>
+            <w:rPr>
+              <w:rFonts w:ascii="Calibri" w:hAnsi="Calibri"/>
+              <w:color w:val="1A1A1A"/>
+              <w:sz w:val="21"/>
+              <w:szCs w:val="21"/>
+            </w:rPr>
             <w:t>16</w:t>
           </w:r>
         </w:p>
         <w:p>
           <w:pPr>
-            <w:pStyle w:val="12"/>
-            <w:ind w:left="720"/>
             <w:tabs>
-              <w:tab w:val="right" w:leader="dot" w:pos="9026"/>
+              <w:tab w:val="right" w:leader="dot" w:pos="8788"/>
             </w:tabs>
-            <w:spacing w:before="120" w:after="60"/>
+            <w:spacing w:before="40" w:after="40" w:line="264" w:lineRule="auto"/>
+            <w:ind w:left="400"/>
           </w:pPr>
           <w:r>
-            <w:t>UcpConnectionPoolAdapter</w:t>
+            <w:rPr>
+              <w:rFonts w:ascii="Calibri" w:hAnsi="Calibri"/>
+              <w:color w:val="1A1A1A"/>
+              <w:sz w:val="21"/>
+              <w:szCs w:val="21"/>
+            </w:rPr>
+            <w:t xml:space="preserve">3.2 model — die Wertobjekte der Fachwelt</w:t>
           </w:r>
           <w:r>
+            <w:rPr>
+              <w:rFonts w:ascii="Calibri" w:hAnsi="Calibri"/>
+              <w:color w:val="1A1A1A"/>
+              <w:sz w:val="21"/>
+              <w:szCs w:val="21"/>
+            </w:rPr>
             <w:tab/>
           </w:r>
           <w:r>
+            <w:rPr>
+              <w:rFonts w:ascii="Calibri" w:hAnsi="Calibri"/>
+              <w:color w:val="1A1A1A"/>
+              <w:sz w:val="21"/>
+              <w:szCs w:val="21"/>
+            </w:rPr>
             <w:t>16</w:t>
           </w:r>
         </w:p>
         <w:p>
           <w:pPr>
-            <w:pStyle w:val="12"/>
-            <w:ind w:left="720"/>
             <w:tabs>
-              <w:tab w:val="right" w:leader="dot" w:pos="9026"/>
+              <w:tab w:val="right" w:leader="dot" w:pos="8788"/>
             </w:tabs>
-            <w:spacing w:before="120" w:after="60"/>
+            <w:spacing w:before="40" w:after="40" w:line="264" w:lineRule="auto"/>
+            <w:ind w:left="400"/>
           </w:pPr>
           <w:r>
-            <w:t>GenericConnectionPoolMBean</w:t>
+            <w:rPr>
+              <w:rFonts w:ascii="Calibri" w:hAnsi="Calibri"/>
+              <w:color w:val="1A1A1A"/>
+              <w:sz w:val="21"/>
+              <w:szCs w:val="21"/>
+            </w:rPr>
+            <w:t xml:space="preserve">3.3 dao — der Datenzugriff</w:t>
           </w:r>
           <w:r>
+            <w:rPr>
+              <w:rFonts w:ascii="Calibri" w:hAnsi="Calibri"/>
+              <w:color w:val="1A1A1A"/>
+              <w:sz w:val="21"/>
+              <w:szCs w:val="21"/>
+            </w:rPr>
             <w:tab/>
           </w:r>
           <w:r>
-            <w:t>17</w:t>
-          </w:r>
-        </w:p>
-        <w:p>
-          <w:pPr>
-            <w:pStyle w:val="12"/>
-            <w:ind w:left="720"/>
-            <w:tabs>
-              <w:tab w:val="right" w:leader="dot" w:pos="9026"/>
-            </w:tabs>
-            <w:spacing w:before="120" w:after="60"/>
-          </w:pPr>
-          <w:r>
-            <w:t>GenericConnectionPoolAdapter</w:t>
-          </w:r>
-          <w:r>
-            <w:tab/>
-          </w:r>
-          <w:r>
-            <w:t>17</w:t>
-          </w:r>
-        </w:p>
-        <w:p>
-          <w:pPr>
-            <w:pStyle w:val="11"/>
-            <w:ind w:left="360"/>
-            <w:tabs>
-              <w:tab w:val="right" w:leader="dot" w:pos="9026"/>
-            </w:tabs>
-            <w:spacing w:before="120" w:after="60"/>
-          </w:pPr>
-          <w:r>
-            <w:t>2.8 Das Demo-Paket tx.demo</w:t>
-          </w:r>
-          <w:r>
-            <w:tab/>
-          </w:r>
-          <w:r>
-            <w:t>17</w:t>
-          </w:r>
-        </w:p>
-        <w:p>
-          <w:pPr>
-            <w:pStyle w:val="12"/>
-            <w:ind w:left="720"/>
-            <w:tabs>
-              <w:tab w:val="right" w:leader="dot" w:pos="9026"/>
-            </w:tabs>
-            <w:spacing w:before="120" w:after="60"/>
-          </w:pPr>
-          <w:r>
-            <w:t>DemoMain</w:t>
-          </w:r>
-          <w:r>
-            <w:tab/>
-          </w:r>
-          <w:r>
+            <w:rPr>
+              <w:rFonts w:ascii="Calibri" w:hAnsi="Calibri"/>
+              <w:color w:val="1A1A1A"/>
+              <w:sz w:val="21"/>
+              <w:szCs w:val="21"/>
+            </w:rPr>
             <w:t>18</w:t>
           </w:r>
         </w:p>
         <w:p>
           <w:pPr>
-            <w:pStyle w:val="12"/>
-            <w:ind w:left="720"/>
             <w:tabs>
-              <w:tab w:val="right" w:leader="dot" w:pos="9026"/>
+              <w:tab w:val="right" w:leader="dot" w:pos="8788"/>
             </w:tabs>
-            <w:spacing w:before="120" w:after="60"/>
+            <w:spacing w:before="40" w:after="40" w:line="264" w:lineRule="auto"/>
+            <w:ind w:left="400"/>
           </w:pPr>
           <w:r>
-            <w:t>AntragsDemoProzess</w:t>
+            <w:rPr>
+              <w:rFonts w:ascii="Calibri" w:hAnsi="Calibri"/>
+              <w:color w:val="1A1A1A"/>
+              <w:sz w:val="21"/>
+              <w:szCs w:val="21"/>
+            </w:rPr>
+            <w:t xml:space="preserve">3.4 calc — Bedarfsberechnung nach SGB XII</w:t>
           </w:r>
           <w:r>
+            <w:rPr>
+              <w:rFonts w:ascii="Calibri" w:hAnsi="Calibri"/>
+              <w:color w:val="1A1A1A"/>
+              <w:sz w:val="21"/>
+              <w:szCs w:val="21"/>
+            </w:rPr>
             <w:tab/>
           </w:r>
           <w:r>
-            <w:t>18</w:t>
-          </w:r>
-        </w:p>
-        <w:p>
-          <w:pPr>
-            <w:pStyle w:val="9"/>
-            <w:tabs>
-              <w:tab w:val="right" w:leader="dot" w:pos="9026"/>
-            </w:tabs>
-            <w:spacing w:before="120" w:after="60"/>
-          </w:pPr>
-          <w:r>
-            <w:t>3 Die Fachschicht SDN.Leistung: de.allgemein.lmg</w:t>
-          </w:r>
-          <w:r>
-            <w:tab/>
-          </w:r>
-          <w:r>
-            <w:t>18</w:t>
-          </w:r>
-        </w:p>
-        <w:p>
-          <w:pPr>
-            <w:pStyle w:val="11"/>
-            <w:ind w:left="360"/>
-            <w:tabs>
-              <w:tab w:val="right" w:leader="dot" w:pos="9026"/>
-            </w:tabs>
-            <w:spacing w:before="120" w:after="60"/>
-          </w:pPr>
-          <w:r>
-            <w:t>3.1 Idee und Zusammenspiel</w:t>
-          </w:r>
-          <w:r>
-            <w:tab/>
-          </w:r>
-          <w:r>
+            <w:rPr>
+              <w:rFonts w:ascii="Calibri" w:hAnsi="Calibri"/>
+              <w:color w:val="1A1A1A"/>
+              <w:sz w:val="21"/>
+              <w:szCs w:val="21"/>
+            </w:rPr>
             <w:t>19</w:t>
           </w:r>
         </w:p>
         <w:p>
           <w:pPr>
-            <w:pStyle w:val="11"/>
-            <w:ind w:left="360"/>
             <w:tabs>
-              <w:tab w:val="right" w:leader="dot" w:pos="9026"/>
+              <w:tab w:val="right" w:leader="dot" w:pos="8788"/>
             </w:tabs>
-            <w:spacing w:before="120" w:after="60"/>
+            <w:spacing w:before="40" w:after="40" w:line="264" w:lineRule="auto"/>
+            <w:ind w:left="400"/>
           </w:pPr>
           <w:r>
-            <w:t>3.2 model — die Wertobjekte der Fachwelt</w:t>
+            <w:rPr>
+              <w:rFonts w:ascii="Calibri" w:hAnsi="Calibri"/>
+              <w:color w:val="1A1A1A"/>
+              <w:sz w:val="21"/>
+              <w:szCs w:val="21"/>
+            </w:rPr>
+            <w:t xml:space="preserve">3.5 config — externalisierte Konfiguration</w:t>
           </w:r>
           <w:r>
+            <w:rPr>
+              <w:rFonts w:ascii="Calibri" w:hAnsi="Calibri"/>
+              <w:color w:val="1A1A1A"/>
+              <w:sz w:val="21"/>
+              <w:szCs w:val="21"/>
+            </w:rPr>
             <w:tab/>
           </w:r>
           <w:r>
-            <w:t>19</w:t>
-          </w:r>
-        </w:p>
-        <w:p>
-          <w:pPr>
-            <w:pStyle w:val="12"/>
-            <w:ind w:left="720"/>
-            <w:tabs>
-              <w:tab w:val="right" w:leader="dot" w:pos="9026"/>
-            </w:tabs>
-            <w:spacing w:before="120" w:after="60"/>
-          </w:pPr>
-          <w:r>
-            <w:t>SozialFall</w:t>
-          </w:r>
-          <w:r>
-            <w:tab/>
-          </w:r>
-          <w:r>
-            <w:t>19</w:t>
-          </w:r>
-        </w:p>
-        <w:p>
-          <w:pPr>
-            <w:pStyle w:val="12"/>
-            <w:ind w:left="720"/>
-            <w:tabs>
-              <w:tab w:val="right" w:leader="dot" w:pos="9026"/>
-            </w:tabs>
-            <w:spacing w:before="120" w:after="60"/>
-          </w:pPr>
-          <w:r>
-            <w:t>Bedarfsgemeinschaft</w:t>
-          </w:r>
-          <w:r>
-            <w:tab/>
-          </w:r>
-          <w:r>
+            <w:rPr>
+              <w:rFonts w:ascii="Calibri" w:hAnsi="Calibri"/>
+              <w:color w:val="1A1A1A"/>
+              <w:sz w:val="21"/>
+              <w:szCs w:val="21"/>
+            </w:rPr>
             <w:t>20</w:t>
           </w:r>
         </w:p>
         <w:p>
           <w:pPr>
-            <w:pStyle w:val="12"/>
-            <w:ind w:left="720"/>
             <w:tabs>
-              <w:tab w:val="right" w:leader="dot" w:pos="9026"/>
+              <w:tab w:val="right" w:leader="dot" w:pos="8788"/>
             </w:tabs>
-            <w:spacing w:before="120" w:after="60"/>
+            <w:spacing w:before="40" w:after="40" w:line="264" w:lineRule="auto"/>
+            <w:ind w:left="400"/>
           </w:pPr>
           <w:r>
-            <w:t>Zahlung</w:t>
+            <w:rPr>
+              <w:rFonts w:ascii="Calibri" w:hAnsi="Calibri"/>
+              <w:color w:val="1A1A1A"/>
+              <w:sz w:val="21"/>
+              <w:szCs w:val="21"/>
+            </w:rPr>
+            <w:t xml:space="preserve">3.6 service — die Fachdienste</w:t>
           </w:r>
           <w:r>
+            <w:rPr>
+              <w:rFonts w:ascii="Calibri" w:hAnsi="Calibri"/>
+              <w:color w:val="1A1A1A"/>
+              <w:sz w:val="21"/>
+              <w:szCs w:val="21"/>
+            </w:rPr>
             <w:tab/>
           </w:r>
           <w:r>
-            <w:t>20</w:t>
-          </w:r>
-        </w:p>
-        <w:p>
-          <w:pPr>
-            <w:pStyle w:val="12"/>
-            <w:ind w:left="720"/>
-            <w:tabs>
-              <w:tab w:val="right" w:leader="dot" w:pos="9026"/>
-            </w:tabs>
-            <w:spacing w:before="120" w:after="60"/>
-          </w:pPr>
-          <w:r>
-            <w:t>Bescheid</w:t>
-          </w:r>
-          <w:r>
-            <w:tab/>
-          </w:r>
-          <w:r>
+            <w:rPr>
+              <w:rFonts w:ascii="Calibri" w:hAnsi="Calibri"/>
+              <w:color w:val="1A1A1A"/>
+              <w:sz w:val="21"/>
+              <w:szCs w:val="21"/>
+            </w:rPr>
             <w:t>21</w:t>
           </w:r>
         </w:p>
         <w:p>
           <w:pPr>
-            <w:pStyle w:val="12"/>
-            <w:ind w:left="720"/>
             <w:tabs>
-              <w:tab w:val="right" w:leader="dot" w:pos="9026"/>
+              <w:tab w:val="right" w:leader="dot" w:pos="8788"/>
             </w:tabs>
-            <w:spacing w:before="120" w:after="60"/>
+            <w:spacing w:before="40" w:after="40" w:line="264" w:lineRule="auto"/>
+            <w:ind w:left="400"/>
           </w:pPr>
           <w:r>
-            <w:t>Journaleintrag</w:t>
+            <w:rPr>
+              <w:rFonts w:ascii="Calibri" w:hAnsi="Calibri"/>
+              <w:color w:val="1A1A1A"/>
+              <w:sz w:val="21"/>
+              <w:szCs w:val="21"/>
+            </w:rPr>
+            <w:t xml:space="preserve">3.7 saga — die fachliche End-to-End-Saga</w:t>
           </w:r>
           <w:r>
+            <w:rPr>
+              <w:rFonts w:ascii="Calibri" w:hAnsi="Calibri"/>
+              <w:color w:val="1A1A1A"/>
+              <w:sz w:val="21"/>
+              <w:szCs w:val="21"/>
+            </w:rPr>
             <w:tab/>
           </w:r>
           <w:r>
-            <w:t>21</w:t>
-          </w:r>
-        </w:p>
-        <w:p>
-          <w:pPr>
-            <w:pStyle w:val="12"/>
-            <w:ind w:left="720"/>
-            <w:tabs>
-              <w:tab w:val="right" w:leader="dot" w:pos="9026"/>
-            </w:tabs>
-            <w:spacing w:before="120" w:after="60"/>
-          </w:pPr>
-          <w:r>
-            <w:t>VorgangslisteEintrag</w:t>
-          </w:r>
-          <w:r>
-            <w:tab/>
-          </w:r>
-          <w:r>
-            <w:t>21</w:t>
-          </w:r>
-        </w:p>
-        <w:p>
-          <w:pPr>
-            <w:pStyle w:val="11"/>
-            <w:ind w:left="360"/>
-            <w:tabs>
-              <w:tab w:val="right" w:leader="dot" w:pos="9026"/>
-            </w:tabs>
-            <w:spacing w:before="120" w:after="60"/>
-          </w:pPr>
-          <w:r>
-            <w:t>3.3 dao — der Datenzugriff</w:t>
-          </w:r>
-          <w:r>
-            <w:tab/>
-          </w:r>
-          <w:r>
-            <w:t>22</w:t>
-          </w:r>
-        </w:p>
-        <w:p>
-          <w:pPr>
-            <w:pStyle w:val="12"/>
-            <w:ind w:left="720"/>
-            <w:tabs>
-              <w:tab w:val="right" w:leader="dot" w:pos="9026"/>
-            </w:tabs>
-            <w:spacing w:before="120" w:after="60"/>
-          </w:pPr>
-          <w:r>
-            <w:t>SozialFallDao</w:t>
-          </w:r>
-          <w:r>
-            <w:tab/>
-          </w:r>
-          <w:r>
-            <w:t>22</w:t>
-          </w:r>
-        </w:p>
-        <w:p>
-          <w:pPr>
-            <w:pStyle w:val="12"/>
-            <w:ind w:left="720"/>
-            <w:tabs>
-              <w:tab w:val="right" w:leader="dot" w:pos="9026"/>
-            </w:tabs>
-            <w:spacing w:before="120" w:after="60"/>
-          </w:pPr>
-          <w:r>
-            <w:t>BedarfsgemeinschaftDao</w:t>
-          </w:r>
-          <w:r>
-            <w:tab/>
-          </w:r>
-          <w:r>
-            <w:t>23</w:t>
-          </w:r>
-        </w:p>
-        <w:p>
-          <w:pPr>
-            <w:pStyle w:val="12"/>
-            <w:ind w:left="720"/>
-            <w:tabs>
-              <w:tab w:val="right" w:leader="dot" w:pos="9026"/>
-            </w:tabs>
-            <w:spacing w:before="120" w:after="60"/>
-          </w:pPr>
-          <w:r>
-            <w:t>ZahlungDao</w:t>
-          </w:r>
-          <w:r>
-            <w:tab/>
-          </w:r>
-          <w:r>
-            <w:t>23</w:t>
-          </w:r>
-        </w:p>
-        <w:p>
-          <w:pPr>
-            <w:pStyle w:val="12"/>
-            <w:ind w:left="720"/>
-            <w:tabs>
-              <w:tab w:val="right" w:leader="dot" w:pos="9026"/>
-            </w:tabs>
-            <w:spacing w:before="120" w:after="60"/>
-          </w:pPr>
-          <w:r>
-            <w:t>BescheidDao</w:t>
-          </w:r>
-          <w:r>
-            <w:tab/>
-          </w:r>
-          <w:r>
-            <w:t>23</w:t>
-          </w:r>
-        </w:p>
-        <w:p>
-          <w:pPr>
-            <w:pStyle w:val="12"/>
-            <w:ind w:left="720"/>
-            <w:tabs>
-              <w:tab w:val="right" w:leader="dot" w:pos="9026"/>
-            </w:tabs>
-            <w:spacing w:before="120" w:after="60"/>
-          </w:pPr>
-          <w:r>
-            <w:t>JournalDao</w:t>
-          </w:r>
-          <w:r>
-            <w:tab/>
-          </w:r>
-          <w:r>
+            <w:rPr>
+              <w:rFonts w:ascii="Calibri" w:hAnsi="Calibri"/>
+              <w:color w:val="1A1A1A"/>
+              <w:sz w:val="21"/>
+              <w:szCs w:val="21"/>
+            </w:rPr>
             <w:t>24</w:t>
           </w:r>
         </w:p>
         <w:p>
           <w:pPr>
-            <w:pStyle w:val="12"/>
-            <w:ind w:left="720"/>
             <w:tabs>
-              <w:tab w:val="right" w:leader="dot" w:pos="9026"/>
+              <w:tab w:val="right" w:leader="dot" w:pos="8788"/>
             </w:tabs>
-            <w:spacing w:before="120" w:after="60"/>
+            <w:spacing w:before="40" w:after="40" w:line="264" w:lineRule="auto"/>
+            <w:ind w:left="400"/>
           </w:pPr>
           <w:r>
-            <w:t>SatzstandDao</w:t>
+            <w:rPr>
+              <w:rFonts w:ascii="Calibri" w:hAnsi="Calibri"/>
+              <w:color w:val="1A1A1A"/>
+              <w:sz w:val="21"/>
+              <w:szCs w:val="21"/>
+            </w:rPr>
+            <w:t xml:space="preserve">3.8 web — Weboberfläche und JSON-API</w:t>
           </w:r>
           <w:r>
+            <w:rPr>
+              <w:rFonts w:ascii="Calibri" w:hAnsi="Calibri"/>
+              <w:color w:val="1A1A1A"/>
+              <w:sz w:val="21"/>
+              <w:szCs w:val="21"/>
+            </w:rPr>
             <w:tab/>
           </w:r>
           <w:r>
-            <w:t>24</w:t>
-          </w:r>
-        </w:p>
-        <w:p>
-          <w:pPr>
-            <w:pStyle w:val="11"/>
-            <w:ind w:left="360"/>
-            <w:tabs>
-              <w:tab w:val="right" w:leader="dot" w:pos="9026"/>
-            </w:tabs>
-            <w:spacing w:before="120" w:after="60"/>
-          </w:pPr>
-          <w:r>
-            <w:t>3.4 calc — Bedarfsberechnung nach SGB XII</w:t>
-          </w:r>
-          <w:r>
-            <w:tab/>
-          </w:r>
-          <w:r>
-            <w:t>24</w:t>
-          </w:r>
-        </w:p>
-        <w:p>
-          <w:pPr>
-            <w:pStyle w:val="12"/>
-            <w:ind w:left="720"/>
-            <w:tabs>
-              <w:tab w:val="right" w:leader="dot" w:pos="9026"/>
-            </w:tabs>
-            <w:spacing w:before="120" w:after="60"/>
-          </w:pPr>
-          <w:r>
-            <w:t>Leistungsberechnung</w:t>
-          </w:r>
-          <w:r>
-            <w:tab/>
-          </w:r>
-          <w:r>
+            <w:rPr>
+              <w:rFonts w:ascii="Calibri" w:hAnsi="Calibri"/>
+              <w:color w:val="1A1A1A"/>
+              <w:sz w:val="21"/>
+              <w:szCs w:val="21"/>
+            </w:rPr>
             <w:t>25</w:t>
           </w:r>
         </w:p>
         <w:p>
           <w:pPr>
-            <w:pStyle w:val="12"/>
-            <w:ind w:left="720"/>
             <w:tabs>
-              <w:tab w:val="right" w:leader="dot" w:pos="9026"/>
+              <w:tab w:val="right" w:leader="dot" w:pos="8788"/>
             </w:tabs>
-            <w:spacing w:before="120" w:after="60"/>
+            <w:spacing w:before="240" w:after="60" w:line="276" w:lineRule="auto"/>
+            <w:ind w:left="0"/>
           </w:pPr>
           <w:r>
-            <w:t>Satzstand</w:t>
+            <w:rPr>
+              <w:rFonts w:ascii="Calibri" w:hAnsi="Calibri"/>
+              <w:b/>
+              <w:color w:val="0E2A33"/>
+              <w:sz w:val="23"/>
+              <w:szCs w:val="23"/>
+            </w:rPr>
+            <w:t xml:space="preserve">4 Der Weg einer Auszahlung durch alle Schichten</w:t>
           </w:r>
           <w:r>
+            <w:rPr>
+              <w:rFonts w:ascii="Calibri" w:hAnsi="Calibri"/>
+              <w:b/>
+              <w:color w:val="0E2A33"/>
+              <w:sz w:val="23"/>
+              <w:szCs w:val="23"/>
+            </w:rPr>
             <w:tab/>
           </w:r>
           <w:r>
-            <w:t>25</w:t>
-          </w:r>
-        </w:p>
-        <w:p>
-          <w:pPr>
-            <w:pStyle w:val="12"/>
-            <w:ind w:left="720"/>
-            <w:tabs>
-              <w:tab w:val="right" w:leader="dot" w:pos="9026"/>
-            </w:tabs>
-            <w:spacing w:before="120" w:after="60"/>
-          </w:pPr>
-          <w:r>
-            <w:t>BerechnungsSnapshot</w:t>
-          </w:r>
-          <w:r>
-            <w:tab/>
-          </w:r>
-          <w:r>
-            <w:t>26</w:t>
-          </w:r>
-        </w:p>
-        <w:p>
-          <w:pPr>
-            <w:pStyle w:val="12"/>
-            <w:ind w:left="720"/>
-            <w:tabs>
-              <w:tab w:val="right" w:leader="dot" w:pos="9026"/>
-            </w:tabs>
-            <w:spacing w:before="120" w:after="60"/>
-          </w:pPr>
-          <w:r>
-            <w:t>Bewilligungsplan</w:t>
-          </w:r>
-          <w:r>
-            <w:tab/>
-          </w:r>
-          <w:r>
-            <w:t>26</w:t>
-          </w:r>
-        </w:p>
-        <w:p>
-          <w:pPr>
-            <w:pStyle w:val="11"/>
-            <w:ind w:left="360"/>
-            <w:tabs>
-              <w:tab w:val="right" w:leader="dot" w:pos="9026"/>
-            </w:tabs>
-            <w:spacing w:before="120" w:after="60"/>
-          </w:pPr>
-          <w:r>
-            <w:t>3.5 config — externalisierte Konfiguration</w:t>
-          </w:r>
-          <w:r>
-            <w:tab/>
-          </w:r>
-          <w:r>
-            <w:t>26</w:t>
-          </w:r>
-        </w:p>
-        <w:p>
-          <w:pPr>
-            <w:pStyle w:val="12"/>
-            <w:ind w:left="720"/>
-            <w:tabs>
-              <w:tab w:val="right" w:leader="dot" w:pos="9026"/>
-            </w:tabs>
-            <w:spacing w:before="120" w:after="60"/>
-          </w:pPr>
-          <w:r>
-            <w:t>LmgConfig</w:t>
-          </w:r>
-          <w:r>
-            <w:tab/>
-          </w:r>
-          <w:r>
-            <w:t>26</w:t>
-          </w:r>
-        </w:p>
-        <w:p>
-          <w:pPr>
-            <w:pStyle w:val="11"/>
-            <w:ind w:left="360"/>
-            <w:tabs>
-              <w:tab w:val="right" w:leader="dot" w:pos="9026"/>
-            </w:tabs>
-            <w:spacing w:before="120" w:after="60"/>
-          </w:pPr>
-          <w:r>
-            <w:t>3.6 service — die Fachdienste</w:t>
-          </w:r>
-          <w:r>
-            <w:tab/>
-          </w:r>
-          <w:r>
+            <w:rPr>
+              <w:rFonts w:ascii="Calibri" w:hAnsi="Calibri"/>
+              <w:b/>
+              <w:color w:val="0E2A33"/>
+              <w:sz w:val="23"/>
+              <w:szCs w:val="23"/>
+            </w:rPr>
             <w:t>27</w:t>
           </w:r>
         </w:p>
         <w:p>
           <w:pPr>
-            <w:pStyle w:val="12"/>
-            <w:ind w:left="720"/>
             <w:tabs>
-              <w:tab w:val="right" w:leader="dot" w:pos="9026"/>
+              <w:tab w:val="right" w:leader="dot" w:pos="8788"/>
             </w:tabs>
-            <w:spacing w:before="120" w:after="60"/>
+            <w:spacing w:before="240" w:after="60" w:line="276" w:lineRule="auto"/>
+            <w:ind w:left="0"/>
           </w:pPr>
           <w:r>
-            <w:t>LeistungsService</w:t>
+            <w:rPr>
+              <w:rFonts w:ascii="Calibri" w:hAnsi="Calibri"/>
+              <w:b/>
+              <w:color w:val="0E2A33"/>
+              <w:sz w:val="23"/>
+              <w:szCs w:val="23"/>
+            </w:rPr>
+            <w:t xml:space="preserve">5 Empfohlene Lernreihenfolge</w:t>
           </w:r>
           <w:r>
+            <w:rPr>
+              <w:rFonts w:ascii="Calibri" w:hAnsi="Calibri"/>
+              <w:b/>
+              <w:color w:val="0E2A33"/>
+              <w:sz w:val="23"/>
+              <w:szCs w:val="23"/>
+            </w:rPr>
             <w:tab/>
           </w:r>
           <w:r>
-            <w:t>27</w:t>
-          </w:r>
-        </w:p>
-        <w:p>
-          <w:pPr>
-            <w:pStyle w:val="12"/>
-            <w:ind w:left="720"/>
-            <w:tabs>
-              <w:tab w:val="right" w:leader="dot" w:pos="9026"/>
-            </w:tabs>
-            <w:spacing w:before="120" w:after="60"/>
-          </w:pPr>
-          <w:r>
-            <w:t>SozialLeistungsService</w:t>
-          </w:r>
-          <w:r>
-            <w:tab/>
-          </w:r>
-          <w:r>
-            <w:t>27</w:t>
-          </w:r>
-        </w:p>
-        <w:p>
-          <w:pPr>
-            <w:pStyle w:val="12"/>
-            <w:ind w:left="720"/>
-            <w:tabs>
-              <w:tab w:val="right" w:leader="dot" w:pos="9026"/>
-            </w:tabs>
-            <w:spacing w:before="120" w:after="60"/>
-          </w:pPr>
-          <w:r>
-            <w:t>FachlicheException</w:t>
-          </w:r>
-          <w:r>
-            <w:tab/>
-          </w:r>
-          <w:r>
-            <w:t>28</w:t>
-          </w:r>
-        </w:p>
-        <w:p>
-          <w:pPr>
-            <w:pStyle w:val="12"/>
-            <w:ind w:left="720"/>
-            <w:tabs>
-              <w:tab w:val="right" w:leader="dot" w:pos="9026"/>
-            </w:tabs>
-            <w:spacing w:before="120" w:after="60"/>
-          </w:pPr>
-          <w:r>
-            <w:t>SepaValidator</w:t>
-          </w:r>
-          <w:r>
-            <w:tab/>
-          </w:r>
-          <w:r>
-            <w:t>28</w:t>
-          </w:r>
-        </w:p>
-        <w:p>
-          <w:pPr>
-            <w:pStyle w:val="12"/>
-            <w:ind w:left="720"/>
-            <w:tabs>
-              <w:tab w:val="right" w:leader="dot" w:pos="9026"/>
-            </w:tabs>
-            <w:spacing w:before="120" w:after="60"/>
-          </w:pPr>
-          <w:r>
-            <w:t>BescheidGenerator</w:t>
-          </w:r>
-          <w:r>
-            <w:tab/>
-          </w:r>
-          <w:r>
+            <w:rPr>
+              <w:rFonts w:ascii="Calibri" w:hAnsi="Calibri"/>
+              <w:b/>
+              <w:color w:val="0E2A33"/>
+              <w:sz w:val="23"/>
+              <w:szCs w:val="23"/>
+            </w:rPr>
             <w:t>29</w:t>
           </w:r>
         </w:p>
         <w:p>
           <w:pPr>
-            <w:pStyle w:val="12"/>
-            <w:ind w:left="720"/>
-            <w:tabs>
-              <w:tab w:val="right" w:leader="dot" w:pos="9026"/>
-            </w:tabs>
-            <w:spacing w:before="120" w:after="60"/>
+            <w:spacing w:line="264" w:lineRule="auto"/>
           </w:pPr>
-          <w:r>
-            <w:t>Auszahlungsauftrag</w:t>
-          </w:r>
-          <w:r>
-            <w:tab/>
-          </w:r>
-          <w:r>
-            <w:t>29</w:t>
-          </w:r>
-        </w:p>
-        <w:p>
-          <w:pPr>
-            <w:pStyle w:val="12"/>
-            <w:ind w:left="720"/>
-            <w:tabs>
-              <w:tab w:val="right" w:leader="dot" w:pos="9026"/>
-            </w:tabs>
-            <w:spacing w:before="120" w:after="60"/>
-          </w:pPr>
-          <w:r>
-            <w:t>Auszahlungsergebnis</w:t>
-          </w:r>
-          <w:r>
-            <w:tab/>
-          </w:r>
-          <w:r>
-            <w:t>29</w:t>
-          </w:r>
-        </w:p>
-        <w:p>
-          <w:pPr>
-            <w:pStyle w:val="12"/>
-            <w:ind w:left="720"/>
-            <w:tabs>
-              <w:tab w:val="right" w:leader="dot" w:pos="9026"/>
-            </w:tabs>
-            <w:spacing w:before="120" w:after="60"/>
-          </w:pPr>
-          <w:r>
-            <w:t>Kassenlaeufergebnis</w:t>
-          </w:r>
-          <w:r>
-            <w:tab/>
-          </w:r>
-          <w:r>
-            <w:t>30</w:t>
-          </w:r>
-        </w:p>
-        <w:p>
-          <w:pPr>
-            <w:pStyle w:val="12"/>
-            <w:ind w:left="720"/>
-            <w:tabs>
-              <w:tab w:val="right" w:leader="dot" w:pos="9026"/>
-            </w:tabs>
-            <w:spacing w:before="120" w:after="60"/>
-          </w:pPr>
-          <w:r>
-            <w:t>Systemstatus</w:t>
-          </w:r>
-          <w:r>
-            <w:tab/>
-          </w:r>
-          <w:r>
-            <w:t>30</w:t>
-          </w:r>
-        </w:p>
-        <w:p>
-          <w:pPr>
-            <w:pStyle w:val="12"/>
-            <w:ind w:left="720"/>
-            <w:tabs>
-              <w:tab w:val="right" w:leader="dot" w:pos="9026"/>
-            </w:tabs>
-            <w:spacing w:before="120" w:after="60"/>
-          </w:pPr>
-          <w:r>
-            <w:t>Systemdiagnose</w:t>
-          </w:r>
-          <w:r>
-            <w:tab/>
-          </w:r>
-          <w:r>
-            <w:t>31</w:t>
-          </w:r>
-        </w:p>
-        <w:p>
-          <w:pPr>
-            <w:pStyle w:val="12"/>
-            <w:ind w:left="720"/>
-            <w:tabs>
-              <w:tab w:val="right" w:leader="dot" w:pos="9026"/>
-            </w:tabs>
-            <w:spacing w:before="120" w:after="60"/>
-          </w:pPr>
-          <w:r>
-            <w:t>Vorgangsdetail</w:t>
-          </w:r>
-          <w:r>
-            <w:tab/>
-          </w:r>
-          <w:r>
-            <w:t>31</w:t>
-          </w:r>
-        </w:p>
-        <w:p>
-          <w:pPr>
-            <w:pStyle w:val="12"/>
-            <w:ind w:left="720"/>
-            <w:tabs>
-              <w:tab w:val="right" w:leader="dot" w:pos="9026"/>
-            </w:tabs>
-            <w:spacing w:before="120" w:after="60"/>
-          </w:pPr>
-          <w:r>
-            <w:t>Zahlungsmonat</w:t>
-          </w:r>
-          <w:r>
-            <w:tab/>
-          </w:r>
-          <w:r>
-            <w:t>31</w:t>
-          </w:r>
-        </w:p>
-        <w:p>
-          <w:pPr>
-            <w:pStyle w:val="11"/>
-            <w:ind w:left="360"/>
-            <w:tabs>
-              <w:tab w:val="right" w:leader="dot" w:pos="9026"/>
-            </w:tabs>
-            <w:spacing w:before="120" w:after="60"/>
-          </w:pPr>
-          <w:r>
-            <w:t>3.7 saga — die fachliche End-to-End-Saga</w:t>
-          </w:r>
-          <w:r>
-            <w:tab/>
-          </w:r>
-          <w:r>
-            <w:t>32</w:t>
-          </w:r>
-        </w:p>
-        <w:p>
-          <w:pPr>
-            <w:pStyle w:val="12"/>
-            <w:ind w:left="720"/>
-            <w:tabs>
-              <w:tab w:val="right" w:leader="dot" w:pos="9026"/>
-            </w:tabs>
-            <w:spacing w:before="120" w:after="60"/>
-          </w:pPr>
-          <w:r>
-            <w:t>AntragsSagaProzess</w:t>
-          </w:r>
-          <w:r>
-            <w:tab/>
-          </w:r>
-          <w:r>
-            <w:t>32</w:t>
-          </w:r>
-        </w:p>
-        <w:p>
-          <w:pPr>
-            <w:pStyle w:val="11"/>
-            <w:ind w:left="360"/>
-            <w:tabs>
-              <w:tab w:val="right" w:leader="dot" w:pos="9026"/>
-            </w:tabs>
-            <w:spacing w:before="120" w:after="60"/>
-          </w:pPr>
-          <w:r>
-            <w:t>3.8 web — Weboberfläche und JSON-API</w:t>
-          </w:r>
-          <w:r>
-            <w:tab/>
-          </w:r>
-          <w:r>
-            <w:t>32</w:t>
-          </w:r>
-        </w:p>
-        <w:p>
-          <w:pPr>
-            <w:pStyle w:val="12"/>
-            <w:ind w:left="720"/>
-            <w:tabs>
-              <w:tab w:val="right" w:leader="dot" w:pos="9026"/>
-            </w:tabs>
-            <w:spacing w:before="120" w:after="60"/>
-          </w:pPr>
-          <w:r>
-            <w:t>LmgServer</w:t>
-          </w:r>
-          <w:r>
-            <w:tab/>
-          </w:r>
-          <w:r>
-            <w:t>33</w:t>
-          </w:r>
-        </w:p>
-        <w:p>
-          <w:pPr>
-            <w:pStyle w:val="12"/>
-            <w:ind w:left="720"/>
-            <w:tabs>
-              <w:tab w:val="right" w:leader="dot" w:pos="9026"/>
-            </w:tabs>
-            <w:spacing w:before="120" w:after="60"/>
-          </w:pPr>
-          <w:r>
-            <w:t>LmgServerMain</w:t>
-          </w:r>
-          <w:r>
-            <w:tab/>
-          </w:r>
-          <w:r>
-            <w:t>33</w:t>
-          </w:r>
-        </w:p>
-        <w:p>
-          <w:pPr>
-            <w:pStyle w:val="12"/>
-            <w:ind w:left="720"/>
-            <w:tabs>
-              <w:tab w:val="right" w:leader="dot" w:pos="9026"/>
-            </w:tabs>
-            <w:spacing w:before="120" w:after="60"/>
-          </w:pPr>
-          <w:r>
-            <w:t>Benutzerverwaltung</w:t>
-          </w:r>
-          <w:r>
-            <w:tab/>
-          </w:r>
-          <w:r>
-            <w:t>33</w:t>
-          </w:r>
-        </w:p>
-        <w:p>
-          <w:pPr>
-            <w:pStyle w:val="12"/>
-            <w:ind w:left="720"/>
-            <w:tabs>
-              <w:tab w:val="right" w:leader="dot" w:pos="9026"/>
-            </w:tabs>
-            <w:spacing w:before="120" w:after="60"/>
-          </w:pPr>
-          <w:r>
-            <w:t>Benutzer</w:t>
-          </w:r>
-          <w:r>
-            <w:tab/>
-          </w:r>
-          <w:r>
-            <w:t>34</w:t>
-          </w:r>
-        </w:p>
-        <w:p>
-          <w:pPr>
-            <w:pStyle w:val="12"/>
-            <w:ind w:left="720"/>
-            <w:tabs>
-              <w:tab w:val="right" w:leader="dot" w:pos="9026"/>
-            </w:tabs>
-            <w:spacing w:before="120" w:after="60"/>
-          </w:pPr>
-          <w:r>
-            <w:t>Json</w:t>
-          </w:r>
-          <w:r>
-            <w:tab/>
-          </w:r>
-          <w:r>
-            <w:t>34</w:t>
-          </w:r>
-        </w:p>
-        <w:p>
-          <w:pPr>
-            <w:pStyle w:val="9"/>
-            <w:tabs>
-              <w:tab w:val="right" w:leader="dot" w:pos="9026"/>
-            </w:tabs>
-            <w:spacing w:before="120" w:after="60"/>
-          </w:pPr>
-          <w:r>
-            <w:t>4 Der Weg einer Auszahlung durch alle Schichten</w:t>
-          </w:r>
-          <w:r>
-            <w:tab/>
-          </w:r>
-          <w:r>
-            <w:t>35</w:t>
-          </w:r>
-        </w:p>
-        <w:p>
-          <w:pPr>
-            <w:pStyle w:val="9"/>
-            <w:tabs>
-              <w:tab w:val="right" w:leader="dot" w:pos="9026"/>
-            </w:tabs>
-            <w:spacing w:before="120" w:after="60"/>
-          </w:pPr>
-          <w:r>
-            <w:t>5 Empfohlene Lernreihenfolge</w:t>
-          </w:r>
-          <w:r>
-            <w:tab/>
-          </w:r>
-          <w:r>
-            <w:t>36</w:t>
-          </w:r>
-        </w:p>
-        <w:p>
           <w:r>
             <w:fldChar w:fldCharType="end"/>
           </w:r>
@@ -2046,7 +1146,7 @@
           <w:type w:val="nextPage"/>
           <w:pgSz w:w="11906" w:h="16838" w:orient="portrait"/>
           <w:pgMar w:top="1440" w:right="1417" w:bottom="1440" w:left="1701" w:header="708" w:footer="708" w:gutter="0"/>
-          <w:pgNumType w:start="1" w:fmt="upperRoman"/>
+          <w:pgNumType w:start="2" w:fmt="decimal"/>
           <w:docGrid w:linePitch="360"/>
         </w:sectPr>
       </w:pPr>
@@ -2065,7 +1165,11 @@
     <w:p>
       <w:pPr>
         <w:pStyle w:val="Heading1"/>
-        <w:spacing w:after="200" w:before="400" w:line="312"/>
+        <w:keepNext/>
+        <w:pBdr>
+          <w:bottom w:val="single" w:color="1B6B7A" w:sz="6" w:space="6"/>
+        </w:pBdr>
+        <w:spacing w:after="240" w:before="400" w:line="312"/>
       </w:pPr>
       <w:bookmarkStart w:name="_Toc1" w:id="1"/>
       <w:r>
@@ -2084,7 +1188,8 @@
     <w:p>
       <w:pPr>
         <w:pStyle w:val="Heading2"/>
-        <w:spacing w:after="140" w:before="300" w:line="312"/>
+        <w:keepNext/>
+        <w:spacing w:after="140" w:before="320" w:line="312"/>
       </w:pPr>
       <w:bookmarkStart w:name="_Toc2" w:id="2"/>
       <w:r>
@@ -2380,7 +1485,8 @@
     <w:p>
       <w:pPr>
         <w:pStyle w:val="Heading2"/>
-        <w:spacing w:after="140" w:before="300" w:line="312"/>
+        <w:keepNext/>
+        <w:spacing w:after="140" w:before="320" w:line="312"/>
       </w:pPr>
       <w:bookmarkStart w:name="_Toc3" w:id="3"/>
       <w:r>
@@ -3605,7 +2711,8 @@
     <w:p>
       <w:pPr>
         <w:pStyle w:val="Heading2"/>
-        <w:spacing w:after="140" w:before="300" w:line="312"/>
+        <w:keepNext/>
+        <w:spacing w:after="140" w:before="320" w:line="312"/>
       </w:pPr>
       <w:bookmarkStart w:name="_Toc4" w:id="4"/>
       <w:r>
@@ -3726,7 +2833,12 @@
     <w:p>
       <w:pPr>
         <w:pStyle w:val="Heading1"/>
-        <w:spacing w:after="200" w:before="400" w:line="312"/>
+        <w:keepNext/>
+        <w:pageBreakBefore/>
+        <w:pBdr>
+          <w:bottom w:val="single" w:color="1B6B7A" w:sz="6" w:space="6"/>
+        </w:pBdr>
+        <w:spacing w:after="240" w:before="120" w:line="312"/>
       </w:pPr>
       <w:bookmarkStart w:name="_Toc5" w:id="5"/>
       <w:r>
@@ -3745,7 +2857,8 @@
     <w:p>
       <w:pPr>
         <w:pStyle w:val="Heading2"/>
-        <w:spacing w:after="140" w:before="300" w:line="312"/>
+        <w:keepNext/>
+        <w:spacing w:after="140" w:before="320" w:line="312"/>
       </w:pPr>
       <w:bookmarkStart w:name="_Toc6" w:id="6"/>
       <w:r>
@@ -3910,7 +3023,8 @@
     <w:p>
       <w:pPr>
         <w:pStyle w:val="Heading2"/>
-        <w:spacing w:after="140" w:before="300" w:line="312"/>
+        <w:keepNext/>
+        <w:spacing w:after="140" w:before="320" w:line="312"/>
       </w:pPr>
       <w:bookmarkStart w:name="_Toc7" w:id="7"/>
       <w:r>
@@ -3929,9 +3043,13 @@
     <w:p>
       <w:pPr>
         <w:pStyle w:val="Heading3"/>
-        <w:spacing w:after="60" w:before="220" w:line="312"/>
-      </w:pPr>
-      <w:bookmarkStart w:name="_Toc8" w:id="8"/>
+        <w:keepNext/>
+        <w:pBdr>
+          <w:left w:val="single" w:color="1B6B7A" w:sz="14" w:space="8"/>
+        </w:pBdr>
+        <w:spacing w:after="80" w:before="260" w:line="312"/>
+        <w:ind w:left="140"/>
+      </w:pPr>
       <w:r>
         <w:rPr>
           <w:rFonts w:ascii="Consolas" w:hAnsi="Consolas"/>
@@ -3943,10 +3061,10 @@
         </w:rPr>
         <w:t xml:space="preserve">TxManager</w:t>
       </w:r>
-      <w:bookmarkEnd w:id="8"/>
-    </w:p>
-    <w:p>
-      <w:pPr>
+    </w:p>
+    <w:p>
+      <w:pPr>
+        <w:keepNext/>
         <w:spacing w:after="100" w:line="276"/>
       </w:pPr>
       <w:r>
@@ -4118,9 +3236,13 @@
     <w:p>
       <w:pPr>
         <w:pStyle w:val="Heading3"/>
-        <w:spacing w:after="60" w:before="220" w:line="312"/>
-      </w:pPr>
-      <w:bookmarkStart w:name="_Toc9" w:id="9"/>
+        <w:keepNext/>
+        <w:pBdr>
+          <w:left w:val="single" w:color="1B6B7A" w:sz="14" w:space="8"/>
+        </w:pBdr>
+        <w:spacing w:after="80" w:before="260" w:line="312"/>
+        <w:ind w:left="140"/>
+      </w:pPr>
       <w:r>
         <w:rPr>
           <w:rFonts w:ascii="Consolas" w:hAnsi="Consolas"/>
@@ -4132,10 +3254,10 @@
         </w:rPr>
         <w:t xml:space="preserve">TxWork</w:t>
       </w:r>
-      <w:bookmarkEnd w:id="9"/>
-    </w:p>
-    <w:p>
-      <w:pPr>
+    </w:p>
+    <w:p>
+      <w:pPr>
+        <w:keepNext/>
         <w:spacing w:after="100" w:line="276"/>
       </w:pPr>
       <w:r>
@@ -4220,9 +3342,13 @@
     <w:p>
       <w:pPr>
         <w:pStyle w:val="Heading3"/>
-        <w:spacing w:after="60" w:before="220" w:line="312"/>
-      </w:pPr>
-      <w:bookmarkStart w:name="_Toc10" w:id="10"/>
+        <w:keepNext/>
+        <w:pBdr>
+          <w:left w:val="single" w:color="1B6B7A" w:sz="14" w:space="8"/>
+        </w:pBdr>
+        <w:spacing w:after="80" w:before="260" w:line="312"/>
+        <w:ind w:left="140"/>
+      </w:pPr>
       <w:r>
         <w:rPr>
           <w:rFonts w:ascii="Consolas" w:hAnsi="Consolas"/>
@@ -4234,10 +3360,10 @@
         </w:rPr>
         <w:t xml:space="preserve">TxContext</w:t>
       </w:r>
-      <w:bookmarkEnd w:id="10"/>
-    </w:p>
-    <w:p>
-      <w:pPr>
+    </w:p>
+    <w:p>
+      <w:pPr>
+        <w:keepNext/>
         <w:spacing w:after="100" w:line="276"/>
       </w:pPr>
       <w:r>
@@ -4304,9 +3430,13 @@
     <w:p>
       <w:pPr>
         <w:pStyle w:val="Heading3"/>
-        <w:spacing w:after="60" w:before="220" w:line="312"/>
-      </w:pPr>
-      <w:bookmarkStart w:name="_Toc11" w:id="11"/>
+        <w:keepNext/>
+        <w:pBdr>
+          <w:left w:val="single" w:color="1B6B7A" w:sz="14" w:space="8"/>
+        </w:pBdr>
+        <w:spacing w:after="80" w:before="260" w:line="312"/>
+        <w:ind w:left="140"/>
+      </w:pPr>
       <w:r>
         <w:rPr>
           <w:rFonts w:ascii="Consolas" w:hAnsi="Consolas"/>
@@ -4318,10 +3448,10 @@
         </w:rPr>
         <w:t xml:space="preserve">TxOptions</w:t>
       </w:r>
-      <w:bookmarkEnd w:id="11"/>
-    </w:p>
-    <w:p>
-      <w:pPr>
+    </w:p>
+    <w:p>
+      <w:pPr>
+        <w:keepNext/>
         <w:spacing w:after="100" w:line="276"/>
       </w:pPr>
       <w:r>
@@ -4370,9 +3500,13 @@
     <w:p>
       <w:pPr>
         <w:pStyle w:val="Heading3"/>
-        <w:spacing w:after="60" w:before="220" w:line="312"/>
-      </w:pPr>
-      <w:bookmarkStart w:name="_Toc12" w:id="12"/>
+        <w:keepNext/>
+        <w:pBdr>
+          <w:left w:val="single" w:color="1B6B7A" w:sz="14" w:space="8"/>
+        </w:pBdr>
+        <w:spacing w:after="80" w:before="260" w:line="312"/>
+        <w:ind w:left="140"/>
+      </w:pPr>
       <w:r>
         <w:rPr>
           <w:rFonts w:ascii="Consolas" w:hAnsi="Consolas"/>
@@ -4384,10 +3518,10 @@
         </w:rPr>
         <w:t xml:space="preserve">TxStatus</w:t>
       </w:r>
-      <w:bookmarkEnd w:id="12"/>
-    </w:p>
-    <w:p>
-      <w:pPr>
+    </w:p>
+    <w:p>
+      <w:pPr>
+        <w:keepNext/>
         <w:spacing w:after="100" w:line="276"/>
       </w:pPr>
       <w:r>
@@ -4418,9 +3552,13 @@
     <w:p>
       <w:pPr>
         <w:pStyle w:val="Heading3"/>
-        <w:spacing w:after="60" w:before="220" w:line="312"/>
-      </w:pPr>
-      <w:bookmarkStart w:name="_Toc13" w:id="13"/>
+        <w:keepNext/>
+        <w:pBdr>
+          <w:left w:val="single" w:color="1B6B7A" w:sz="14" w:space="8"/>
+        </w:pBdr>
+        <w:spacing w:after="80" w:before="260" w:line="312"/>
+        <w:ind w:left="140"/>
+      </w:pPr>
       <w:r>
         <w:rPr>
           <w:rFonts w:ascii="Consolas" w:hAnsi="Consolas"/>
@@ -4432,10 +3570,10 @@
         </w:rPr>
         <w:t xml:space="preserve">TxException</w:t>
       </w:r>
-      <w:bookmarkEnd w:id="13"/>
-    </w:p>
-    <w:p>
-      <w:pPr>
+    </w:p>
+    <w:p>
+      <w:pPr>
+        <w:keepNext/>
         <w:spacing w:after="100" w:line="276"/>
       </w:pPr>
       <w:r>
@@ -4502,9 +3640,13 @@
     <w:p>
       <w:pPr>
         <w:pStyle w:val="Heading3"/>
-        <w:spacing w:after="60" w:before="220" w:line="312"/>
-      </w:pPr>
-      <w:bookmarkStart w:name="_Toc14" w:id="14"/>
+        <w:keepNext/>
+        <w:pBdr>
+          <w:left w:val="single" w:color="1B6B7A" w:sz="14" w:space="8"/>
+        </w:pBdr>
+        <w:spacing w:after="80" w:before="260" w:line="312"/>
+        <w:ind w:left="140"/>
+      </w:pPr>
       <w:r>
         <w:rPr>
           <w:rFonts w:ascii="Consolas" w:hAnsi="Consolas"/>
@@ -4516,10 +3658,10 @@
         </w:rPr>
         <w:t xml:space="preserve">RetryPolicy</w:t>
       </w:r>
-      <w:bookmarkEnd w:id="14"/>
-    </w:p>
-    <w:p>
-      <w:pPr>
+    </w:p>
+    <w:p>
+      <w:pPr>
+        <w:keepNext/>
         <w:spacing w:after="100" w:line="276"/>
       </w:pPr>
       <w:r>
@@ -4604,9 +3746,10 @@
     <w:p>
       <w:pPr>
         <w:pStyle w:val="Heading2"/>
-        <w:spacing w:after="140" w:before="300" w:line="312"/>
-      </w:pPr>
-      <w:bookmarkStart w:name="_Toc15" w:id="15"/>
+        <w:keepNext/>
+        <w:spacing w:after="140" w:before="320" w:line="312"/>
+      </w:pPr>
+      <w:bookmarkStart w:name="_Toc8" w:id="8"/>
       <w:r>
         <w:rPr>
           <w:rFonts w:ascii="Arial" w:hAnsi="Arial"/>
@@ -4618,7 +3761,7 @@
         </w:rPr>
         <w:t xml:space="preserve">2.3 Task-Steuerung (Transaktionsmonitor-Rolle)</w:t>
       </w:r>
-      <w:bookmarkEnd w:id="15"/>
+      <w:bookmarkEnd w:id="8"/>
     </w:p>
     <w:p>
       <w:pPr>
@@ -4656,9 +3799,13 @@
     <w:p>
       <w:pPr>
         <w:pStyle w:val="Heading3"/>
-        <w:spacing w:after="60" w:before="220" w:line="312"/>
-      </w:pPr>
-      <w:bookmarkStart w:name="_Toc16" w:id="16"/>
+        <w:keepNext/>
+        <w:pBdr>
+          <w:left w:val="single" w:color="1B6B7A" w:sz="14" w:space="8"/>
+        </w:pBdr>
+        <w:spacing w:after="80" w:before="260" w:line="312"/>
+        <w:ind w:left="140"/>
+      </w:pPr>
       <w:r>
         <w:rPr>
           <w:rFonts w:ascii="Consolas" w:hAnsi="Consolas"/>
@@ -4670,10 +3817,10 @@
         </w:rPr>
         <w:t xml:space="preserve">TaskController</w:t>
       </w:r>
-      <w:bookmarkEnd w:id="16"/>
-    </w:p>
-    <w:p>
-      <w:pPr>
+    </w:p>
+    <w:p>
+      <w:pPr>
+        <w:keepNext/>
         <w:spacing w:after="100" w:line="276"/>
       </w:pPr>
       <w:r>
@@ -4737,9 +3884,13 @@
     <w:p>
       <w:pPr>
         <w:pStyle w:val="Heading3"/>
-        <w:spacing w:after="60" w:before="220" w:line="312"/>
-      </w:pPr>
-      <w:bookmarkStart w:name="_Toc17" w:id="17"/>
+        <w:keepNext/>
+        <w:pBdr>
+          <w:left w:val="single" w:color="1B6B7A" w:sz="14" w:space="8"/>
+        </w:pBdr>
+        <w:spacing w:after="80" w:before="260" w:line="312"/>
+        <w:ind w:left="140"/>
+      </w:pPr>
       <w:r>
         <w:rPr>
           <w:rFonts w:ascii="Consolas" w:hAnsi="Consolas"/>
@@ -4751,10 +3902,10 @@
         </w:rPr>
         <w:t xml:space="preserve">TaskHandle</w:t>
       </w:r>
-      <w:bookmarkEnd w:id="17"/>
-    </w:p>
-    <w:p>
-      <w:pPr>
+    </w:p>
+    <w:p>
+      <w:pPr>
+        <w:keepNext/>
         <w:spacing w:after="100" w:line="276"/>
       </w:pPr>
       <w:r>
@@ -4803,9 +3954,13 @@
     <w:p>
       <w:pPr>
         <w:pStyle w:val="Heading3"/>
-        <w:spacing w:after="60" w:before="220" w:line="312"/>
-      </w:pPr>
-      <w:bookmarkStart w:name="_Toc18" w:id="18"/>
+        <w:keepNext/>
+        <w:pBdr>
+          <w:left w:val="single" w:color="1B6B7A" w:sz="14" w:space="8"/>
+        </w:pBdr>
+        <w:spacing w:after="80" w:before="260" w:line="312"/>
+        <w:ind w:left="140"/>
+      </w:pPr>
       <w:r>
         <w:rPr>
           <w:rFonts w:ascii="Consolas" w:hAnsi="Consolas"/>
@@ -4817,10 +3972,10 @@
         </w:rPr>
         <w:t xml:space="preserve">TaskInfo</w:t>
       </w:r>
-      <w:bookmarkEnd w:id="18"/>
-    </w:p>
-    <w:p>
-      <w:pPr>
+    </w:p>
+    <w:p>
+      <w:pPr>
+        <w:keepNext/>
         <w:spacing w:after="100" w:line="276"/>
       </w:pPr>
       <w:r>
@@ -4869,9 +4024,13 @@
     <w:p>
       <w:pPr>
         <w:pStyle w:val="Heading3"/>
-        <w:spacing w:after="60" w:before="220" w:line="312"/>
-      </w:pPr>
-      <w:bookmarkStart w:name="_Toc19" w:id="19"/>
+        <w:keepNext/>
+        <w:pBdr>
+          <w:left w:val="single" w:color="1B6B7A" w:sz="14" w:space="8"/>
+        </w:pBdr>
+        <w:spacing w:after="80" w:before="260" w:line="312"/>
+        <w:ind w:left="140"/>
+      </w:pPr>
       <w:r>
         <w:rPr>
           <w:rFonts w:ascii="Consolas" w:hAnsi="Consolas"/>
@@ -4883,10 +4042,10 @@
         </w:rPr>
         <w:t xml:space="preserve">TaskStats</w:t>
       </w:r>
-      <w:bookmarkEnd w:id="19"/>
-    </w:p>
-    <w:p>
-      <w:pPr>
+    </w:p>
+    <w:p>
+      <w:pPr>
+        <w:keepNext/>
         <w:spacing w:after="100" w:line="276"/>
       </w:pPr>
       <w:r>
@@ -4917,9 +4076,10 @@
     <w:p>
       <w:pPr>
         <w:pStyle w:val="Heading2"/>
-        <w:spacing w:after="140" w:before="300" w:line="312"/>
-      </w:pPr>
-      <w:bookmarkStart w:name="_Toc20" w:id="20"/>
+        <w:keepNext/>
+        <w:spacing w:after="140" w:before="320" w:line="312"/>
+      </w:pPr>
+      <w:bookmarkStart w:name="_Toc9" w:id="9"/>
       <w:r>
         <w:rPr>
           <w:rFonts w:ascii="Arial" w:hAnsi="Arial"/>
@@ -4931,7 +4091,7 @@
         </w:rPr>
         <w:t xml:space="preserve">2.4 Verbindungspools</w:t>
       </w:r>
-      <w:bookmarkEnd w:id="20"/>
+      <w:bookmarkEnd w:id="9"/>
     </w:p>
     <w:p>
       <w:pPr>
@@ -4987,9 +4147,13 @@
     <w:p>
       <w:pPr>
         <w:pStyle w:val="Heading3"/>
-        <w:spacing w:after="60" w:before="220" w:line="312"/>
-      </w:pPr>
-      <w:bookmarkStart w:name="_Toc21" w:id="21"/>
+        <w:keepNext/>
+        <w:pBdr>
+          <w:left w:val="single" w:color="1B6B7A" w:sz="14" w:space="8"/>
+        </w:pBdr>
+        <w:spacing w:after="80" w:before="260" w:line="312"/>
+        <w:ind w:left="140"/>
+      </w:pPr>
       <w:r>
         <w:rPr>
           <w:rFonts w:ascii="Consolas" w:hAnsi="Consolas"/>
@@ -5001,10 +4165,10 @@
         </w:rPr>
         <w:t xml:space="preserve">ConnectionPool</w:t>
       </w:r>
-      <w:bookmarkEnd w:id="21"/>
-    </w:p>
-    <w:p>
-      <w:pPr>
+    </w:p>
+    <w:p>
+      <w:pPr>
+        <w:keepNext/>
         <w:spacing w:after="100" w:line="276"/>
       </w:pPr>
       <w:r>
@@ -5071,9 +4235,13 @@
     <w:p>
       <w:pPr>
         <w:pStyle w:val="Heading3"/>
-        <w:spacing w:after="60" w:before="220" w:line="312"/>
-      </w:pPr>
-      <w:bookmarkStart w:name="_Toc22" w:id="22"/>
+        <w:keepNext/>
+        <w:pBdr>
+          <w:left w:val="single" w:color="1B6B7A" w:sz="14" w:space="8"/>
+        </w:pBdr>
+        <w:spacing w:after="80" w:before="260" w:line="312"/>
+        <w:ind w:left="140"/>
+      </w:pPr>
       <w:r>
         <w:rPr>
           <w:rFonts w:ascii="Consolas" w:hAnsi="Consolas"/>
@@ -5085,10 +4253,10 @@
         </w:rPr>
         <w:t xml:space="preserve">SimpleConnectionPool</w:t>
       </w:r>
-      <w:bookmarkEnd w:id="22"/>
-    </w:p>
-    <w:p>
-      <w:pPr>
+    </w:p>
+    <w:p>
+      <w:pPr>
+        <w:keepNext/>
         <w:spacing w:after="100" w:line="276"/>
       </w:pPr>
       <w:r>
@@ -5152,9 +4320,13 @@
     <w:p>
       <w:pPr>
         <w:pStyle w:val="Heading3"/>
-        <w:spacing w:after="60" w:before="220" w:line="312"/>
-      </w:pPr>
-      <w:bookmarkStart w:name="_Toc23" w:id="23"/>
+        <w:keepNext/>
+        <w:pBdr>
+          <w:left w:val="single" w:color="1B6B7A" w:sz="14" w:space="8"/>
+        </w:pBdr>
+        <w:spacing w:after="80" w:before="260" w:line="312"/>
+        <w:ind w:left="140"/>
+      </w:pPr>
       <w:r>
         <w:rPr>
           <w:rFonts w:ascii="Consolas" w:hAnsi="Consolas"/>
@@ -5166,10 +4338,10 @@
         </w:rPr>
         <w:t xml:space="preserve">UcpConnectionPool</w:t>
       </w:r>
-      <w:bookmarkEnd w:id="23"/>
-    </w:p>
-    <w:p>
-      <w:pPr>
+    </w:p>
+    <w:p>
+      <w:pPr>
+        <w:keepNext/>
         <w:spacing w:after="100" w:line="276"/>
       </w:pPr>
       <w:r>
@@ -5200,9 +4372,10 @@
     <w:p>
       <w:pPr>
         <w:pStyle w:val="Heading2"/>
-        <w:spacing w:after="140" w:before="300" w:line="312"/>
-      </w:pPr>
-      <w:bookmarkStart w:name="_Toc24" w:id="24"/>
+        <w:keepNext/>
+        <w:spacing w:after="140" w:before="320" w:line="312"/>
+      </w:pPr>
+      <w:bookmarkStart w:name="_Toc10" w:id="10"/>
       <w:r>
         <w:rPr>
           <w:rFonts w:ascii="Arial" w:hAnsi="Arial"/>
@@ -5214,7 +4387,7 @@
         </w:rPr>
         <w:t xml:space="preserve">2.5 Das Saga-Paket tx.saga — lange Geschäftsvorgänge</w:t>
       </w:r>
-      <w:bookmarkEnd w:id="24"/>
+      <w:bookmarkEnd w:id="10"/>
     </w:p>
     <w:p>
       <w:pPr>
@@ -5338,35 +4511,82 @@
     </w:p>
     <w:p>
       <w:pPr>
-        <w:pStyle w:val="Heading3"/>
-        <w:spacing w:after="60" w:before="220" w:line="312"/>
-      </w:pPr>
-      <w:bookmarkStart w:name="_Toc25" w:id="25"/>
-      <w:r>
-        <w:rPr>
-          <w:rFonts w:ascii="Consolas" w:hAnsi="Consolas"/>
-          <w:b/>
-          <w:bCs/>
-          <w:color w:val="0E2A33"/>
-          <w:sz w:val="22"/>
-          <w:szCs w:val="22"/>
-        </w:rPr>
-        <w:t xml:space="preserve">SagaEngine</w:t>
-      </w:r>
-      <w:bookmarkEnd w:id="25"/>
-    </w:p>
-    <w:p>
-      <w:pPr>
-        <w:spacing w:after="100" w:line="276"/>
-      </w:pPr>
-      <w:r>
-        <w:rPr>
-          <w:rFonts w:ascii="Consolas" w:hAnsi="Consolas"/>
+        <w:keepNext/>
+        <w:spacing w:after="120" w:before="0" w:line="312"/>
+        <w:jc w:val="both"/>
+      </w:pPr>
+      <w:r>
+        <w:rPr>
+          <w:rFonts w:ascii="Calibri" w:hAnsi="Calibri"/>
+          <w:color w:val="000000"/>
+          <w:sz w:val="22"/>
+          <w:szCs w:val="22"/>
+        </w:rPr>
+        <w:t xml:space="preserve">Die drei folgenden Abbildungen zeigen, was das konkret bedeutet: erst den Lebenszyklus der ganzen Saga, dann die Zustände eines einzelnen Schritts samt Zeitachse, zuletzt den Ablauf des Wiederanlaufs.</w:t>
+      </w:r>
+    </w:p>
+    <w:p>
+      <w:pPr>
+        <w:keepNext/>
+        <w:spacing w:after="60" w:before="200"/>
+        <w:jc w:val="center"/>
+      </w:pPr>
+      <w:r>
+        <w:drawing>
+          <wp:inline distT="0" distB="0" distL="0" distR="0">
+            <wp:extent cx="5143500" cy="3257550"/>
+            <wp:effectExtent t="0" r="0" b="0" l="0"/>
+            <wp:docPr id="1" name="" descr="" title=""/>
+            <wp:cNvGraphicFramePr>
+              <a:graphicFrameLocks xmlns:a="http://schemas.openxmlformats.org/drawingml/2006/main" noChangeAspect="1"/>
+            </wp:cNvGraphicFramePr>
+            <a:graphic xmlns:a="http://schemas.openxmlformats.org/drawingml/2006/main">
+              <a:graphicData uri="http://schemas.openxmlformats.org/drawingml/2006/picture">
+                <pic:pic xmlns:pic="http://schemas.openxmlformats.org/drawingml/2006/picture">
+                  <pic:nvPicPr>
+                    <pic:cNvPr id="0" name="" descr=""/>
+                    <pic:cNvPicPr>
+                      <a:picLocks noChangeAspect="1" noChangeArrowheads="1"/>
+                    </pic:cNvPicPr>
+                  </pic:nvPicPr>
+                  <pic:blipFill>
+                    <a:blip r:embed="rId10" cstate="none"/>
+                    <a:srcRect/>
+                    <a:stretch>
+                      <a:fillRect/>
+                    </a:stretch>
+                  </pic:blipFill>
+                  <pic:spPr bwMode="auto">
+                    <a:xfrm>
+                      <a:off x="0" y="0"/>
+                      <a:ext cx="5143500" cy="3257550"/>
+                    </a:xfrm>
+                    <a:prstGeom prst="rect">
+                      <a:avLst/>
+                    </a:prstGeom>
+                  </pic:spPr>
+                </pic:pic>
+              </a:graphicData>
+            </a:graphic>
+          </wp:inline>
+        </w:drawing>
+      </w:r>
+    </w:p>
+    <w:p>
+      <w:pPr>
+        <w:spacing w:after="160"/>
+        <w:jc w:val="center"/>
+      </w:pPr>
+      <w:r>
+        <w:rPr>
+          <w:rFonts w:ascii="Calibri" w:hAnsi="Calibri"/>
+          <w:i/>
+          <w:iCs/>
           <w:color w:val="5A6B73"/>
           <w:sz w:val="18"/>
           <w:szCs w:val="18"/>
         </w:rPr>
-        <w:t xml:space="preserve">de.allgemein.tx.saga.SagaEngine · final class · 368 Zeilen</w:t>
+        <w:t xml:space="preserve">Abbildung 1: Lebenszyklus einer Saga im Journal (TX_SAGA.STATE)</w:t>
       </w:r>
     </w:p>
     <w:p>
@@ -5377,47 +4597,130 @@
       <w:r>
         <w:rPr>
           <w:rFonts w:ascii="Calibri" w:hAnsi="Calibri"/>
-          <w:color w:val="000000"/>
-          <w:sz w:val="22"/>
-          <w:szCs w:val="22"/>
-        </w:rPr>
-        <w:t xml:space="preserve">Der Motor: führt eine </w:t>
-      </w:r>
-      <w:r>
-        <w:rPr>
-          <w:rFonts w:ascii="Consolas" w:hAnsi="Consolas"/>
-          <w:color w:val="0B4A56"/>
-          <w:sz w:val="20"/>
-          <w:szCs w:val="20"/>
-        </w:rPr>
-        <w:t xml:space="preserve">SagaDefinition</w:t>
-      </w:r>
-      <w:r>
-        <w:rPr>
-          <w:rFonts w:ascii="Calibri" w:hAnsi="Calibri"/>
-          <w:color w:val="000000"/>
-          <w:sz w:val="22"/>
-          <w:szCs w:val="22"/>
-        </w:rPr>
-        <w:t xml:space="preserve"> Schritt für Schritt aus — je Schritt Write-Ahead-Markierung, Fachtransaktion, DONE-Vermerk —, kompensiert bei Fehler alle fertigen Schritte rückwärts und bietet </w:t>
-      </w:r>
-      <w:r>
-        <w:rPr>
-          <w:rFonts w:ascii="Consolas" w:hAnsi="Consolas"/>
-          <w:color w:val="0B4A56"/>
-          <w:sz w:val="20"/>
-          <w:szCs w:val="20"/>
-        </w:rPr>
-        <w:t xml:space="preserve">recover()</w:t>
-      </w:r>
-      <w:r>
-        <w:rPr>
-          <w:rFonts w:ascii="Calibri" w:hAnsi="Calibri"/>
-          <w:color w:val="000000"/>
-          <w:sz w:val="22"/>
-          <w:szCs w:val="22"/>
-        </w:rPr>
-        <w:t xml:space="preserve"> an, um halbfertige Sagas nach einem Absturz sauber zu beenden. Der Serverstart der Fachschicht ruft genau diesen Wiederanlauf über alle Saga-Typen auf.</w:t>
+          <w:b/>
+          <w:bCs/>
+          <w:color w:val="0E2A33"/>
+          <w:sz w:val="22"/>
+          <w:szCs w:val="22"/>
+        </w:rPr>
+        <w:t xml:space="preserve">So liest man das Bild:</w:t>
+      </w:r>
+      <w:r>
+        <w:rPr>
+          <w:rFonts w:ascii="Calibri" w:hAnsi="Calibri"/>
+          <w:color w:val="000000"/>
+          <w:sz w:val="22"/>
+          <w:szCs w:val="22"/>
+        </w:rPr>
+        <w:t xml:space="preserve"> Oben der Erfolgsweg — die Saga startet als </w:t>
+      </w:r>
+      <w:r>
+        <w:rPr>
+          <w:rFonts w:ascii="Consolas" w:hAnsi="Consolas"/>
+          <w:color w:val="0B4A56"/>
+          <w:sz w:val="20"/>
+          <w:szCs w:val="20"/>
+        </w:rPr>
+        <w:t xml:space="preserve">RUNNING</w:t>
+      </w:r>
+      <w:r>
+        <w:rPr>
+          <w:rFonts w:ascii="Calibri" w:hAnsi="Calibri"/>
+          <w:color w:val="000000"/>
+          <w:sz w:val="22"/>
+          <w:szCs w:val="22"/>
+        </w:rPr>
+        <w:t xml:space="preserve"> und wird </w:t>
+      </w:r>
+      <w:r>
+        <w:rPr>
+          <w:rFonts w:ascii="Consolas" w:hAnsi="Consolas"/>
+          <w:color w:val="0B4A56"/>
+          <w:sz w:val="20"/>
+          <w:szCs w:val="20"/>
+        </w:rPr>
+        <w:t xml:space="preserve">COMPLETED</w:t>
+      </w:r>
+      <w:r>
+        <w:rPr>
+          <w:rFonts w:ascii="Calibri" w:hAnsi="Calibri"/>
+          <w:color w:val="000000"/>
+          <w:sz w:val="22"/>
+          <w:szCs w:val="22"/>
+        </w:rPr>
+        <w:t xml:space="preserve">, sobald alle Schritte DONE sind. Unten der Fehlerpfad: Scheitert ein Schritt (oder bricht die Journalverbindung weg), wird die Saga als </w:t>
+      </w:r>
+      <w:r>
+        <w:rPr>
+          <w:rFonts w:ascii="Consolas" w:hAnsi="Consolas"/>
+          <w:color w:val="0B4A56"/>
+          <w:sz w:val="20"/>
+          <w:szCs w:val="20"/>
+        </w:rPr>
+        <w:t xml:space="preserve">FAILED</w:t>
+      </w:r>
+      <w:r>
+        <w:rPr>
+          <w:rFonts w:ascii="Calibri" w:hAnsi="Calibri"/>
+          <w:color w:val="000000"/>
+          <w:sz w:val="22"/>
+          <w:szCs w:val="22"/>
+        </w:rPr>
+        <w:t xml:space="preserve"> markiert und startet sofort die Kompensation (</w:t>
+      </w:r>
+      <w:r>
+        <w:rPr>
+          <w:rFonts w:ascii="Consolas" w:hAnsi="Consolas"/>
+          <w:color w:val="0B4A56"/>
+          <w:sz w:val="20"/>
+          <w:szCs w:val="20"/>
+        </w:rPr>
+        <w:t xml:space="preserve">COMPENSATING</w:t>
+      </w:r>
+      <w:r>
+        <w:rPr>
+          <w:rFonts w:ascii="Calibri" w:hAnsi="Calibri"/>
+          <w:color w:val="000000"/>
+          <w:sz w:val="22"/>
+          <w:szCs w:val="22"/>
+        </w:rPr>
+        <w:t xml:space="preserve">). Die FAILED-Markierung läuft bewusst VOR der Kompensation und darf sie niemals verhindern — ihr eigenes Scheitern wird nur protokolliert. Am Ende steht </w:t>
+      </w:r>
+      <w:r>
+        <w:rPr>
+          <w:rFonts w:ascii="Consolas" w:hAnsi="Consolas"/>
+          <w:color w:val="0B4A56"/>
+          <w:sz w:val="20"/>
+          <w:szCs w:val="20"/>
+        </w:rPr>
+        <w:t xml:space="preserve">COMPENSATED</w:t>
+      </w:r>
+      <w:r>
+        <w:rPr>
+          <w:rFonts w:ascii="Calibri" w:hAnsi="Calibri"/>
+          <w:color w:val="000000"/>
+          <w:sz w:val="22"/>
+          <w:szCs w:val="22"/>
+        </w:rPr>
+        <w:t xml:space="preserve"> (alles zurückgerollt) oder erneut </w:t>
+      </w:r>
+      <w:r>
+        <w:rPr>
+          <w:rFonts w:ascii="Consolas" w:hAnsi="Consolas"/>
+          <w:color w:val="0B4A56"/>
+          <w:sz w:val="20"/>
+          <w:szCs w:val="20"/>
+        </w:rPr>
+        <w:t xml:space="preserve">FAILED</w:t>
+      </w:r>
+      <w:r>
+        <w:rPr>
+          <w:rFonts w:ascii="Calibri" w:hAnsi="Calibri"/>
+          <w:color w:val="000000"/>
+          <w:sz w:val="22"/>
+          <w:szCs w:val="22"/>
+        </w:rPr>
+        <w:t xml:space="preserve"> (unvollständig; der nächste Wiederanlauf setzt tiefer an, siehe Abbildung 3).</w:t>
       </w:r>
     </w:p>
     <w:p>
@@ -5432,58 +4735,89 @@
           <w:sz w:val="22"/>
           <w:szCs w:val="22"/>
         </w:rPr>
-        <w:t xml:space="preserve">Die Engine selbst kennt keine Fachbegriffe: Sie ordnet Schritte an, achtet auf das Journal und behandelt Fehler. Alles Fachliche steckt in den Aktionen, die die Fachschicht als </w:t>
-      </w:r>
-      <w:r>
-        <w:rPr>
-          <w:rFonts w:ascii="Consolas" w:hAnsi="Consolas"/>
-          <w:color w:val="0B4A56"/>
-          <w:sz w:val="20"/>
-          <w:szCs w:val="20"/>
-        </w:rPr>
-        <w:t xml:space="preserve">SagaDefinition</w:t>
-      </w:r>
-      <w:r>
-        <w:rPr>
-          <w:rFonts w:ascii="Calibri" w:hAnsi="Calibri"/>
-          <w:color w:val="000000"/>
-          <w:sz w:val="22"/>
-          <w:szCs w:val="22"/>
-        </w:rPr>
-        <w:t xml:space="preserve"> übergibt — deshalb kann die Demo (Kapitel 2.8) und die Fachschicht (Kapitel 3.7) dieselbe Engine nutzen.</w:t>
-      </w:r>
-    </w:p>
-    <w:p>
-      <w:pPr>
-        <w:pStyle w:val="Heading3"/>
-        <w:spacing w:after="60" w:before="220" w:line="312"/>
-      </w:pPr>
-      <w:bookmarkStart w:name="_Toc26" w:id="26"/>
-      <w:r>
-        <w:rPr>
-          <w:rFonts w:ascii="Consolas" w:hAnsi="Consolas"/>
-          <w:b/>
-          <w:bCs/>
-          <w:color w:val="0E2A33"/>
-          <w:sz w:val="22"/>
-          <w:szCs w:val="22"/>
-        </w:rPr>
-        <w:t xml:space="preserve">SagaDefinition</w:t>
-      </w:r>
-      <w:bookmarkEnd w:id="26"/>
-    </w:p>
-    <w:p>
-      <w:pPr>
-        <w:spacing w:after="100" w:line="276"/>
-      </w:pPr>
-      <w:r>
-        <w:rPr>
-          <w:rFonts w:ascii="Consolas" w:hAnsi="Consolas"/>
+        <w:t xml:space="preserve">Der Fußnotentext unten nennt den feinsten Fall: Ist die Saga fachlich fertig, aber ausgerechnet die COMPLETED-Markierung schlug fehl, bleibt sie </w:t>
+      </w:r>
+      <w:r>
+        <w:rPr>
+          <w:rFonts w:ascii="Consolas" w:hAnsi="Consolas"/>
+          <w:color w:val="0B4A56"/>
+          <w:sz w:val="20"/>
+          <w:szCs w:val="20"/>
+        </w:rPr>
+        <w:t xml:space="preserve">RUNNING</w:t>
+      </w:r>
+      <w:r>
+        <w:rPr>
+          <w:rFonts w:ascii="Calibri" w:hAnsi="Calibri"/>
+          <w:color w:val="000000"/>
+          <w:sz w:val="22"/>
+          <w:szCs w:val="22"/>
+        </w:rPr>
+        <w:t xml:space="preserve"> — der Wiederanlauf erkennt an den Schritt-Zuständen, dass nichts zu kompensieren ist, und schließt sie nur noch ab. So kann kein Journalfehler eine erfolgreiche Saga fälschlich zurückrollen.</w:t>
+      </w:r>
+    </w:p>
+    <w:p>
+      <w:pPr>
+        <w:keepNext/>
+        <w:spacing w:after="60" w:before="200"/>
+        <w:jc w:val="center"/>
+      </w:pPr>
+      <w:r>
+        <w:drawing>
+          <wp:inline distT="0" distB="0" distL="0" distR="0">
+            <wp:extent cx="5143500" cy="3810000"/>
+            <wp:effectExtent t="0" r="0" b="0" l="0"/>
+            <wp:docPr id="2" name="" descr="" title=""/>
+            <wp:cNvGraphicFramePr>
+              <a:graphicFrameLocks xmlns:a="http://schemas.openxmlformats.org/drawingml/2006/main" noChangeAspect="1"/>
+            </wp:cNvGraphicFramePr>
+            <a:graphic xmlns:a="http://schemas.openxmlformats.org/drawingml/2006/main">
+              <a:graphicData uri="http://schemas.openxmlformats.org/drawingml/2006/picture">
+                <pic:pic xmlns:pic="http://schemas.openxmlformats.org/drawingml/2006/picture">
+                  <pic:nvPicPr>
+                    <pic:cNvPr id="0" name="" descr=""/>
+                    <pic:cNvPicPr>
+                      <a:picLocks noChangeAspect="1" noChangeArrowheads="1"/>
+                    </pic:cNvPicPr>
+                  </pic:nvPicPr>
+                  <pic:blipFill>
+                    <a:blip r:embed="rId11" cstate="none"/>
+                    <a:srcRect/>
+                    <a:stretch>
+                      <a:fillRect/>
+                    </a:stretch>
+                  </pic:blipFill>
+                  <pic:spPr bwMode="auto">
+                    <a:xfrm>
+                      <a:off x="0" y="0"/>
+                      <a:ext cx="5143500" cy="3810000"/>
+                    </a:xfrm>
+                    <a:prstGeom prst="rect">
+                      <a:avLst/>
+                    </a:prstGeom>
+                  </pic:spPr>
+                </pic:pic>
+              </a:graphicData>
+            </a:graphic>
+          </wp:inline>
+        </w:drawing>
+      </w:r>
+    </w:p>
+    <w:p>
+      <w:pPr>
+        <w:spacing w:after="160"/>
+        <w:jc w:val="center"/>
+      </w:pPr>
+      <w:r>
+        <w:rPr>
+          <w:rFonts w:ascii="Calibri" w:hAnsi="Calibri"/>
+          <w:i/>
+          <w:iCs/>
           <w:color w:val="5A6B73"/>
           <w:sz w:val="18"/>
           <w:szCs w:val="18"/>
         </w:rPr>
-        <w:t xml:space="preserve">de.allgemein.tx.saga.SagaDefinition · final class (Builder)</w:t>
+        <w:t xml:space="preserve">Abbildung 2: Zustände eines Saga-Schritts mit Write-Ahead-Zeitachse (TX_SAGA_STEP.STATE)</w:t>
       </w:r>
     </w:p>
     <w:p>
@@ -5494,44 +4828,251 @@
       <w:r>
         <w:rPr>
           <w:rFonts w:ascii="Calibri" w:hAnsi="Calibri"/>
-          <w:color w:val="000000"/>
-          <w:sz w:val="22"/>
-          <w:szCs w:val="22"/>
-        </w:rPr>
-        <w:t xml:space="preserve">Die feste Abfolge der Schritte eines Geschäftsvorgangs, gebaut über einen Builder: Typname (zum Wiederfinden im Journal), Liste der Schritte, Payload als Zeichenkette. Ein Beispiel: Vorgang erfassen, Bedarfsprüfung, Bescheid erteilen, Erstauszahlung. Die Definition ist unveränderlich — eine laufende Saga ändert ihr Programm nicht mehr.</w:t>
-      </w:r>
-    </w:p>
-    <w:p>
-      <w:pPr>
-        <w:pStyle w:val="Heading3"/>
-        <w:spacing w:after="60" w:before="220" w:line="312"/>
-      </w:pPr>
-      <w:bookmarkStart w:name="_Toc27" w:id="27"/>
-      <w:r>
-        <w:rPr>
-          <w:rFonts w:ascii="Consolas" w:hAnsi="Consolas"/>
           <w:b/>
           <w:bCs/>
           <w:color w:val="0E2A33"/>
           <w:sz w:val="22"/>
           <w:szCs w:val="22"/>
         </w:rPr>
-        <w:t xml:space="preserve">SagaStep</w:t>
-      </w:r>
-      <w:bookmarkEnd w:id="27"/>
-    </w:p>
-    <w:p>
-      <w:pPr>
-        <w:spacing w:after="100" w:line="276"/>
-      </w:pPr>
-      <w:r>
-        <w:rPr>
-          <w:rFonts w:ascii="Consolas" w:hAnsi="Consolas"/>
+        <w:t xml:space="preserve">So liest man das Bild:</w:t>
+      </w:r>
+      <w:r>
+        <w:rPr>
+          <w:rFonts w:ascii="Calibri" w:hAnsi="Calibri"/>
+          <w:color w:val="000000"/>
+          <w:sz w:val="22"/>
+          <w:szCs w:val="22"/>
+        </w:rPr>
+        <w:t xml:space="preserve"> Ein Schritt beginnt als </w:t>
+      </w:r>
+      <w:r>
+        <w:rPr>
+          <w:rFonts w:ascii="Consolas" w:hAnsi="Consolas"/>
+          <w:color w:val="0B4A56"/>
+          <w:sz w:val="20"/>
+          <w:szCs w:val="20"/>
+        </w:rPr>
+        <w:t xml:space="preserve">PENDING</w:t>
+      </w:r>
+      <w:r>
+        <w:rPr>
+          <w:rFonts w:ascii="Calibri" w:hAnsi="Calibri"/>
+          <w:color w:val="000000"/>
+          <w:sz w:val="22"/>
+          <w:szCs w:val="22"/>
+        </w:rPr>
+        <w:t xml:space="preserve">. Vor der eigentlichen Arbeit wird er als </w:t>
+      </w:r>
+      <w:r>
+        <w:rPr>
+          <w:rFonts w:ascii="Consolas" w:hAnsi="Consolas"/>
+          <w:color w:val="0B4A56"/>
+          <w:sz w:val="20"/>
+          <w:szCs w:val="20"/>
+        </w:rPr>
+        <w:t xml:space="preserve">IN_FLIGHT</w:t>
+      </w:r>
+      <w:r>
+        <w:rPr>
+          <w:rFonts w:ascii="Calibri" w:hAnsi="Calibri"/>
+          <w:color w:val="000000"/>
+          <w:sz w:val="22"/>
+          <w:szCs w:val="22"/>
+        </w:rPr>
+        <w:t xml:space="preserve"> journalliert — das ist </w:t>
+      </w:r>
+      <w:r>
+        <w:rPr>
+          <w:rFonts w:ascii="Calibri" w:hAnsi="Calibri"/>
+          <w:b/>
+          <w:bCs/>
+          <w:color w:val="0E2A33"/>
+          <w:sz w:val="22"/>
+          <w:szCs w:val="22"/>
+        </w:rPr>
+        <w:t xml:space="preserve">Commit 1</w:t>
+      </w:r>
+      <w:r>
+        <w:rPr>
+          <w:rFonts w:ascii="Calibri" w:hAnsi="Calibri"/>
+          <w:color w:val="000000"/>
+          <w:sz w:val="22"/>
+          <w:szCs w:val="22"/>
+        </w:rPr>
+        <w:t xml:space="preserve">, eine eigene winzige Transaktion. Dann läuft der Fachschritt, und die </w:t>
+      </w:r>
+      <w:r>
+        <w:rPr>
+          <w:rFonts w:ascii="Consolas" w:hAnsi="Consolas"/>
+          <w:color w:val="0B4A56"/>
+          <w:sz w:val="20"/>
+          <w:szCs w:val="20"/>
+        </w:rPr>
+        <w:t xml:space="preserve">DONE</w:t>
+      </w:r>
+      <w:r>
+        <w:rPr>
+          <w:rFonts w:ascii="Calibri" w:hAnsi="Calibri"/>
+          <w:color w:val="000000"/>
+          <w:sz w:val="22"/>
+          <w:szCs w:val="22"/>
+        </w:rPr>
+        <w:t xml:space="preserve">-Markierung wird IN derselben Transaktion geschrieben (</w:t>
+      </w:r>
+      <w:r>
+        <w:rPr>
+          <w:rFonts w:ascii="Calibri" w:hAnsi="Calibri"/>
+          <w:b/>
+          <w:bCs/>
+          <w:color w:val="0E2A33"/>
+          <w:sz w:val="22"/>
+          <w:szCs w:val="22"/>
+        </w:rPr>
+        <w:t xml:space="preserve">Commit 2</w:t>
+      </w:r>
+      <w:r>
+        <w:rPr>
+          <w:rFonts w:ascii="Calibri" w:hAnsi="Calibri"/>
+          <w:color w:val="000000"/>
+          <w:sz w:val="22"/>
+          <w:szCs w:val="22"/>
+        </w:rPr>
+        <w:t xml:space="preserve">) — Journalstand und Fachwirkung können nicht auseinanderlaufen. Die gestrichelten Linien in der Zeitachse unten verbinden die beiden Commits mit ihren Zuständen.</w:t>
+      </w:r>
+    </w:p>
+    <w:p>
+      <w:pPr>
+        <w:spacing w:after="120" w:before="0" w:line="312"/>
+        <w:jc w:val="both"/>
+      </w:pPr>
+      <w:r>
+        <w:rPr>
+          <w:rFonts w:ascii="Calibri" w:hAnsi="Calibri"/>
+          <w:color w:val="000000"/>
+          <w:sz w:val="22"/>
+          <w:szCs w:val="22"/>
+        </w:rPr>
+        <w:t xml:space="preserve">Der rote Punkt markiert die gefährliche Stelle: Bricht der Server genau zwischen Commit 1 und Commit 2 ab, ist der Schritt </w:t>
+      </w:r>
+      <w:r>
+        <w:rPr>
+          <w:rFonts w:ascii="Consolas" w:hAnsi="Consolas"/>
+          <w:color w:val="0B4A56"/>
+          <w:sz w:val="20"/>
+          <w:szCs w:val="20"/>
+        </w:rPr>
+        <w:t xml:space="preserve">IN_FLIGHT</w:t>
+      </w:r>
+      <w:r>
+        <w:rPr>
+          <w:rFonts w:ascii="Calibri" w:hAnsi="Calibri"/>
+          <w:color w:val="000000"/>
+          <w:sz w:val="22"/>
+          <w:szCs w:val="22"/>
+        </w:rPr>
+        <w:t xml:space="preserve"> — und niemand weiß, ob die Fachwirkung durch ist. Das Journal klärt das nicht, sondern entscheidet </w:t>
+      </w:r>
+      <w:r>
+        <w:rPr>
+          <w:rFonts w:ascii="Calibri" w:hAnsi="Calibri"/>
+          <w:b/>
+          <w:bCs/>
+          <w:color w:val="0E2A33"/>
+          <w:sz w:val="22"/>
+          <w:szCs w:val="22"/>
+        </w:rPr>
+        <w:t xml:space="preserve">konservativ</w:t>
+      </w:r>
+      <w:r>
+        <w:rPr>
+          <w:rFonts w:ascii="Calibri" w:hAnsi="Calibri"/>
+          <w:color w:val="000000"/>
+          <w:sz w:val="22"/>
+          <w:szCs w:val="22"/>
+        </w:rPr>
+        <w:t xml:space="preserve">: IN_FLIGHT gilt als „möglicherweise committet“ und wird kompensiert. Weil die Kompensation damit auch einen nicht-committeten Schritt trifft, muss sie idempotent sein — wiederholtes Ausführen ist harmlos (die roten Pfeile zu </w:t>
+      </w:r>
+      <w:r>
+        <w:rPr>
+          <w:rFonts w:ascii="Consolas" w:hAnsi="Consolas"/>
+          <w:color w:val="0B4A56"/>
+          <w:sz w:val="20"/>
+          <w:szCs w:val="20"/>
+        </w:rPr>
+        <w:t xml:space="preserve">COMPENSATED</w:t>
+      </w:r>
+      <w:r>
+        <w:rPr>
+          <w:rFonts w:ascii="Calibri" w:hAnsi="Calibri"/>
+          <w:color w:val="000000"/>
+          <w:sz w:val="22"/>
+          <w:szCs w:val="22"/>
+        </w:rPr>
+        <w:t xml:space="preserve"> gelten von IN_FLIGHT und DONE gleichermaßen).</w:t>
+      </w:r>
+    </w:p>
+    <w:p>
+      <w:pPr>
+        <w:keepNext/>
+        <w:spacing w:after="60" w:before="200"/>
+        <w:jc w:val="center"/>
+      </w:pPr>
+      <w:r>
+        <w:drawing>
+          <wp:inline distT="0" distB="0" distL="0" distR="0">
+            <wp:extent cx="4476750" cy="3914775"/>
+            <wp:effectExtent t="0" r="0" b="0" l="0"/>
+            <wp:docPr id="3" name="" descr="" title=""/>
+            <wp:cNvGraphicFramePr>
+              <a:graphicFrameLocks xmlns:a="http://schemas.openxmlformats.org/drawingml/2006/main" noChangeAspect="1"/>
+            </wp:cNvGraphicFramePr>
+            <a:graphic xmlns:a="http://schemas.openxmlformats.org/drawingml/2006/main">
+              <a:graphicData uri="http://schemas.openxmlformats.org/drawingml/2006/picture">
+                <pic:pic xmlns:pic="http://schemas.openxmlformats.org/drawingml/2006/picture">
+                  <pic:nvPicPr>
+                    <pic:cNvPr id="0" name="" descr=""/>
+                    <pic:cNvPicPr>
+                      <a:picLocks noChangeAspect="1" noChangeArrowheads="1"/>
+                    </pic:cNvPicPr>
+                  </pic:nvPicPr>
+                  <pic:blipFill>
+                    <a:blip r:embed="rId12" cstate="none"/>
+                    <a:srcRect/>
+                    <a:stretch>
+                      <a:fillRect/>
+                    </a:stretch>
+                  </pic:blipFill>
+                  <pic:spPr bwMode="auto">
+                    <a:xfrm>
+                      <a:off x="0" y="0"/>
+                      <a:ext cx="4476750" cy="3914775"/>
+                    </a:xfrm>
+                    <a:prstGeom prst="rect">
+                      <a:avLst/>
+                    </a:prstGeom>
+                  </pic:spPr>
+                </pic:pic>
+              </a:graphicData>
+            </a:graphic>
+          </wp:inline>
+        </w:drawing>
+      </w:r>
+    </w:p>
+    <w:p>
+      <w:pPr>
+        <w:spacing w:after="160"/>
+        <w:jc w:val="center"/>
+      </w:pPr>
+      <w:r>
+        <w:rPr>
+          <w:rFonts w:ascii="Calibri" w:hAnsi="Calibri"/>
+          <w:i/>
+          <w:iCs/>
           <w:color w:val="5A6B73"/>
           <w:sz w:val="18"/>
           <w:szCs w:val="18"/>
         </w:rPr>
-        <w:t xml:space="preserve">de.allgemein.tx.saga.SagaStep · record (name, action, compensation)</w:t>
+        <w:t xml:space="preserve">Abbildung 3: Flussdiagramm des Wiederanlaufs (recover) über alle halbfertigen Sagas</w:t>
       </w:r>
     </w:p>
     <w:p>
@@ -5542,19 +5083,121 @@
       <w:r>
         <w:rPr>
           <w:rFonts w:ascii="Calibri" w:hAnsi="Calibri"/>
-          <w:color w:val="000000"/>
-          <w:sz w:val="22"/>
-          <w:szCs w:val="22"/>
-        </w:rPr>
-        <w:t xml:space="preserve">Ein Schritt der Saga: Name, Aktion und — das Entscheidende — die Kompensation, die ihn rückgängig macht. Jede Kompensation muss idempotent sein, denn der Wiederanlauf führt sie erneut aus, wenn der Schritt möglicherweise schon committet war.</w:t>
+          <w:b/>
+          <w:bCs/>
+          <w:color w:val="0E2A33"/>
+          <w:sz w:val="22"/>
+          <w:szCs w:val="22"/>
+        </w:rPr>
+        <w:t xml:space="preserve">So liest man das Bild:</w:t>
+      </w:r>
+      <w:r>
+        <w:rPr>
+          <w:rFonts w:ascii="Calibri" w:hAnsi="Calibri"/>
+          <w:color w:val="000000"/>
+          <w:sz w:val="22"/>
+          <w:szCs w:val="22"/>
+        </w:rPr>
+        <w:t xml:space="preserve"> Beim Serverstart (oder per Knopf im Adminbereich) werden alle Sagas mit Zustand RUNNING, FAILED oder COMPENSATING nacheinander abgearbeitet. Der Kopf jeder Saga wird mit </w:t>
+      </w:r>
+      <w:r>
+        <w:rPr>
+          <w:rFonts w:ascii="Consolas" w:hAnsi="Consolas"/>
+          <w:color w:val="0B4A56"/>
+          <w:sz w:val="20"/>
+          <w:szCs w:val="20"/>
+        </w:rPr>
+        <w:t xml:space="preserve">SELECT … FOR UPDATE SKIP LOCKED</w:t>
+      </w:r>
+      <w:r>
+        <w:rPr>
+          <w:rFonts w:ascii="Calibri" w:hAnsi="Calibri"/>
+          <w:color w:val="000000"/>
+          <w:sz w:val="22"/>
+          <w:szCs w:val="22"/>
+        </w:rPr>
+        <w:t xml:space="preserve"> beansprucht — arbeitet ein zweiter Wiederanlauf parallel, bekommt er diese Saga einfach nicht und nimmt die nächste; niemand blockiert niemanden.</w:t>
+      </w:r>
+    </w:p>
+    <w:p>
+      <w:pPr>
+        <w:spacing w:after="120" w:before="0" w:line="312"/>
+        <w:jc w:val="both"/>
+      </w:pPr>
+      <w:r>
+        <w:rPr>
+          <w:rFonts w:ascii="Calibri" w:hAnsi="Calibri"/>
+          <w:color w:val="000000"/>
+          <w:sz w:val="22"/>
+          <w:szCs w:val="22"/>
+        </w:rPr>
+        <w:t xml:space="preserve">Je Saga gilt: Ist jeder Schritt DONE, war nur die Abschlussmarkierung ausgeblieben — die Saga wird COMPLETED und fertig. Sonst läuft die Kompensation rückwärts über die Schritte, wobei </w:t>
+      </w:r>
+      <w:r>
+        <w:rPr>
+          <w:rFonts w:ascii="Consolas" w:hAnsi="Consolas"/>
+          <w:color w:val="0B4A56"/>
+          <w:sz w:val="20"/>
+          <w:szCs w:val="20"/>
+        </w:rPr>
+        <w:t xml:space="preserve">PENDING</w:t>
+      </w:r>
+      <w:r>
+        <w:rPr>
+          <w:rFonts w:ascii="Calibri" w:hAnsi="Calibri"/>
+          <w:color w:val="000000"/>
+          <w:sz w:val="22"/>
+          <w:szCs w:val="22"/>
+        </w:rPr>
+        <w:t xml:space="preserve"> (lief nie) und bereits </w:t>
+      </w:r>
+      <w:r>
+        <w:rPr>
+          <w:rFonts w:ascii="Consolas" w:hAnsi="Consolas"/>
+          <w:color w:val="0B4A56"/>
+          <w:sz w:val="20"/>
+          <w:szCs w:val="20"/>
+        </w:rPr>
+        <w:t xml:space="preserve">COMPENSATED</w:t>
+      </w:r>
+      <w:r>
+        <w:rPr>
+          <w:rFonts w:ascii="Calibri" w:hAnsi="Calibri"/>
+          <w:color w:val="000000"/>
+          <w:sz w:val="22"/>
+          <w:szCs w:val="22"/>
+        </w:rPr>
+        <w:t xml:space="preserve"> übersprungen und </w:t>
+      </w:r>
+      <w:r>
+        <w:rPr>
+          <w:rFonts w:ascii="Consolas" w:hAnsi="Consolas"/>
+          <w:color w:val="0B4A56"/>
+          <w:sz w:val="20"/>
+          <w:szCs w:val="20"/>
+        </w:rPr>
+        <w:t xml:space="preserve">IN_FLIGHT</w:t>
+      </w:r>
+      <w:r>
+        <w:rPr>
+          <w:rFonts w:ascii="Calibri" w:hAnsi="Calibri"/>
+          <w:color w:val="000000"/>
+          <w:sz w:val="22"/>
+          <w:szCs w:val="22"/>
+        </w:rPr>
+        <w:t xml:space="preserve"> konservativ mitkompensiert werden. Klappt alles, wird COMPENSATED gesetzt, sonst FAILED — der nächste Lauf setzt an der übrigen Stelle wieder an. Der Endzustand wird mit dem Commit geschrieben; genau dadurch wird die Sperre freigegeben.</w:t>
       </w:r>
     </w:p>
     <w:p>
       <w:pPr>
         <w:pStyle w:val="Heading3"/>
-        <w:spacing w:after="60" w:before="220" w:line="312"/>
-      </w:pPr>
-      <w:bookmarkStart w:name="_Toc28" w:id="28"/>
+        <w:keepNext/>
+        <w:pBdr>
+          <w:left w:val="single" w:color="1B6B7A" w:sz="14" w:space="8"/>
+        </w:pBdr>
+        <w:spacing w:after="80" w:before="260" w:line="312"/>
+        <w:ind w:left="140"/>
+      </w:pPr>
       <w:r>
         <w:rPr>
           <w:rFonts w:ascii="Consolas" w:hAnsi="Consolas"/>
@@ -5564,12 +5207,12 @@
           <w:sz w:val="22"/>
           <w:szCs w:val="22"/>
         </w:rPr>
-        <w:t xml:space="preserve">SagaAction</w:t>
-      </w:r>
-      <w:bookmarkEnd w:id="28"/>
-    </w:p>
-    <w:p>
-      <w:pPr>
+        <w:t xml:space="preserve">SagaEngine</w:t>
+      </w:r>
+    </w:p>
+    <w:p>
+      <w:pPr>
+        <w:keepNext/>
         <w:spacing w:after="100" w:line="276"/>
       </w:pPr>
       <w:r>
@@ -5579,7 +5222,7 @@
           <w:sz w:val="18"/>
           <w:szCs w:val="18"/>
         </w:rPr>
-        <w:t xml:space="preserve">de.allgemein.tx.saga.SagaAction · @FunctionalInterface</w:t>
+        <w:t xml:space="preserve">de.allgemein.tx.saga.SagaEngine · final class · 368 Zeilen</w:t>
       </w:r>
     </w:p>
     <w:p>
@@ -5594,51 +5237,88 @@
           <w:sz w:val="22"/>
           <w:szCs w:val="22"/>
         </w:rPr>
-        <w:t xml:space="preserve">Funktionale Schnittstelle für Aktion und Kompensation: </w:t>
-      </w:r>
-      <w:r>
-        <w:rPr>
-          <w:rFonts w:ascii="Consolas" w:hAnsi="Consolas"/>
-          <w:color w:val="0B4A56"/>
-          <w:sz w:val="20"/>
-          <w:szCs w:val="20"/>
-        </w:rPr>
-        <w:t xml:space="preserve">run(Connection, payload, sagaId)</w:t>
-      </w:r>
-      <w:r>
-        <w:rPr>
-          <w:rFonts w:ascii="Calibri" w:hAnsi="Calibri"/>
-          <w:color w:val="000000"/>
-          <w:sz w:val="22"/>
-          <w:szCs w:val="22"/>
-        </w:rPr>
-        <w:t xml:space="preserve">. Neben dem Payload erhält die Aktion die </w:t>
-      </w:r>
-      <w:r>
-        <w:rPr>
-          <w:rFonts w:ascii="Consolas" w:hAnsi="Consolas"/>
-          <w:color w:val="0B4A56"/>
-          <w:sz w:val="20"/>
-          <w:szCs w:val="20"/>
-        </w:rPr>
-        <w:t xml:space="preserve">sagaId</w:t>
-      </w:r>
-      <w:r>
-        <w:rPr>
-          <w:rFonts w:ascii="Calibri" w:hAnsi="Calibri"/>
-          <w:color w:val="000000"/>
-          <w:sz w:val="22"/>
-          <w:szCs w:val="22"/>
-        </w:rPr>
-        <w:t xml:space="preserve"> — darüber kann sie fachliche Korrelationen deterministisch ableiten (die Saga-Zahlung trägt etwa die Vorgangsnummer SAGA- plus Kennung), sodass eine Kompensation später gezielt nur die eigenen Daten dieser Saga erfasst und fremde unberührt lässt.</w:t>
+        <w:t xml:space="preserve">Der Motor: führt eine </w:t>
+      </w:r>
+      <w:r>
+        <w:rPr>
+          <w:rFonts w:ascii="Consolas" w:hAnsi="Consolas"/>
+          <w:color w:val="0B4A56"/>
+          <w:sz w:val="20"/>
+          <w:szCs w:val="20"/>
+        </w:rPr>
+        <w:t xml:space="preserve">SagaDefinition</w:t>
+      </w:r>
+      <w:r>
+        <w:rPr>
+          <w:rFonts w:ascii="Calibri" w:hAnsi="Calibri"/>
+          <w:color w:val="000000"/>
+          <w:sz w:val="22"/>
+          <w:szCs w:val="22"/>
+        </w:rPr>
+        <w:t xml:space="preserve"> Schritt für Schritt aus — je Schritt Write-Ahead-Markierung, Fachtransaktion, DONE-Vermerk —, kompensiert bei Fehler alle fertigen Schritte rückwärts und bietet </w:t>
+      </w:r>
+      <w:r>
+        <w:rPr>
+          <w:rFonts w:ascii="Consolas" w:hAnsi="Consolas"/>
+          <w:color w:val="0B4A56"/>
+          <w:sz w:val="20"/>
+          <w:szCs w:val="20"/>
+        </w:rPr>
+        <w:t xml:space="preserve">recover()</w:t>
+      </w:r>
+      <w:r>
+        <w:rPr>
+          <w:rFonts w:ascii="Calibri" w:hAnsi="Calibri"/>
+          <w:color w:val="000000"/>
+          <w:sz w:val="22"/>
+          <w:szCs w:val="22"/>
+        </w:rPr>
+        <w:t xml:space="preserve"> an, um halbfertige Sagas nach einem Absturz sauber zu beenden. Der Serverstart der Fachschicht ruft genau diesen Wiederanlauf über alle Saga-Typen auf.</w:t>
+      </w:r>
+    </w:p>
+    <w:p>
+      <w:pPr>
+        <w:spacing w:after="120" w:before="0" w:line="312"/>
+        <w:jc w:val="both"/>
+      </w:pPr>
+      <w:r>
+        <w:rPr>
+          <w:rFonts w:ascii="Calibri" w:hAnsi="Calibri"/>
+          <w:color w:val="000000"/>
+          <w:sz w:val="22"/>
+          <w:szCs w:val="22"/>
+        </w:rPr>
+        <w:t xml:space="preserve">Die Engine selbst kennt keine Fachbegriffe: Sie ordnet Schritte an, achtet auf das Journal und behandelt Fehler. Alles Fachliche steckt in den Aktionen, die die Fachschicht als </w:t>
+      </w:r>
+      <w:r>
+        <w:rPr>
+          <w:rFonts w:ascii="Consolas" w:hAnsi="Consolas"/>
+          <w:color w:val="0B4A56"/>
+          <w:sz w:val="20"/>
+          <w:szCs w:val="20"/>
+        </w:rPr>
+        <w:t xml:space="preserve">SagaDefinition</w:t>
+      </w:r>
+      <w:r>
+        <w:rPr>
+          <w:rFonts w:ascii="Calibri" w:hAnsi="Calibri"/>
+          <w:color w:val="000000"/>
+          <w:sz w:val="22"/>
+          <w:szCs w:val="22"/>
+        </w:rPr>
+        <w:t xml:space="preserve"> übergibt — deshalb kann die Demo (Kapitel 2.8) und die Fachschicht (Kapitel 3.7) dieselbe Engine nutzen.</w:t>
       </w:r>
     </w:p>
     <w:p>
       <w:pPr>
         <w:pStyle w:val="Heading3"/>
-        <w:spacing w:after="60" w:before="220" w:line="312"/>
-      </w:pPr>
-      <w:bookmarkStart w:name="_Toc29" w:id="29"/>
+        <w:keepNext/>
+        <w:pBdr>
+          <w:left w:val="single" w:color="1B6B7A" w:sz="14" w:space="8"/>
+        </w:pBdr>
+        <w:spacing w:after="80" w:before="260" w:line="312"/>
+        <w:ind w:left="140"/>
+      </w:pPr>
       <w:r>
         <w:rPr>
           <w:rFonts w:ascii="Consolas" w:hAnsi="Consolas"/>
@@ -5648,12 +5328,12 @@
           <w:sz w:val="22"/>
           <w:szCs w:val="22"/>
         </w:rPr>
-        <w:t xml:space="preserve">TxSagaJournal</w:t>
-      </w:r>
-      <w:bookmarkEnd w:id="29"/>
-    </w:p>
-    <w:p>
-      <w:pPr>
+        <w:t xml:space="preserve">SagaDefinition</w:t>
+      </w:r>
+    </w:p>
+    <w:p>
+      <w:pPr>
+        <w:keepNext/>
         <w:spacing w:after="100" w:line="276"/>
       </w:pPr>
       <w:r>
@@ -5663,7 +5343,7 @@
           <w:sz w:val="18"/>
           <w:szCs w:val="18"/>
         </w:rPr>
-        <w:t xml:space="preserve">de.allgemein.tx.saga.TxSagaJournal · interface</w:t>
+        <w:t xml:space="preserve">de.allgemein.tx.saga.SagaDefinition · final class (Builder)</w:t>
       </w:r>
     </w:p>
     <w:p>
@@ -5678,33 +5358,19 @@
           <w:sz w:val="22"/>
           <w:szCs w:val="22"/>
         </w:rPr>
-        <w:t xml:space="preserve">Das Journal-Interface der Engine: Saga anlegen, Schritt als IN_FLIGHT markieren, DONE in der Fachtransaktion vermerken, unvollendete Sagas auflisten und exklusiv beanspruchen. Die Engine hängt nur an dieser Abstraktion — im Test (</w:t>
-      </w:r>
-      <w:r>
-        <w:rPr>
-          <w:rFonts w:ascii="Consolas" w:hAnsi="Consolas"/>
-          <w:color w:val="0B4A56"/>
-          <w:sz w:val="20"/>
-          <w:szCs w:val="20"/>
-        </w:rPr>
-        <w:t xml:space="preserve">SagaEngineTest</w:t>
-      </w:r>
-      <w:r>
-        <w:rPr>
-          <w:rFonts w:ascii="Calibri" w:hAnsi="Calibri"/>
-          <w:color w:val="000000"/>
-          <w:sz w:val="22"/>
-          <w:szCs w:val="22"/>
-        </w:rPr>
-        <w:t xml:space="preserve">) wird das Journal durch eine In-Memory-Umsetzung ersetzt, ohne dass die Engine es merkt.</w:t>
+        <w:t xml:space="preserve">Die feste Abfolge der Schritte eines Geschäftsvorgangs, gebaut über einen Builder: Typname (zum Wiederfinden im Journal), Liste der Schritte, Payload als Zeichenkette. Ein Beispiel: Vorgang erfassen, Bedarfsprüfung, Bescheid erteilen, Erstauszahlung. Die Definition ist unveränderlich — eine laufende Saga ändert ihr Programm nicht mehr.</w:t>
       </w:r>
     </w:p>
     <w:p>
       <w:pPr>
         <w:pStyle w:val="Heading3"/>
-        <w:spacing w:after="60" w:before="220" w:line="312"/>
-      </w:pPr>
-      <w:bookmarkStart w:name="_Toc30" w:id="30"/>
+        <w:keepNext/>
+        <w:pBdr>
+          <w:left w:val="single" w:color="1B6B7A" w:sz="14" w:space="8"/>
+        </w:pBdr>
+        <w:spacing w:after="80" w:before="260" w:line="312"/>
+        <w:ind w:left="140"/>
+      </w:pPr>
       <w:r>
         <w:rPr>
           <w:rFonts w:ascii="Consolas" w:hAnsi="Consolas"/>
@@ -5714,12 +5380,12 @@
           <w:sz w:val="22"/>
           <w:szCs w:val="22"/>
         </w:rPr>
-        <w:t xml:space="preserve">SagaJournal</w:t>
-      </w:r>
-      <w:bookmarkEnd w:id="30"/>
-    </w:p>
-    <w:p>
-      <w:pPr>
+        <w:t xml:space="preserve">SagaStep</w:t>
+      </w:r>
+    </w:p>
+    <w:p>
+      <w:pPr>
+        <w:keepNext/>
         <w:spacing w:after="100" w:line="276"/>
       </w:pPr>
       <w:r>
@@ -5729,7 +5395,7 @@
           <w:sz w:val="18"/>
           <w:szCs w:val="18"/>
         </w:rPr>
-        <w:t xml:space="preserve">de.allgemein.tx.saga.SagaJournal · 474 Zeilen</w:t>
+        <w:t xml:space="preserve">de.allgemein.tx.saga.SagaStep · record (name, action, compensation)</w:t>
       </w:r>
     </w:p>
     <w:p>
@@ -5744,51 +5410,19 @@
           <w:sz w:val="22"/>
           <w:szCs w:val="22"/>
         </w:rPr>
-        <w:t xml:space="preserve">Die Oracle-Umsetzung des Journals auf </w:t>
-      </w:r>
-      <w:r>
-        <w:rPr>
-          <w:rFonts w:ascii="Consolas" w:hAnsi="Consolas"/>
-          <w:color w:val="0B4A56"/>
-          <w:sz w:val="20"/>
-          <w:szCs w:val="20"/>
-        </w:rPr>
-        <w:t xml:space="preserve">TX_SAGA</w:t>
-      </w:r>
-      <w:r>
-        <w:rPr>
-          <w:rFonts w:ascii="Calibri" w:hAnsi="Calibri"/>
-          <w:color w:val="000000"/>
-          <w:sz w:val="22"/>
-          <w:szCs w:val="22"/>
-        </w:rPr>
-        <w:t xml:space="preserve"> (Kopf) und </w:t>
-      </w:r>
-      <w:r>
-        <w:rPr>
-          <w:rFonts w:ascii="Consolas" w:hAnsi="Consolas"/>
-          <w:color w:val="0B4A56"/>
-          <w:sz w:val="20"/>
-          <w:szCs w:val="20"/>
-        </w:rPr>
-        <w:t xml:space="preserve">TX_SAGA_STEP</w:t>
-      </w:r>
-      <w:r>
-        <w:rPr>
-          <w:rFonts w:ascii="Calibri" w:hAnsi="Calibri"/>
-          <w:color w:val="000000"/>
-          <w:sz w:val="22"/>
-          <w:szCs w:val="22"/>
-        </w:rPr>
-        <w:t xml:space="preserve"> (Schritte). Kopf und Schritte werden atomar angelegt (RUNNING/PENDING); alle Zustandsübergänge tragen Guards, sodass ein verlorenes Wettrennen nichts kaputt macht, sondern wirft oder harmlos ist. Das Journal-Dedup gegen doppelte Saga-IDs läuft transaktional auf der Datenbank, nicht im Speicher.</w:t>
+        <w:t xml:space="preserve">Ein Schritt der Saga: Name, Aktion und — das Entscheidende — die Kompensation, die ihn rückgängig macht. Jede Kompensation muss idempotent sein, denn der Wiederanlauf führt sie erneut aus, wenn der Schritt möglicherweise schon committet war.</w:t>
       </w:r>
     </w:p>
     <w:p>
       <w:pPr>
         <w:pStyle w:val="Heading3"/>
-        <w:spacing w:after="60" w:before="220" w:line="312"/>
-      </w:pPr>
-      <w:bookmarkStart w:name="_Toc31" w:id="31"/>
+        <w:keepNext/>
+        <w:pBdr>
+          <w:left w:val="single" w:color="1B6B7A" w:sz="14" w:space="8"/>
+        </w:pBdr>
+        <w:spacing w:after="80" w:before="260" w:line="312"/>
+        <w:ind w:left="140"/>
+      </w:pPr>
       <w:r>
         <w:rPr>
           <w:rFonts w:ascii="Consolas" w:hAnsi="Consolas"/>
@@ -5798,12 +5432,12 @@
           <w:sz w:val="22"/>
           <w:szCs w:val="22"/>
         </w:rPr>
-        <w:t xml:space="preserve">SagaClaim</w:t>
-      </w:r>
-      <w:bookmarkEnd w:id="31"/>
-    </w:p>
-    <w:p>
-      <w:pPr>
+        <w:t xml:space="preserve">SagaAction</w:t>
+      </w:r>
+    </w:p>
+    <w:p>
+      <w:pPr>
+        <w:keepNext/>
         <w:spacing w:after="100" w:line="276"/>
       </w:pPr>
       <w:r>
@@ -5813,7 +5447,7 @@
           <w:sz w:val="18"/>
           <w:szCs w:val="18"/>
         </w:rPr>
-        <w:t xml:space="preserve">de.allgemein.tx.saga.SagaClaim · interface · AutoCloseable</w:t>
+        <w:t xml:space="preserve">de.allgemein.tx.saga.SagaAction · @FunctionalInterface</w:t>
       </w:r>
     </w:p>
     <w:p>
@@ -5828,69 +5462,55 @@
           <w:sz w:val="22"/>
           <w:szCs w:val="22"/>
         </w:rPr>
-        <w:t xml:space="preserve">Der exklusive Anspruch auf eine unvollendete Saga während des Wiederlaufs: Die Kopfzeile wird mit </w:t>
-      </w:r>
-      <w:r>
-        <w:rPr>
-          <w:rFonts w:ascii="Consolas" w:hAnsi="Consolas"/>
-          <w:color w:val="0B4A56"/>
-          <w:sz w:val="20"/>
-          <w:szCs w:val="20"/>
-        </w:rPr>
-        <w:t xml:space="preserve">SELECT FOR UPDATE SKIP LOCKED</w:t>
-      </w:r>
-      <w:r>
-        <w:rPr>
-          <w:rFonts w:ascii="Calibri" w:hAnsi="Calibri"/>
-          <w:color w:val="000000"/>
-          <w:sz w:val="22"/>
-          <w:szCs w:val="22"/>
-        </w:rPr>
-        <w:t xml:space="preserve"> gesperrt — ein parallel laufender Wiederanlauf überspringt diese Saga und nimmt die nächste. Der Anspruch endet genau einmal: </w:t>
-      </w:r>
-      <w:r>
-        <w:rPr>
-          <w:rFonts w:ascii="Consolas" w:hAnsi="Consolas"/>
-          <w:color w:val="0B4A56"/>
-          <w:sz w:val="20"/>
-          <w:szCs w:val="20"/>
-        </w:rPr>
-        <w:t xml:space="preserve">finish</w:t>
-      </w:r>
-      <w:r>
-        <w:rPr>
-          <w:rFonts w:ascii="Calibri" w:hAnsi="Calibri"/>
-          <w:color w:val="000000"/>
-          <w:sz w:val="22"/>
-          <w:szCs w:val="22"/>
-        </w:rPr>
-        <w:t xml:space="preserve"> schreibt den Endzustand und committet, </w:t>
-      </w:r>
-      <w:r>
-        <w:rPr>
-          <w:rFonts w:ascii="Consolas" w:hAnsi="Consolas"/>
-          <w:color w:val="0B4A56"/>
-          <w:sz w:val="20"/>
-          <w:szCs w:val="20"/>
-        </w:rPr>
-        <w:t xml:space="preserve">close</w:t>
-      </w:r>
-      <w:r>
-        <w:rPr>
-          <w:rFonts w:ascii="Calibri" w:hAnsi="Calibri"/>
-          <w:color w:val="000000"/>
-          <w:sz w:val="22"/>
-          <w:szCs w:val="22"/>
-        </w:rPr>
-        <w:t xml:space="preserve"> verwirft und rollt zurück; beide geben die Verbindung an den Pool zurück.</w:t>
+        <w:t xml:space="preserve">Funktionale Schnittstelle für Aktion und Kompensation: </w:t>
+      </w:r>
+      <w:r>
+        <w:rPr>
+          <w:rFonts w:ascii="Consolas" w:hAnsi="Consolas"/>
+          <w:color w:val="0B4A56"/>
+          <w:sz w:val="20"/>
+          <w:szCs w:val="20"/>
+        </w:rPr>
+        <w:t xml:space="preserve">run(Connection, payload, sagaId)</w:t>
+      </w:r>
+      <w:r>
+        <w:rPr>
+          <w:rFonts w:ascii="Calibri" w:hAnsi="Calibri"/>
+          <w:color w:val="000000"/>
+          <w:sz w:val="22"/>
+          <w:szCs w:val="22"/>
+        </w:rPr>
+        <w:t xml:space="preserve">. Neben dem Payload erhält die Aktion die </w:t>
+      </w:r>
+      <w:r>
+        <w:rPr>
+          <w:rFonts w:ascii="Consolas" w:hAnsi="Consolas"/>
+          <w:color w:val="0B4A56"/>
+          <w:sz w:val="20"/>
+          <w:szCs w:val="20"/>
+        </w:rPr>
+        <w:t xml:space="preserve">sagaId</w:t>
+      </w:r>
+      <w:r>
+        <w:rPr>
+          <w:rFonts w:ascii="Calibri" w:hAnsi="Calibri"/>
+          <w:color w:val="000000"/>
+          <w:sz w:val="22"/>
+          <w:szCs w:val="22"/>
+        </w:rPr>
+        <w:t xml:space="preserve"> — darüber kann sie fachliche Korrelationen deterministisch ableiten (die Saga-Zahlung trägt etwa die Vorgangsnummer SAGA- plus Kennung), sodass eine Kompensation später gezielt nur die eigenen Daten dieser Saga erfasst und fremde unberührt lässt.</w:t>
       </w:r>
     </w:p>
     <w:p>
       <w:pPr>
         <w:pStyle w:val="Heading3"/>
-        <w:spacing w:after="60" w:before="220" w:line="312"/>
-      </w:pPr>
-      <w:bookmarkStart w:name="_Toc32" w:id="32"/>
+        <w:keepNext/>
+        <w:pBdr>
+          <w:left w:val="single" w:color="1B6B7A" w:sz="14" w:space="8"/>
+        </w:pBdr>
+        <w:spacing w:after="80" w:before="260" w:line="312"/>
+        <w:ind w:left="140"/>
+      </w:pPr>
       <w:r>
         <w:rPr>
           <w:rFonts w:ascii="Consolas" w:hAnsi="Consolas"/>
@@ -5900,12 +5520,12 @@
           <w:sz w:val="22"/>
           <w:szCs w:val="22"/>
         </w:rPr>
-        <w:t xml:space="preserve">UnfinishedSaga</w:t>
-      </w:r>
-      <w:bookmarkEnd w:id="32"/>
-    </w:p>
-    <w:p>
-      <w:pPr>
+        <w:t xml:space="preserve">TxSagaJournal</w:t>
+      </w:r>
+    </w:p>
+    <w:p>
+      <w:pPr>
+        <w:keepNext/>
         <w:spacing w:after="100" w:line="276"/>
       </w:pPr>
       <w:r>
@@ -5915,7 +5535,7 @@
           <w:sz w:val="18"/>
           <w:szCs w:val="18"/>
         </w:rPr>
-        <w:t xml:space="preserve">de.allgemein.tx.saga.UnfinishedSaga · final class</w:t>
+        <w:t xml:space="preserve">de.allgemein.tx.saga.TxSagaJournal · interface</w:t>
       </w:r>
     </w:p>
     <w:p>
@@ -5930,15 +5550,37 @@
           <w:sz w:val="22"/>
           <w:szCs w:val="22"/>
         </w:rPr>
-        <w:t xml:space="preserve">Wertobjekt: eine halbfertige Saga aus dem Journal, inklusive der Zustände aller Schritte (PENDING, IN_FLIGHT, DONE, COMPENSATED). Es ist die Grundlage des Wiederanlaufs — die Engine entscheidet anhand dieser Zustände, ob vorwärts oder rückwärts weitergearbeitet wird.</w:t>
+        <w:t xml:space="preserve">Das Journal-Interface der Engine: Saga anlegen, Schritt als IN_FLIGHT markieren, DONE in der Fachtransaktion vermerken, unvollendete Sagas auflisten und exklusiv beanspruchen. Die Engine hängt nur an dieser Abstraktion — im Test (</w:t>
+      </w:r>
+      <w:r>
+        <w:rPr>
+          <w:rFonts w:ascii="Consolas" w:hAnsi="Consolas"/>
+          <w:color w:val="0B4A56"/>
+          <w:sz w:val="20"/>
+          <w:szCs w:val="20"/>
+        </w:rPr>
+        <w:t xml:space="preserve">SagaEngineTest</w:t>
+      </w:r>
+      <w:r>
+        <w:rPr>
+          <w:rFonts w:ascii="Calibri" w:hAnsi="Calibri"/>
+          <w:color w:val="000000"/>
+          <w:sz w:val="22"/>
+          <w:szCs w:val="22"/>
+        </w:rPr>
+        <w:t xml:space="preserve">) wird das Journal durch eine In-Memory-Umsetzung ersetzt, ohne dass die Engine es merkt.</w:t>
       </w:r>
     </w:p>
     <w:p>
       <w:pPr>
         <w:pStyle w:val="Heading3"/>
-        <w:spacing w:after="60" w:before="220" w:line="312"/>
-      </w:pPr>
-      <w:bookmarkStart w:name="_Toc33" w:id="33"/>
+        <w:keepNext/>
+        <w:pBdr>
+          <w:left w:val="single" w:color="1B6B7A" w:sz="14" w:space="8"/>
+        </w:pBdr>
+        <w:spacing w:after="80" w:before="260" w:line="312"/>
+        <w:ind w:left="140"/>
+      </w:pPr>
       <w:r>
         <w:rPr>
           <w:rFonts w:ascii="Consolas" w:hAnsi="Consolas"/>
@@ -5948,12 +5590,12 @@
           <w:sz w:val="22"/>
           <w:szCs w:val="22"/>
         </w:rPr>
-        <w:t xml:space="preserve">SagaState</w:t>
-      </w:r>
-      <w:bookmarkEnd w:id="33"/>
-    </w:p>
-    <w:p>
-      <w:pPr>
+        <w:t xml:space="preserve">SagaJournal</w:t>
+      </w:r>
+    </w:p>
+    <w:p>
+      <w:pPr>
+        <w:keepNext/>
         <w:spacing w:after="100" w:line="276"/>
       </w:pPr>
       <w:r>
@@ -5963,6 +5605,252 @@
           <w:sz w:val="18"/>
           <w:szCs w:val="18"/>
         </w:rPr>
+        <w:t xml:space="preserve">de.allgemein.tx.saga.SagaJournal · 474 Zeilen</w:t>
+      </w:r>
+    </w:p>
+    <w:p>
+      <w:pPr>
+        <w:spacing w:after="120" w:before="0" w:line="312"/>
+        <w:jc w:val="both"/>
+      </w:pPr>
+      <w:r>
+        <w:rPr>
+          <w:rFonts w:ascii="Calibri" w:hAnsi="Calibri"/>
+          <w:color w:val="000000"/>
+          <w:sz w:val="22"/>
+          <w:szCs w:val="22"/>
+        </w:rPr>
+        <w:t xml:space="preserve">Die Oracle-Umsetzung des Journals auf </w:t>
+      </w:r>
+      <w:r>
+        <w:rPr>
+          <w:rFonts w:ascii="Consolas" w:hAnsi="Consolas"/>
+          <w:color w:val="0B4A56"/>
+          <w:sz w:val="20"/>
+          <w:szCs w:val="20"/>
+        </w:rPr>
+        <w:t xml:space="preserve">TX_SAGA</w:t>
+      </w:r>
+      <w:r>
+        <w:rPr>
+          <w:rFonts w:ascii="Calibri" w:hAnsi="Calibri"/>
+          <w:color w:val="000000"/>
+          <w:sz w:val="22"/>
+          <w:szCs w:val="22"/>
+        </w:rPr>
+        <w:t xml:space="preserve"> (Kopf) und </w:t>
+      </w:r>
+      <w:r>
+        <w:rPr>
+          <w:rFonts w:ascii="Consolas" w:hAnsi="Consolas"/>
+          <w:color w:val="0B4A56"/>
+          <w:sz w:val="20"/>
+          <w:szCs w:val="20"/>
+        </w:rPr>
+        <w:t xml:space="preserve">TX_SAGA_STEP</w:t>
+      </w:r>
+      <w:r>
+        <w:rPr>
+          <w:rFonts w:ascii="Calibri" w:hAnsi="Calibri"/>
+          <w:color w:val="000000"/>
+          <w:sz w:val="22"/>
+          <w:szCs w:val="22"/>
+        </w:rPr>
+        <w:t xml:space="preserve"> (Schritte). Kopf und Schritte werden atomar angelegt (RUNNING/PENDING); alle Zustandsübergänge tragen Guards, sodass ein verlorenes Wettrennen nichts kaputt macht, sondern wirft oder harmlos ist. Das Journal-Dedup gegen doppelte Saga-IDs läuft transaktional auf der Datenbank, nicht im Speicher.</w:t>
+      </w:r>
+    </w:p>
+    <w:p>
+      <w:pPr>
+        <w:pStyle w:val="Heading3"/>
+        <w:keepNext/>
+        <w:pBdr>
+          <w:left w:val="single" w:color="1B6B7A" w:sz="14" w:space="8"/>
+        </w:pBdr>
+        <w:spacing w:after="80" w:before="260" w:line="312"/>
+        <w:ind w:left="140"/>
+      </w:pPr>
+      <w:r>
+        <w:rPr>
+          <w:rFonts w:ascii="Consolas" w:hAnsi="Consolas"/>
+          <w:b/>
+          <w:bCs/>
+          <w:color w:val="0E2A33"/>
+          <w:sz w:val="22"/>
+          <w:szCs w:val="22"/>
+        </w:rPr>
+        <w:t xml:space="preserve">SagaClaim</w:t>
+      </w:r>
+    </w:p>
+    <w:p>
+      <w:pPr>
+        <w:keepNext/>
+        <w:spacing w:after="100" w:line="276"/>
+      </w:pPr>
+      <w:r>
+        <w:rPr>
+          <w:rFonts w:ascii="Consolas" w:hAnsi="Consolas"/>
+          <w:color w:val="5A6B73"/>
+          <w:sz w:val="18"/>
+          <w:szCs w:val="18"/>
+        </w:rPr>
+        <w:t xml:space="preserve">de.allgemein.tx.saga.SagaClaim · interface · AutoCloseable</w:t>
+      </w:r>
+    </w:p>
+    <w:p>
+      <w:pPr>
+        <w:spacing w:after="120" w:before="0" w:line="312"/>
+        <w:jc w:val="both"/>
+      </w:pPr>
+      <w:r>
+        <w:rPr>
+          <w:rFonts w:ascii="Calibri" w:hAnsi="Calibri"/>
+          <w:color w:val="000000"/>
+          <w:sz w:val="22"/>
+          <w:szCs w:val="22"/>
+        </w:rPr>
+        <w:t xml:space="preserve">Der exklusive Anspruch auf eine unvollendete Saga während des Wiederlaufs: Die Kopfzeile wird mit </w:t>
+      </w:r>
+      <w:r>
+        <w:rPr>
+          <w:rFonts w:ascii="Consolas" w:hAnsi="Consolas"/>
+          <w:color w:val="0B4A56"/>
+          <w:sz w:val="20"/>
+          <w:szCs w:val="20"/>
+        </w:rPr>
+        <w:t xml:space="preserve">SELECT FOR UPDATE SKIP LOCKED</w:t>
+      </w:r>
+      <w:r>
+        <w:rPr>
+          <w:rFonts w:ascii="Calibri" w:hAnsi="Calibri"/>
+          <w:color w:val="000000"/>
+          <w:sz w:val="22"/>
+          <w:szCs w:val="22"/>
+        </w:rPr>
+        <w:t xml:space="preserve"> gesperrt — ein parallel laufender Wiederanlauf überspringt diese Saga und nimmt die nächste. Der Anspruch endet genau einmal: </w:t>
+      </w:r>
+      <w:r>
+        <w:rPr>
+          <w:rFonts w:ascii="Consolas" w:hAnsi="Consolas"/>
+          <w:color w:val="0B4A56"/>
+          <w:sz w:val="20"/>
+          <w:szCs w:val="20"/>
+        </w:rPr>
+        <w:t xml:space="preserve">finish</w:t>
+      </w:r>
+      <w:r>
+        <w:rPr>
+          <w:rFonts w:ascii="Calibri" w:hAnsi="Calibri"/>
+          <w:color w:val="000000"/>
+          <w:sz w:val="22"/>
+          <w:szCs w:val="22"/>
+        </w:rPr>
+        <w:t xml:space="preserve"> schreibt den Endzustand und committet, </w:t>
+      </w:r>
+      <w:r>
+        <w:rPr>
+          <w:rFonts w:ascii="Consolas" w:hAnsi="Consolas"/>
+          <w:color w:val="0B4A56"/>
+          <w:sz w:val="20"/>
+          <w:szCs w:val="20"/>
+        </w:rPr>
+        <w:t xml:space="preserve">close</w:t>
+      </w:r>
+      <w:r>
+        <w:rPr>
+          <w:rFonts w:ascii="Calibri" w:hAnsi="Calibri"/>
+          <w:color w:val="000000"/>
+          <w:sz w:val="22"/>
+          <w:szCs w:val="22"/>
+        </w:rPr>
+        <w:t xml:space="preserve"> verwirft und rollt zurück; beide geben die Verbindung an den Pool zurück.</w:t>
+      </w:r>
+    </w:p>
+    <w:p>
+      <w:pPr>
+        <w:pStyle w:val="Heading3"/>
+        <w:keepNext/>
+        <w:pBdr>
+          <w:left w:val="single" w:color="1B6B7A" w:sz="14" w:space="8"/>
+        </w:pBdr>
+        <w:spacing w:after="80" w:before="260" w:line="312"/>
+        <w:ind w:left="140"/>
+      </w:pPr>
+      <w:r>
+        <w:rPr>
+          <w:rFonts w:ascii="Consolas" w:hAnsi="Consolas"/>
+          <w:b/>
+          <w:bCs/>
+          <w:color w:val="0E2A33"/>
+          <w:sz w:val="22"/>
+          <w:szCs w:val="22"/>
+        </w:rPr>
+        <w:t xml:space="preserve">UnfinishedSaga</w:t>
+      </w:r>
+    </w:p>
+    <w:p>
+      <w:pPr>
+        <w:keepNext/>
+        <w:spacing w:after="100" w:line="276"/>
+      </w:pPr>
+      <w:r>
+        <w:rPr>
+          <w:rFonts w:ascii="Consolas" w:hAnsi="Consolas"/>
+          <w:color w:val="5A6B73"/>
+          <w:sz w:val="18"/>
+          <w:szCs w:val="18"/>
+        </w:rPr>
+        <w:t xml:space="preserve">de.allgemein.tx.saga.UnfinishedSaga · final class</w:t>
+      </w:r>
+    </w:p>
+    <w:p>
+      <w:pPr>
+        <w:spacing w:after="120" w:before="0" w:line="312"/>
+        <w:jc w:val="both"/>
+      </w:pPr>
+      <w:r>
+        <w:rPr>
+          <w:rFonts w:ascii="Calibri" w:hAnsi="Calibri"/>
+          <w:color w:val="000000"/>
+          <w:sz w:val="22"/>
+          <w:szCs w:val="22"/>
+        </w:rPr>
+        <w:t xml:space="preserve">Wertobjekt: eine halbfertige Saga aus dem Journal, inklusive der Zustände aller Schritte (PENDING, IN_FLIGHT, DONE, COMPENSATED). Es ist die Grundlage des Wiederanlaufs — die Engine entscheidet anhand dieser Zustände, ob vorwärts oder rückwärts weitergearbeitet wird.</w:t>
+      </w:r>
+    </w:p>
+    <w:p>
+      <w:pPr>
+        <w:pStyle w:val="Heading3"/>
+        <w:keepNext/>
+        <w:pBdr>
+          <w:left w:val="single" w:color="1B6B7A" w:sz="14" w:space="8"/>
+        </w:pBdr>
+        <w:spacing w:after="80" w:before="260" w:line="312"/>
+        <w:ind w:left="140"/>
+      </w:pPr>
+      <w:r>
+        <w:rPr>
+          <w:rFonts w:ascii="Consolas" w:hAnsi="Consolas"/>
+          <w:b/>
+          <w:bCs/>
+          <w:color w:val="0E2A33"/>
+          <w:sz w:val="22"/>
+          <w:szCs w:val="22"/>
+        </w:rPr>
+        <w:t xml:space="preserve">SagaState</w:t>
+      </w:r>
+    </w:p>
+    <w:p>
+      <w:pPr>
+        <w:keepNext/>
+        <w:spacing w:after="100" w:line="276"/>
+      </w:pPr>
+      <w:r>
+        <w:rPr>
+          <w:rFonts w:ascii="Consolas" w:hAnsi="Consolas"/>
+          <w:color w:val="5A6B73"/>
+          <w:sz w:val="18"/>
+          <w:szCs w:val="18"/>
+        </w:rPr>
         <w:t xml:space="preserve">de.allgemein.tx.saga.SagaState · enum</w:t>
       </w:r>
     </w:p>
@@ -5984,9 +5872,10 @@
     <w:p>
       <w:pPr>
         <w:pStyle w:val="Heading2"/>
-        <w:spacing w:after="140" w:before="300" w:line="312"/>
-      </w:pPr>
-      <w:bookmarkStart w:name="_Toc34" w:id="34"/>
+        <w:keepNext/>
+        <w:spacing w:after="140" w:before="320" w:line="312"/>
+      </w:pPr>
+      <w:bookmarkStart w:name="_Toc11" w:id="11"/>
       <w:r>
         <w:rPr>
           <w:rFonts w:ascii="Arial" w:hAnsi="Arial"/>
@@ -5998,7 +5887,7 @@
         </w:rPr>
         <w:t xml:space="preserve">2.6 Das Audit-Paket tx.audit</w:t>
       </w:r>
-      <w:bookmarkEnd w:id="34"/>
+      <w:bookmarkEnd w:id="11"/>
     </w:p>
     <w:p>
       <w:pPr>
@@ -6018,9 +5907,13 @@
     <w:p>
       <w:pPr>
         <w:pStyle w:val="Heading3"/>
-        <w:spacing w:after="60" w:before="220" w:line="312"/>
-      </w:pPr>
-      <w:bookmarkStart w:name="_Toc35" w:id="35"/>
+        <w:keepNext/>
+        <w:pBdr>
+          <w:left w:val="single" w:color="1B6B7A" w:sz="14" w:space="8"/>
+        </w:pBdr>
+        <w:spacing w:after="80" w:before="260" w:line="312"/>
+        <w:ind w:left="140"/>
+      </w:pPr>
       <w:r>
         <w:rPr>
           <w:rFonts w:ascii="Consolas" w:hAnsi="Consolas"/>
@@ -6032,10 +5925,10 @@
         </w:rPr>
         <w:t xml:space="preserve">TxAuditEvent</w:t>
       </w:r>
-      <w:bookmarkEnd w:id="35"/>
-    </w:p>
-    <w:p>
-      <w:pPr>
+    </w:p>
+    <w:p>
+      <w:pPr>
+        <w:keepNext/>
         <w:spacing w:after="100" w:line="276"/>
       </w:pPr>
       <w:r>
@@ -6066,9 +5959,13 @@
     <w:p>
       <w:pPr>
         <w:pStyle w:val="Heading3"/>
-        <w:spacing w:after="60" w:before="220" w:line="312"/>
-      </w:pPr>
-      <w:bookmarkStart w:name="_Toc36" w:id="36"/>
+        <w:keepNext/>
+        <w:pBdr>
+          <w:left w:val="single" w:color="1B6B7A" w:sz="14" w:space="8"/>
+        </w:pBdr>
+        <w:spacing w:after="80" w:before="260" w:line="312"/>
+        <w:ind w:left="140"/>
+      </w:pPr>
       <w:r>
         <w:rPr>
           <w:rFonts w:ascii="Consolas" w:hAnsi="Consolas"/>
@@ -6080,10 +5977,10 @@
         </w:rPr>
         <w:t xml:space="preserve">TxAuditListener</w:t>
       </w:r>
-      <w:bookmarkEnd w:id="36"/>
-    </w:p>
-    <w:p>
-      <w:pPr>
+    </w:p>
+    <w:p>
+      <w:pPr>
+        <w:keepNext/>
         <w:spacing w:after="100" w:line="276"/>
       </w:pPr>
       <w:r>
@@ -6114,9 +6011,13 @@
     <w:p>
       <w:pPr>
         <w:pStyle w:val="Heading3"/>
-        <w:spacing w:after="60" w:before="220" w:line="312"/>
-      </w:pPr>
-      <w:bookmarkStart w:name="_Toc37" w:id="37"/>
+        <w:keepNext/>
+        <w:pBdr>
+          <w:left w:val="single" w:color="1B6B7A" w:sz="14" w:space="8"/>
+        </w:pBdr>
+        <w:spacing w:after="80" w:before="260" w:line="312"/>
+        <w:ind w:left="140"/>
+      </w:pPr>
       <w:r>
         <w:rPr>
           <w:rFonts w:ascii="Consolas" w:hAnsi="Consolas"/>
@@ -6128,10 +6029,10 @@
         </w:rPr>
         <w:t xml:space="preserve">TxAuditLog</w:t>
       </w:r>
-      <w:bookmarkEnd w:id="37"/>
-    </w:p>
-    <w:p>
-      <w:pPr>
+    </w:p>
+    <w:p>
+      <w:pPr>
+        <w:keepNext/>
         <w:spacing w:after="100" w:line="276"/>
       </w:pPr>
       <w:r>
@@ -6162,9 +6063,10 @@
     <w:p>
       <w:pPr>
         <w:pStyle w:val="Heading2"/>
-        <w:spacing w:after="140" w:before="300" w:line="312"/>
-      </w:pPr>
-      <w:bookmarkStart w:name="_Toc38" w:id="38"/>
+        <w:keepNext/>
+        <w:spacing w:after="140" w:before="320" w:line="312"/>
+      </w:pPr>
+      <w:bookmarkStart w:name="_Toc12" w:id="12"/>
       <w:r>
         <w:rPr>
           <w:rFonts w:ascii="Arial" w:hAnsi="Arial"/>
@@ -6176,7 +6078,7 @@
         </w:rPr>
         <w:t xml:space="preserve">2.7 Das Monitoring-Paket tx.monitoring (JMX)</w:t>
       </w:r>
-      <w:bookmarkEnd w:id="38"/>
+      <w:bookmarkEnd w:id="12"/>
     </w:p>
     <w:p>
       <w:pPr>
@@ -6196,9 +6098,13 @@
     <w:p>
       <w:pPr>
         <w:pStyle w:val="Heading3"/>
-        <w:spacing w:after="60" w:before="220" w:line="312"/>
-      </w:pPr>
-      <w:bookmarkStart w:name="_Toc39" w:id="39"/>
+        <w:keepNext/>
+        <w:pBdr>
+          <w:left w:val="single" w:color="1B6B7A" w:sz="14" w:space="8"/>
+        </w:pBdr>
+        <w:spacing w:after="80" w:before="260" w:line="312"/>
+        <w:ind w:left="140"/>
+      </w:pPr>
       <w:r>
         <w:rPr>
           <w:rFonts w:ascii="Consolas" w:hAnsi="Consolas"/>
@@ -6210,10 +6116,10 @@
         </w:rPr>
         <w:t xml:space="preserve">TxMonitoring</w:t>
       </w:r>
-      <w:bookmarkEnd w:id="39"/>
-    </w:p>
-    <w:p>
-      <w:pPr>
+    </w:p>
+    <w:p>
+      <w:pPr>
+        <w:keepNext/>
         <w:spacing w:after="100" w:line="276"/>
       </w:pPr>
       <w:r>
@@ -6244,9 +6150,13 @@
     <w:p>
       <w:pPr>
         <w:pStyle w:val="Heading3"/>
-        <w:spacing w:after="60" w:before="220" w:line="312"/>
-      </w:pPr>
-      <w:bookmarkStart w:name="_Toc40" w:id="40"/>
+        <w:keepNext/>
+        <w:pBdr>
+          <w:left w:val="single" w:color="1B6B7A" w:sz="14" w:space="8"/>
+        </w:pBdr>
+        <w:spacing w:after="80" w:before="260" w:line="312"/>
+        <w:ind w:left="140"/>
+      </w:pPr>
       <w:r>
         <w:rPr>
           <w:rFonts w:ascii="Consolas" w:hAnsi="Consolas"/>
@@ -6258,10 +6168,10 @@
         </w:rPr>
         <w:t xml:space="preserve">TaskControllerMBean</w:t>
       </w:r>
-      <w:bookmarkEnd w:id="40"/>
-    </w:p>
-    <w:p>
-      <w:pPr>
+    </w:p>
+    <w:p>
+      <w:pPr>
+        <w:keepNext/>
         <w:spacing w:after="100" w:line="276"/>
       </w:pPr>
       <w:r>
@@ -6292,9 +6202,13 @@
     <w:p>
       <w:pPr>
         <w:pStyle w:val="Heading3"/>
-        <w:spacing w:after="60" w:before="220" w:line="312"/>
-      </w:pPr>
-      <w:bookmarkStart w:name="_Toc41" w:id="41"/>
+        <w:keepNext/>
+        <w:pBdr>
+          <w:left w:val="single" w:color="1B6B7A" w:sz="14" w:space="8"/>
+        </w:pBdr>
+        <w:spacing w:after="80" w:before="260" w:line="312"/>
+        <w:ind w:left="140"/>
+      </w:pPr>
       <w:r>
         <w:rPr>
           <w:rFonts w:ascii="Consolas" w:hAnsi="Consolas"/>
@@ -6306,10 +6220,10 @@
         </w:rPr>
         <w:t xml:space="preserve">TaskControllerAdapter</w:t>
       </w:r>
-      <w:bookmarkEnd w:id="41"/>
-    </w:p>
-    <w:p>
-      <w:pPr>
+    </w:p>
+    <w:p>
+      <w:pPr>
+        <w:keepNext/>
         <w:spacing w:after="100" w:line="276"/>
       </w:pPr>
       <w:r>
@@ -6358,9 +6272,13 @@
     <w:p>
       <w:pPr>
         <w:pStyle w:val="Heading3"/>
-        <w:spacing w:after="60" w:before="220" w:line="312"/>
-      </w:pPr>
-      <w:bookmarkStart w:name="_Toc42" w:id="42"/>
+        <w:keepNext/>
+        <w:pBdr>
+          <w:left w:val="single" w:color="1B6B7A" w:sz="14" w:space="8"/>
+        </w:pBdr>
+        <w:spacing w:after="80" w:before="260" w:line="312"/>
+        <w:ind w:left="140"/>
+      </w:pPr>
       <w:r>
         <w:rPr>
           <w:rFonts w:ascii="Consolas" w:hAnsi="Consolas"/>
@@ -6372,10 +6290,10 @@
         </w:rPr>
         <w:t xml:space="preserve">UcpConnectionPoolMBean</w:t>
       </w:r>
-      <w:bookmarkEnd w:id="42"/>
-    </w:p>
-    <w:p>
-      <w:pPr>
+    </w:p>
+    <w:p>
+      <w:pPr>
+        <w:keepNext/>
         <w:spacing w:after="100" w:line="276"/>
       </w:pPr>
       <w:r>
@@ -6406,9 +6324,13 @@
     <w:p>
       <w:pPr>
         <w:pStyle w:val="Heading3"/>
-        <w:spacing w:after="60" w:before="220" w:line="312"/>
-      </w:pPr>
-      <w:bookmarkStart w:name="_Toc43" w:id="43"/>
+        <w:keepNext/>
+        <w:pBdr>
+          <w:left w:val="single" w:color="1B6B7A" w:sz="14" w:space="8"/>
+        </w:pBdr>
+        <w:spacing w:after="80" w:before="260" w:line="312"/>
+        <w:ind w:left="140"/>
+      </w:pPr>
       <w:r>
         <w:rPr>
           <w:rFonts w:ascii="Consolas" w:hAnsi="Consolas"/>
@@ -6420,10 +6342,10 @@
         </w:rPr>
         <w:t xml:space="preserve">UcpConnectionPoolAdapter</w:t>
       </w:r>
-      <w:bookmarkEnd w:id="43"/>
-    </w:p>
-    <w:p>
-      <w:pPr>
+    </w:p>
+    <w:p>
+      <w:pPr>
+        <w:keepNext/>
         <w:spacing w:after="100" w:line="276"/>
       </w:pPr>
       <w:r>
@@ -6454,9 +6376,13 @@
     <w:p>
       <w:pPr>
         <w:pStyle w:val="Heading3"/>
-        <w:spacing w:after="60" w:before="220" w:line="312"/>
-      </w:pPr>
-      <w:bookmarkStart w:name="_Toc44" w:id="44"/>
+        <w:keepNext/>
+        <w:pBdr>
+          <w:left w:val="single" w:color="1B6B7A" w:sz="14" w:space="8"/>
+        </w:pBdr>
+        <w:spacing w:after="80" w:before="260" w:line="312"/>
+        <w:ind w:left="140"/>
+      </w:pPr>
       <w:r>
         <w:rPr>
           <w:rFonts w:ascii="Consolas" w:hAnsi="Consolas"/>
@@ -6468,10 +6394,10 @@
         </w:rPr>
         <w:t xml:space="preserve">GenericConnectionPoolMBean</w:t>
       </w:r>
-      <w:bookmarkEnd w:id="44"/>
-    </w:p>
-    <w:p>
-      <w:pPr>
+    </w:p>
+    <w:p>
+      <w:pPr>
+        <w:keepNext/>
         <w:spacing w:after="100" w:line="276"/>
       </w:pPr>
       <w:r>
@@ -6502,9 +6428,13 @@
     <w:p>
       <w:pPr>
         <w:pStyle w:val="Heading3"/>
-        <w:spacing w:after="60" w:before="220" w:line="312"/>
-      </w:pPr>
-      <w:bookmarkStart w:name="_Toc45" w:id="45"/>
+        <w:keepNext/>
+        <w:pBdr>
+          <w:left w:val="single" w:color="1B6B7A" w:sz="14" w:space="8"/>
+        </w:pBdr>
+        <w:spacing w:after="80" w:before="260" w:line="312"/>
+        <w:ind w:left="140"/>
+      </w:pPr>
       <w:r>
         <w:rPr>
           <w:rFonts w:ascii="Consolas" w:hAnsi="Consolas"/>
@@ -6516,10 +6446,10 @@
         </w:rPr>
         <w:t xml:space="preserve">GenericConnectionPoolAdapter</w:t>
       </w:r>
-      <w:bookmarkEnd w:id="45"/>
-    </w:p>
-    <w:p>
-      <w:pPr>
+    </w:p>
+    <w:p>
+      <w:pPr>
+        <w:keepNext/>
         <w:spacing w:after="100" w:line="276"/>
       </w:pPr>
       <w:r>
@@ -6550,9 +6480,10 @@
     <w:p>
       <w:pPr>
         <w:pStyle w:val="Heading2"/>
-        <w:spacing w:after="140" w:before="300" w:line="312"/>
-      </w:pPr>
-      <w:bookmarkStart w:name="_Toc46" w:id="46"/>
+        <w:keepNext/>
+        <w:spacing w:after="140" w:before="320" w:line="312"/>
+      </w:pPr>
+      <w:bookmarkStart w:name="_Toc13" w:id="13"/>
       <w:r>
         <w:rPr>
           <w:rFonts w:ascii="Arial" w:hAnsi="Arial"/>
@@ -6564,7 +6495,7 @@
         </w:rPr>
         <w:t xml:space="preserve">2.8 Das Demo-Paket tx.demo</w:t>
       </w:r>
-      <w:bookmarkEnd w:id="46"/>
+      <w:bookmarkEnd w:id="13"/>
     </w:p>
     <w:p>
       <w:pPr>
@@ -6656,9 +6587,13 @@
     <w:p>
       <w:pPr>
         <w:pStyle w:val="Heading3"/>
-        <w:spacing w:after="60" w:before="220" w:line="312"/>
-      </w:pPr>
-      <w:bookmarkStart w:name="_Toc47" w:id="47"/>
+        <w:keepNext/>
+        <w:pBdr>
+          <w:left w:val="single" w:color="1B6B7A" w:sz="14" w:space="8"/>
+        </w:pBdr>
+        <w:spacing w:after="80" w:before="260" w:line="312"/>
+        <w:ind w:left="140"/>
+      </w:pPr>
       <w:r>
         <w:rPr>
           <w:rFonts w:ascii="Consolas" w:hAnsi="Consolas"/>
@@ -6670,10 +6605,10 @@
         </w:rPr>
         <w:t xml:space="preserve">DemoMain</w:t>
       </w:r>
-      <w:bookmarkEnd w:id="47"/>
-    </w:p>
-    <w:p>
-      <w:pPr>
+    </w:p>
+    <w:p>
+      <w:pPr>
+        <w:keepNext/>
         <w:spacing w:after="100" w:line="276"/>
       </w:pPr>
       <w:r>
@@ -6704,9 +6639,13 @@
     <w:p>
       <w:pPr>
         <w:pStyle w:val="Heading3"/>
-        <w:spacing w:after="60" w:before="220" w:line="312"/>
-      </w:pPr>
-      <w:bookmarkStart w:name="_Toc48" w:id="48"/>
+        <w:keepNext/>
+        <w:pBdr>
+          <w:left w:val="single" w:color="1B6B7A" w:sz="14" w:space="8"/>
+        </w:pBdr>
+        <w:spacing w:after="80" w:before="260" w:line="312"/>
+        <w:ind w:left="140"/>
+      </w:pPr>
       <w:r>
         <w:rPr>
           <w:rFonts w:ascii="Consolas" w:hAnsi="Consolas"/>
@@ -6718,10 +6657,10 @@
         </w:rPr>
         <w:t xml:space="preserve">AntragsDemoProzess</w:t>
       </w:r>
-      <w:bookmarkEnd w:id="48"/>
-    </w:p>
-    <w:p>
-      <w:pPr>
+    </w:p>
+    <w:p>
+      <w:pPr>
+        <w:keepNext/>
         <w:spacing w:after="100" w:line="276"/>
       </w:pPr>
       <w:r>
@@ -6752,9 +6691,14 @@
     <w:p>
       <w:pPr>
         <w:pStyle w:val="Heading1"/>
-        <w:spacing w:after="200" w:before="400" w:line="312"/>
-      </w:pPr>
-      <w:bookmarkStart w:name="_Toc49" w:id="49"/>
+        <w:keepNext/>
+        <w:pageBreakBefore/>
+        <w:pBdr>
+          <w:bottom w:val="single" w:color="1B6B7A" w:sz="6" w:space="6"/>
+        </w:pBdr>
+        <w:spacing w:after="240" w:before="120" w:line="312"/>
+      </w:pPr>
+      <w:bookmarkStart w:name="_Toc14" w:id="14"/>
       <w:r>
         <w:rPr>
           <w:rFonts w:ascii="Arial" w:hAnsi="Arial"/>
@@ -6766,14 +6710,15 @@
         </w:rPr>
         <w:t xml:space="preserve">3 Die Fachschicht SDN.Leistung: de.allgemein.lmg</w:t>
       </w:r>
-      <w:bookmarkEnd w:id="49"/>
+      <w:bookmarkEnd w:id="14"/>
     </w:p>
     <w:p>
       <w:pPr>
         <w:pStyle w:val="Heading2"/>
-        <w:spacing w:after="140" w:before="300" w:line="312"/>
-      </w:pPr>
-      <w:bookmarkStart w:name="_Toc50" w:id="50"/>
+        <w:keepNext/>
+        <w:spacing w:after="140" w:before="320" w:line="312"/>
+      </w:pPr>
+      <w:bookmarkStart w:name="_Toc15" w:id="15"/>
       <w:r>
         <w:rPr>
           <w:rFonts w:ascii="Arial" w:hAnsi="Arial"/>
@@ -6785,7 +6730,7 @@
         </w:rPr>
         <w:t xml:space="preserve">3.1 Idee und Zusammenspiel</w:t>
       </w:r>
-      <w:bookmarkEnd w:id="50"/>
+      <w:bookmarkEnd w:id="15"/>
     </w:p>
     <w:p>
       <w:pPr>
@@ -7118,9 +7063,10 @@
     <w:p>
       <w:pPr>
         <w:pStyle w:val="Heading2"/>
-        <w:spacing w:after="140" w:before="300" w:line="312"/>
-      </w:pPr>
-      <w:bookmarkStart w:name="_Toc51" w:id="51"/>
+        <w:keepNext/>
+        <w:spacing w:after="140" w:before="320" w:line="312"/>
+      </w:pPr>
+      <w:bookmarkStart w:name="_Toc16" w:id="16"/>
       <w:r>
         <w:rPr>
           <w:rFonts w:ascii="Arial" w:hAnsi="Arial"/>
@@ -7132,7 +7078,7 @@
         </w:rPr>
         <w:t xml:space="preserve">3.2 model — die Wertobjekte der Fachwelt</w:t>
       </w:r>
-      <w:bookmarkEnd w:id="51"/>
+      <w:bookmarkEnd w:id="16"/>
     </w:p>
     <w:p>
       <w:pPr>
@@ -7152,9 +7098,13 @@
     <w:p>
       <w:pPr>
         <w:pStyle w:val="Heading3"/>
-        <w:spacing w:after="60" w:before="220" w:line="312"/>
-      </w:pPr>
-      <w:bookmarkStart w:name="_Toc52" w:id="52"/>
+        <w:keepNext/>
+        <w:pBdr>
+          <w:left w:val="single" w:color="1B6B7A" w:sz="14" w:space="8"/>
+        </w:pBdr>
+        <w:spacing w:after="80" w:before="260" w:line="312"/>
+        <w:ind w:left="140"/>
+      </w:pPr>
       <w:r>
         <w:rPr>
           <w:rFonts w:ascii="Consolas" w:hAnsi="Consolas"/>
@@ -7166,10 +7116,10 @@
         </w:rPr>
         <w:t xml:space="preserve">SozialFall</w:t>
       </w:r>
-      <w:bookmarkEnd w:id="52"/>
-    </w:p>
-    <w:p>
-      <w:pPr>
+    </w:p>
+    <w:p>
+      <w:pPr>
+        <w:keepNext/>
         <w:spacing w:after="100" w:line="276"/>
       </w:pPr>
       <w:r>
@@ -7233,9 +7183,13 @@
     <w:p>
       <w:pPr>
         <w:pStyle w:val="Heading3"/>
-        <w:spacing w:after="60" w:before="220" w:line="312"/>
-      </w:pPr>
-      <w:bookmarkStart w:name="_Toc53" w:id="53"/>
+        <w:keepNext/>
+        <w:pBdr>
+          <w:left w:val="single" w:color="1B6B7A" w:sz="14" w:space="8"/>
+        </w:pBdr>
+        <w:spacing w:after="80" w:before="260" w:line="312"/>
+        <w:ind w:left="140"/>
+      </w:pPr>
       <w:r>
         <w:rPr>
           <w:rFonts w:ascii="Consolas" w:hAnsi="Consolas"/>
@@ -7247,10 +7201,10 @@
         </w:rPr>
         <w:t xml:space="preserve">Bedarfsgemeinschaft</w:t>
       </w:r>
-      <w:bookmarkEnd w:id="53"/>
-    </w:p>
-    <w:p>
-      <w:pPr>
+    </w:p>
+    <w:p>
+      <w:pPr>
+        <w:keepNext/>
         <w:spacing w:after="100" w:line="276"/>
       </w:pPr>
       <w:r>
@@ -7296,9 +7250,13 @@
     <w:p>
       <w:pPr>
         <w:pStyle w:val="Heading3"/>
-        <w:spacing w:after="60" w:before="220" w:line="312"/>
-      </w:pPr>
-      <w:bookmarkStart w:name="_Toc54" w:id="54"/>
+        <w:keepNext/>
+        <w:pBdr>
+          <w:left w:val="single" w:color="1B6B7A" w:sz="14" w:space="8"/>
+        </w:pBdr>
+        <w:spacing w:after="80" w:before="260" w:line="312"/>
+        <w:ind w:left="140"/>
+      </w:pPr>
       <w:r>
         <w:rPr>
           <w:rFonts w:ascii="Consolas" w:hAnsi="Consolas"/>
@@ -7310,10 +7268,10 @@
         </w:rPr>
         <w:t xml:space="preserve">Zahlung</w:t>
       </w:r>
-      <w:bookmarkEnd w:id="54"/>
-    </w:p>
-    <w:p>
-      <w:pPr>
+    </w:p>
+    <w:p>
+      <w:pPr>
+        <w:keepNext/>
         <w:spacing w:after="100" w:line="276"/>
       </w:pPr>
       <w:r>
@@ -7377,9 +7335,13 @@
     <w:p>
       <w:pPr>
         <w:pStyle w:val="Heading3"/>
-        <w:spacing w:after="60" w:before="220" w:line="312"/>
-      </w:pPr>
-      <w:bookmarkStart w:name="_Toc55" w:id="55"/>
+        <w:keepNext/>
+        <w:pBdr>
+          <w:left w:val="single" w:color="1B6B7A" w:sz="14" w:space="8"/>
+        </w:pBdr>
+        <w:spacing w:after="80" w:before="260" w:line="312"/>
+        <w:ind w:left="140"/>
+      </w:pPr>
       <w:r>
         <w:rPr>
           <w:rFonts w:ascii="Consolas" w:hAnsi="Consolas"/>
@@ -7391,10 +7353,10 @@
         </w:rPr>
         <w:t xml:space="preserve">Bescheid</w:t>
       </w:r>
-      <w:bookmarkEnd w:id="55"/>
-    </w:p>
-    <w:p>
-      <w:pPr>
+    </w:p>
+    <w:p>
+      <w:pPr>
+        <w:keepNext/>
         <w:spacing w:after="100" w:line="276"/>
       </w:pPr>
       <w:r>
@@ -7425,9 +7387,13 @@
     <w:p>
       <w:pPr>
         <w:pStyle w:val="Heading3"/>
-        <w:spacing w:after="60" w:before="220" w:line="312"/>
-      </w:pPr>
-      <w:bookmarkStart w:name="_Toc56" w:id="56"/>
+        <w:keepNext/>
+        <w:pBdr>
+          <w:left w:val="single" w:color="1B6B7A" w:sz="14" w:space="8"/>
+        </w:pBdr>
+        <w:spacing w:after="80" w:before="260" w:line="312"/>
+        <w:ind w:left="140"/>
+      </w:pPr>
       <w:r>
         <w:rPr>
           <w:rFonts w:ascii="Consolas" w:hAnsi="Consolas"/>
@@ -7439,10 +7405,10 @@
         </w:rPr>
         <w:t xml:space="preserve">Journaleintrag</w:t>
       </w:r>
-      <w:bookmarkEnd w:id="56"/>
-    </w:p>
-    <w:p>
-      <w:pPr>
+    </w:p>
+    <w:p>
+      <w:pPr>
+        <w:keepNext/>
         <w:spacing w:after="100" w:line="276"/>
       </w:pPr>
       <w:r>
@@ -7473,9 +7439,13 @@
     <w:p>
       <w:pPr>
         <w:pStyle w:val="Heading3"/>
-        <w:spacing w:after="60" w:before="220" w:line="312"/>
-      </w:pPr>
-      <w:bookmarkStart w:name="_Toc57" w:id="57"/>
+        <w:keepNext/>
+        <w:pBdr>
+          <w:left w:val="single" w:color="1B6B7A" w:sz="14" w:space="8"/>
+        </w:pBdr>
+        <w:spacing w:after="80" w:before="260" w:line="312"/>
+        <w:ind w:left="140"/>
+      </w:pPr>
       <w:r>
         <w:rPr>
           <w:rFonts w:ascii="Consolas" w:hAnsi="Consolas"/>
@@ -7487,10 +7457,10 @@
         </w:rPr>
         <w:t xml:space="preserve">VorgangslisteEintrag</w:t>
       </w:r>
-      <w:bookmarkEnd w:id="57"/>
-    </w:p>
-    <w:p>
-      <w:pPr>
+    </w:p>
+    <w:p>
+      <w:pPr>
+        <w:keepNext/>
         <w:spacing w:after="100" w:line="276"/>
       </w:pPr>
       <w:r>
@@ -7521,9 +7491,10 @@
     <w:p>
       <w:pPr>
         <w:pStyle w:val="Heading2"/>
-        <w:spacing w:after="140" w:before="300" w:line="312"/>
-      </w:pPr>
-      <w:bookmarkStart w:name="_Toc58" w:id="58"/>
+        <w:keepNext/>
+        <w:spacing w:after="140" w:before="320" w:line="312"/>
+      </w:pPr>
+      <w:bookmarkStart w:name="_Toc17" w:id="17"/>
       <w:r>
         <w:rPr>
           <w:rFonts w:ascii="Arial" w:hAnsi="Arial"/>
@@ -7535,7 +7506,7 @@
         </w:rPr>
         <w:t xml:space="preserve">3.3 dao — der Datenzugriff</w:t>
       </w:r>
-      <w:bookmarkEnd w:id="58"/>
+      <w:bookmarkEnd w:id="17"/>
     </w:p>
     <w:p>
       <w:pPr>
@@ -8170,9 +8141,13 @@
     <w:p>
       <w:pPr>
         <w:pStyle w:val="Heading3"/>
-        <w:spacing w:after="60" w:before="220" w:line="312"/>
-      </w:pPr>
-      <w:bookmarkStart w:name="_Toc59" w:id="59"/>
+        <w:keepNext/>
+        <w:pBdr>
+          <w:left w:val="single" w:color="1B6B7A" w:sz="14" w:space="8"/>
+        </w:pBdr>
+        <w:spacing w:after="80" w:before="260" w:line="312"/>
+        <w:ind w:left="140"/>
+      </w:pPr>
       <w:r>
         <w:rPr>
           <w:rFonts w:ascii="Consolas" w:hAnsi="Consolas"/>
@@ -8184,10 +8159,10 @@
         </w:rPr>
         <w:t xml:space="preserve">SozialFallDao</w:t>
       </w:r>
-      <w:bookmarkEnd w:id="59"/>
-    </w:p>
-    <w:p>
-      <w:pPr>
+    </w:p>
+    <w:p>
+      <w:pPr>
+        <w:keepNext/>
         <w:spacing w:after="100" w:line="276"/>
       </w:pPr>
       <w:r>
@@ -8236,9 +8211,13 @@
     <w:p>
       <w:pPr>
         <w:pStyle w:val="Heading3"/>
-        <w:spacing w:after="60" w:before="220" w:line="312"/>
-      </w:pPr>
-      <w:bookmarkStart w:name="_Toc60" w:id="60"/>
+        <w:keepNext/>
+        <w:pBdr>
+          <w:left w:val="single" w:color="1B6B7A" w:sz="14" w:space="8"/>
+        </w:pBdr>
+        <w:spacing w:after="80" w:before="260" w:line="312"/>
+        <w:ind w:left="140"/>
+      </w:pPr>
       <w:r>
         <w:rPr>
           <w:rFonts w:ascii="Consolas" w:hAnsi="Consolas"/>
@@ -8250,10 +8229,10 @@
         </w:rPr>
         <w:t xml:space="preserve">BedarfsgemeinschaftDao</w:t>
       </w:r>
-      <w:bookmarkEnd w:id="60"/>
-    </w:p>
-    <w:p>
-      <w:pPr>
+    </w:p>
+    <w:p>
+      <w:pPr>
+        <w:keepNext/>
         <w:spacing w:after="100" w:line="276"/>
       </w:pPr>
       <w:r>
@@ -8284,9 +8263,13 @@
     <w:p>
       <w:pPr>
         <w:pStyle w:val="Heading3"/>
-        <w:spacing w:after="60" w:before="220" w:line="312"/>
-      </w:pPr>
-      <w:bookmarkStart w:name="_Toc61" w:id="61"/>
+        <w:keepNext/>
+        <w:pBdr>
+          <w:left w:val="single" w:color="1B6B7A" w:sz="14" w:space="8"/>
+        </w:pBdr>
+        <w:spacing w:after="80" w:before="260" w:line="312"/>
+        <w:ind w:left="140"/>
+      </w:pPr>
       <w:r>
         <w:rPr>
           <w:rFonts w:ascii="Consolas" w:hAnsi="Consolas"/>
@@ -8298,10 +8281,10 @@
         </w:rPr>
         <w:t xml:space="preserve">ZahlungDao</w:t>
       </w:r>
-      <w:bookmarkEnd w:id="61"/>
-    </w:p>
-    <w:p>
-      <w:pPr>
+    </w:p>
+    <w:p>
+      <w:pPr>
+        <w:keepNext/>
         <w:spacing w:after="100" w:line="276"/>
       </w:pPr>
       <w:r>
@@ -8332,9 +8315,13 @@
     <w:p>
       <w:pPr>
         <w:pStyle w:val="Heading3"/>
-        <w:spacing w:after="60" w:before="220" w:line="312"/>
-      </w:pPr>
-      <w:bookmarkStart w:name="_Toc62" w:id="62"/>
+        <w:keepNext/>
+        <w:pBdr>
+          <w:left w:val="single" w:color="1B6B7A" w:sz="14" w:space="8"/>
+        </w:pBdr>
+        <w:spacing w:after="80" w:before="260" w:line="312"/>
+        <w:ind w:left="140"/>
+      </w:pPr>
       <w:r>
         <w:rPr>
           <w:rFonts w:ascii="Consolas" w:hAnsi="Consolas"/>
@@ -8346,10 +8333,10 @@
         </w:rPr>
         <w:t xml:space="preserve">BescheidDao</w:t>
       </w:r>
-      <w:bookmarkEnd w:id="62"/>
-    </w:p>
-    <w:p>
-      <w:pPr>
+    </w:p>
+    <w:p>
+      <w:pPr>
+        <w:keepNext/>
         <w:spacing w:after="100" w:line="276"/>
       </w:pPr>
       <w:r>
@@ -8380,9 +8367,13 @@
     <w:p>
       <w:pPr>
         <w:pStyle w:val="Heading3"/>
-        <w:spacing w:after="60" w:before="220" w:line="312"/>
-      </w:pPr>
-      <w:bookmarkStart w:name="_Toc63" w:id="63"/>
+        <w:keepNext/>
+        <w:pBdr>
+          <w:left w:val="single" w:color="1B6B7A" w:sz="14" w:space="8"/>
+        </w:pBdr>
+        <w:spacing w:after="80" w:before="260" w:line="312"/>
+        <w:ind w:left="140"/>
+      </w:pPr>
       <w:r>
         <w:rPr>
           <w:rFonts w:ascii="Consolas" w:hAnsi="Consolas"/>
@@ -8394,10 +8385,10 @@
         </w:rPr>
         <w:t xml:space="preserve">JournalDao</w:t>
       </w:r>
-      <w:bookmarkEnd w:id="63"/>
-    </w:p>
-    <w:p>
-      <w:pPr>
+    </w:p>
+    <w:p>
+      <w:pPr>
+        <w:keepNext/>
         <w:spacing w:after="100" w:line="276"/>
       </w:pPr>
       <w:r>
@@ -8428,9 +8419,13 @@
     <w:p>
       <w:pPr>
         <w:pStyle w:val="Heading3"/>
-        <w:spacing w:after="60" w:before="220" w:line="312"/>
-      </w:pPr>
-      <w:bookmarkStart w:name="_Toc64" w:id="64"/>
+        <w:keepNext/>
+        <w:pBdr>
+          <w:left w:val="single" w:color="1B6B7A" w:sz="14" w:space="8"/>
+        </w:pBdr>
+        <w:spacing w:after="80" w:before="260" w:line="312"/>
+        <w:ind w:left="140"/>
+      </w:pPr>
       <w:r>
         <w:rPr>
           <w:rFonts w:ascii="Consolas" w:hAnsi="Consolas"/>
@@ -8442,10 +8437,10 @@
         </w:rPr>
         <w:t xml:space="preserve">SatzstandDao</w:t>
       </w:r>
-      <w:bookmarkEnd w:id="64"/>
-    </w:p>
-    <w:p>
-      <w:pPr>
+    </w:p>
+    <w:p>
+      <w:pPr>
+        <w:keepNext/>
         <w:spacing w:after="100" w:line="276"/>
       </w:pPr>
       <w:r>
@@ -8476,9 +8471,10 @@
     <w:p>
       <w:pPr>
         <w:pStyle w:val="Heading2"/>
-        <w:spacing w:after="140" w:before="300" w:line="312"/>
-      </w:pPr>
-      <w:bookmarkStart w:name="_Toc65" w:id="65"/>
+        <w:keepNext/>
+        <w:spacing w:after="140" w:before="320" w:line="312"/>
+      </w:pPr>
+      <w:bookmarkStart w:name="_Toc18" w:id="18"/>
       <w:r>
         <w:rPr>
           <w:rFonts w:ascii="Arial" w:hAnsi="Arial"/>
@@ -8490,7 +8486,7 @@
         </w:rPr>
         <w:t xml:space="preserve">3.4 calc — Bedarfsberechnung nach SGB XII</w:t>
       </w:r>
-      <w:bookmarkEnd w:id="65"/>
+      <w:bookmarkEnd w:id="18"/>
     </w:p>
     <w:p>
       <w:pPr>
@@ -8528,9 +8524,13 @@
     <w:p>
       <w:pPr>
         <w:pStyle w:val="Heading3"/>
-        <w:spacing w:after="60" w:before="220" w:line="312"/>
-      </w:pPr>
-      <w:bookmarkStart w:name="_Toc66" w:id="66"/>
+        <w:keepNext/>
+        <w:pBdr>
+          <w:left w:val="single" w:color="1B6B7A" w:sz="14" w:space="8"/>
+        </w:pBdr>
+        <w:spacing w:after="80" w:before="260" w:line="312"/>
+        <w:ind w:left="140"/>
+      </w:pPr>
       <w:r>
         <w:rPr>
           <w:rFonts w:ascii="Consolas" w:hAnsi="Consolas"/>
@@ -8542,10 +8542,10 @@
         </w:rPr>
         <w:t xml:space="preserve">Leistungsberechnung</w:t>
       </w:r>
-      <w:bookmarkEnd w:id="66"/>
-    </w:p>
-    <w:p>
-      <w:pPr>
+    </w:p>
+    <w:p>
+      <w:pPr>
+        <w:keepNext/>
         <w:spacing w:after="100" w:line="276"/>
       </w:pPr>
       <w:r>
@@ -8591,9 +8591,13 @@
     <w:p>
       <w:pPr>
         <w:pStyle w:val="Heading3"/>
-        <w:spacing w:after="60" w:before="220" w:line="312"/>
-      </w:pPr>
-      <w:bookmarkStart w:name="_Toc67" w:id="67"/>
+        <w:keepNext/>
+        <w:pBdr>
+          <w:left w:val="single" w:color="1B6B7A" w:sz="14" w:space="8"/>
+        </w:pBdr>
+        <w:spacing w:after="80" w:before="260" w:line="312"/>
+        <w:ind w:left="140"/>
+      </w:pPr>
       <w:r>
         <w:rPr>
           <w:rFonts w:ascii="Consolas" w:hAnsi="Consolas"/>
@@ -8605,10 +8609,10 @@
         </w:rPr>
         <w:t xml:space="preserve">Satzstand</w:t>
       </w:r>
-      <w:bookmarkEnd w:id="67"/>
-    </w:p>
-    <w:p>
-      <w:pPr>
+    </w:p>
+    <w:p>
+      <w:pPr>
+        <w:keepNext/>
         <w:spacing w:after="100" w:line="276"/>
       </w:pPr>
       <w:r>
@@ -8657,9 +8661,13 @@
     <w:p>
       <w:pPr>
         <w:pStyle w:val="Heading3"/>
-        <w:spacing w:after="60" w:before="220" w:line="312"/>
-      </w:pPr>
-      <w:bookmarkStart w:name="_Toc68" w:id="68"/>
+        <w:keepNext/>
+        <w:pBdr>
+          <w:left w:val="single" w:color="1B6B7A" w:sz="14" w:space="8"/>
+        </w:pBdr>
+        <w:spacing w:after="80" w:before="260" w:line="312"/>
+        <w:ind w:left="140"/>
+      </w:pPr>
       <w:r>
         <w:rPr>
           <w:rFonts w:ascii="Consolas" w:hAnsi="Consolas"/>
@@ -8671,10 +8679,10 @@
         </w:rPr>
         <w:t xml:space="preserve">BerechnungsSnapshot</w:t>
       </w:r>
-      <w:bookmarkEnd w:id="68"/>
-    </w:p>
-    <w:p>
-      <w:pPr>
+    </w:p>
+    <w:p>
+      <w:pPr>
+        <w:keepNext/>
         <w:spacing w:after="100" w:line="276"/>
       </w:pPr>
       <w:r>
@@ -8705,9 +8713,13 @@
     <w:p>
       <w:pPr>
         <w:pStyle w:val="Heading3"/>
-        <w:spacing w:after="60" w:before="220" w:line="312"/>
-      </w:pPr>
-      <w:bookmarkStart w:name="_Toc69" w:id="69"/>
+        <w:keepNext/>
+        <w:pBdr>
+          <w:left w:val="single" w:color="1B6B7A" w:sz="14" w:space="8"/>
+        </w:pBdr>
+        <w:spacing w:after="80" w:before="260" w:line="312"/>
+        <w:ind w:left="140"/>
+      </w:pPr>
       <w:r>
         <w:rPr>
           <w:rFonts w:ascii="Consolas" w:hAnsi="Consolas"/>
@@ -8719,10 +8731,10 @@
         </w:rPr>
         <w:t xml:space="preserve">Bewilligungsplan</w:t>
       </w:r>
-      <w:bookmarkEnd w:id="69"/>
-    </w:p>
-    <w:p>
-      <w:pPr>
+    </w:p>
+    <w:p>
+      <w:pPr>
+        <w:keepNext/>
         <w:spacing w:after="100" w:line="276"/>
       </w:pPr>
       <w:r>
@@ -8753,9 +8765,10 @@
     <w:p>
       <w:pPr>
         <w:pStyle w:val="Heading2"/>
-        <w:spacing w:after="140" w:before="300" w:line="312"/>
-      </w:pPr>
-      <w:bookmarkStart w:name="_Toc70" w:id="70"/>
+        <w:keepNext/>
+        <w:spacing w:after="140" w:before="320" w:line="312"/>
+      </w:pPr>
+      <w:bookmarkStart w:name="_Toc19" w:id="19"/>
       <w:r>
         <w:rPr>
           <w:rFonts w:ascii="Arial" w:hAnsi="Arial"/>
@@ -8767,14 +8780,18 @@
         </w:rPr>
         <w:t xml:space="preserve">3.5 config — externalisierte Konfiguration</w:t>
       </w:r>
-      <w:bookmarkEnd w:id="70"/>
+      <w:bookmarkEnd w:id="19"/>
     </w:p>
     <w:p>
       <w:pPr>
         <w:pStyle w:val="Heading3"/>
-        <w:spacing w:after="60" w:before="220" w:line="312"/>
-      </w:pPr>
-      <w:bookmarkStart w:name="_Toc71" w:id="71"/>
+        <w:keepNext/>
+        <w:pBdr>
+          <w:left w:val="single" w:color="1B6B7A" w:sz="14" w:space="8"/>
+        </w:pBdr>
+        <w:spacing w:after="80" w:before="260" w:line="312"/>
+        <w:ind w:left="140"/>
+      </w:pPr>
       <w:r>
         <w:rPr>
           <w:rFonts w:ascii="Consolas" w:hAnsi="Consolas"/>
@@ -8786,10 +8803,10 @@
         </w:rPr>
         <w:t xml:space="preserve">LmgConfig</w:t>
       </w:r>
-      <w:bookmarkEnd w:id="71"/>
-    </w:p>
-    <w:p>
-      <w:pPr>
+    </w:p>
+    <w:p>
+      <w:pPr>
+        <w:keepNext/>
         <w:spacing w:after="100" w:line="276"/>
       </w:pPr>
       <w:r>
@@ -8820,9 +8837,10 @@
     <w:p>
       <w:pPr>
         <w:pStyle w:val="Heading2"/>
-        <w:spacing w:after="140" w:before="300" w:line="312"/>
-      </w:pPr>
-      <w:bookmarkStart w:name="_Toc72" w:id="72"/>
+        <w:keepNext/>
+        <w:spacing w:after="140" w:before="320" w:line="312"/>
+      </w:pPr>
+      <w:bookmarkStart w:name="_Toc20" w:id="20"/>
       <w:r>
         <w:rPr>
           <w:rFonts w:ascii="Arial" w:hAnsi="Arial"/>
@@ -8834,7 +8852,7 @@
         </w:rPr>
         <w:t xml:space="preserve">3.6 service — die Fachdienste</w:t>
       </w:r>
-      <w:bookmarkEnd w:id="72"/>
+      <w:bookmarkEnd w:id="20"/>
     </w:p>
     <w:p>
       <w:pPr>
@@ -8890,9 +8908,13 @@
     <w:p>
       <w:pPr>
         <w:pStyle w:val="Heading3"/>
-        <w:spacing w:after="60" w:before="220" w:line="312"/>
-      </w:pPr>
-      <w:bookmarkStart w:name="_Toc73" w:id="73"/>
+        <w:keepNext/>
+        <w:pBdr>
+          <w:left w:val="single" w:color="1B6B7A" w:sz="14" w:space="8"/>
+        </w:pBdr>
+        <w:spacing w:after="80" w:before="260" w:line="312"/>
+        <w:ind w:left="140"/>
+      </w:pPr>
       <w:r>
         <w:rPr>
           <w:rFonts w:ascii="Consolas" w:hAnsi="Consolas"/>
@@ -8904,10 +8926,10 @@
         </w:rPr>
         <w:t xml:space="preserve">LeistungsService</w:t>
       </w:r>
-      <w:bookmarkEnd w:id="73"/>
-    </w:p>
-    <w:p>
-      <w:pPr>
+    </w:p>
+    <w:p>
+      <w:pPr>
+        <w:keepNext/>
         <w:spacing w:after="100" w:line="276"/>
       </w:pPr>
       <w:r>
@@ -8938,9 +8960,13 @@
     <w:p>
       <w:pPr>
         <w:pStyle w:val="Heading3"/>
-        <w:spacing w:after="60" w:before="220" w:line="312"/>
-      </w:pPr>
-      <w:bookmarkStart w:name="_Toc74" w:id="74"/>
+        <w:keepNext/>
+        <w:pBdr>
+          <w:left w:val="single" w:color="1B6B7A" w:sz="14" w:space="8"/>
+        </w:pBdr>
+        <w:spacing w:after="80" w:before="260" w:line="312"/>
+        <w:ind w:left="140"/>
+      </w:pPr>
       <w:r>
         <w:rPr>
           <w:rFonts w:ascii="Consolas" w:hAnsi="Consolas"/>
@@ -8952,10 +8978,10 @@
         </w:rPr>
         <w:t xml:space="preserve">SozialLeistungsService</w:t>
       </w:r>
-      <w:bookmarkEnd w:id="74"/>
-    </w:p>
-    <w:p>
-      <w:pPr>
+    </w:p>
+    <w:p>
+      <w:pPr>
+        <w:keepNext/>
         <w:spacing w:after="100" w:line="276"/>
       </w:pPr>
       <w:r>
@@ -9018,35 +9044,82 @@
     </w:p>
     <w:p>
       <w:pPr>
-        <w:pStyle w:val="Heading3"/>
-        <w:spacing w:after="60" w:before="220" w:line="312"/>
-      </w:pPr>
-      <w:bookmarkStart w:name="_Toc75" w:id="75"/>
-      <w:r>
-        <w:rPr>
-          <w:rFonts w:ascii="Consolas" w:hAnsi="Consolas"/>
-          <w:b/>
-          <w:bCs/>
-          <w:color w:val="0E2A33"/>
-          <w:sz w:val="22"/>
-          <w:szCs w:val="22"/>
-        </w:rPr>
-        <w:t xml:space="preserve">FachlicheException</w:t>
-      </w:r>
-      <w:bookmarkEnd w:id="75"/>
-    </w:p>
-    <w:p>
-      <w:pPr>
-        <w:spacing w:after="100" w:line="276"/>
-      </w:pPr>
-      <w:r>
-        <w:rPr>
-          <w:rFonts w:ascii="Consolas" w:hAnsi="Consolas"/>
+        <w:keepNext/>
+        <w:spacing w:after="120" w:before="0" w:line="312"/>
+        <w:jc w:val="both"/>
+      </w:pPr>
+      <w:r>
+        <w:rPr>
+          <w:rFonts w:ascii="Calibri" w:hAnsi="Calibri"/>
+          <w:color w:val="000000"/>
+          <w:sz w:val="22"/>
+          <w:szCs w:val="22"/>
+        </w:rPr>
+        <w:t xml:space="preserve">Der Statuswechsel einer Zahlung ist bewusst klein gehalten — der folgende Zustandsautomat zeigt alle erlaubten Wege und die Absicherungen an den Übergängen:</w:t>
+      </w:r>
+    </w:p>
+    <w:p>
+      <w:pPr>
+        <w:keepNext/>
+        <w:spacing w:after="60" w:before="200"/>
+        <w:jc w:val="center"/>
+      </w:pPr>
+      <w:r>
+        <w:drawing>
+          <wp:inline distT="0" distB="0" distL="0" distR="0">
+            <wp:extent cx="5143500" cy="3276600"/>
+            <wp:effectExtent t="0" r="0" b="0" l="0"/>
+            <wp:docPr id="4" name="" descr="" title=""/>
+            <wp:cNvGraphicFramePr>
+              <a:graphicFrameLocks xmlns:a="http://schemas.openxmlformats.org/drawingml/2006/main" noChangeAspect="1"/>
+            </wp:cNvGraphicFramePr>
+            <a:graphic xmlns:a="http://schemas.openxmlformats.org/drawingml/2006/main">
+              <a:graphicData uri="http://schemas.openxmlformats.org/drawingml/2006/picture">
+                <pic:pic xmlns:pic="http://schemas.openxmlformats.org/drawingml/2006/picture">
+                  <pic:nvPicPr>
+                    <pic:cNvPr id="0" name="" descr=""/>
+                    <pic:cNvPicPr>
+                      <a:picLocks noChangeAspect="1" noChangeArrowheads="1"/>
+                    </pic:cNvPicPr>
+                  </pic:nvPicPr>
+                  <pic:blipFill>
+                    <a:blip r:embed="rId13" cstate="none"/>
+                    <a:srcRect/>
+                    <a:stretch>
+                      <a:fillRect/>
+                    </a:stretch>
+                  </pic:blipFill>
+                  <pic:spPr bwMode="auto">
+                    <a:xfrm>
+                      <a:off x="0" y="0"/>
+                      <a:ext cx="5143500" cy="3276600"/>
+                    </a:xfrm>
+                    <a:prstGeom prst="rect">
+                      <a:avLst/>
+                    </a:prstGeom>
+                  </pic:spPr>
+                </pic:pic>
+              </a:graphicData>
+            </a:graphic>
+          </wp:inline>
+        </w:drawing>
+      </w:r>
+    </w:p>
+    <w:p>
+      <w:pPr>
+        <w:spacing w:after="160"/>
+        <w:jc w:val="center"/>
+      </w:pPr>
+      <w:r>
+        <w:rPr>
+          <w:rFonts w:ascii="Calibri" w:hAnsi="Calibri"/>
+          <w:i/>
+          <w:iCs/>
           <w:color w:val="5A6B73"/>
           <w:sz w:val="18"/>
           <w:szCs w:val="18"/>
         </w:rPr>
-        <w:t xml:space="preserve">de.allgemein.lmg.service.FachlicheException · erbt TxException</w:t>
+        <w:t xml:space="preserve">Abbildung 4: Zustandsautomat einer Zahlung (ZAHLUNG.ZAHLUNGSSTATUS)</w:t>
       </w:r>
     </w:p>
     <w:p>
@@ -9057,37 +9130,161 @@
       <w:r>
         <w:rPr>
           <w:rFonts w:ascii="Calibri" w:hAnsi="Calibri"/>
-          <w:color w:val="000000"/>
-          <w:sz w:val="22"/>
-          <w:szCs w:val="22"/>
-        </w:rPr>
-        <w:t xml:space="preserve">Der fachliche Fehler: kein Anspruch, Restbudget erschöpft, gleichzeitige Maskenänderung zweier Sachbearbeiter. Er erbt von TxException, damit der TxManager ihn unangetastet durchreicht (Rollback ja, Wiederholung nein) und die Webschicht ihn als Fachfehler erkennt — sonst käme er als technischer Fehler (HTTP 500) an. Das Feld </w:t>
-      </w:r>
-      <w:r>
-        <w:rPr>
-          <w:rFonts w:ascii="Consolas" w:hAnsi="Consolas"/>
-          <w:color w:val="0B4A56"/>
-          <w:sz w:val="20"/>
-          <w:szCs w:val="20"/>
-        </w:rPr>
-        <w:t xml:space="preserve">code</w:t>
-      </w:r>
-      <w:r>
-        <w:rPr>
-          <w:rFonts w:ascii="Calibri" w:hAnsi="Calibri"/>
-          <w:color w:val="000000"/>
-          <w:sz w:val="22"/>
-          <w:szCs w:val="22"/>
-        </w:rPr>
-        <w:t xml:space="preserve"> steuert die Anzeige in der Oberfläche.</w:t>
+          <w:b/>
+          <w:bCs/>
+          <w:color w:val="0E2A33"/>
+          <w:sz w:val="22"/>
+          <w:szCs w:val="22"/>
+        </w:rPr>
+        <w:t xml:space="preserve">So liest man das Bild:</w:t>
+      </w:r>
+      <w:r>
+        <w:rPr>
+          <w:rFonts w:ascii="Calibri" w:hAnsi="Calibri"/>
+          <w:color w:val="000000"/>
+          <w:sz w:val="22"/>
+          <w:szCs w:val="22"/>
+        </w:rPr>
+        <w:t xml:space="preserve"> Jede Zahlung entsteht als </w:t>
+      </w:r>
+      <w:r>
+        <w:rPr>
+          <w:rFonts w:ascii="Consolas" w:hAnsi="Consolas"/>
+          <w:color w:val="0B4A56"/>
+          <w:sz w:val="20"/>
+          <w:szCs w:val="20"/>
+        </w:rPr>
+        <w:t xml:space="preserve">ANGELEGT</w:t>
+      </w:r>
+      <w:r>
+        <w:rPr>
+          <w:rFonts w:ascii="Calibri" w:hAnsi="Calibri"/>
+          <w:color w:val="000000"/>
+          <w:sz w:val="22"/>
+          <w:szCs w:val="22"/>
+        </w:rPr>
+        <w:t xml:space="preserve"> — auch die der Saga (Abschnitt 3.7). Die Freigabe auf </w:t>
+      </w:r>
+      <w:r>
+        <w:rPr>
+          <w:rFonts w:ascii="Consolas" w:hAnsi="Consolas"/>
+          <w:color w:val="0B4A56"/>
+          <w:sz w:val="20"/>
+          <w:szCs w:val="20"/>
+        </w:rPr>
+        <w:t xml:space="preserve">BEREIT</w:t>
+      </w:r>
+      <w:r>
+        <w:rPr>
+          <w:rFonts w:ascii="Calibri" w:hAnsi="Calibri"/>
+          <w:color w:val="000000"/>
+          <w:sz w:val="22"/>
+          <w:szCs w:val="22"/>
+        </w:rPr>
+        <w:t xml:space="preserve"> ist das Vier-Augen-Prinzip: Sie erfolgt serverseitig und nur durch eine zweite Person, Erfasser und Freigebender müssen verschieden sein; eine Selbstfreigabe wird abgewehrt, nicht nur ausgegraut. Der </w:t>
+      </w:r>
+      <w:r>
+        <w:rPr>
+          <w:rFonts w:ascii="Consolas" w:hAnsi="Consolas"/>
+          <w:color w:val="0B4A56"/>
+          <w:sz w:val="20"/>
+          <w:szCs w:val="20"/>
+        </w:rPr>
+        <w:t xml:space="preserve">Kassenlauf</w:t>
+      </w:r>
+      <w:r>
+        <w:rPr>
+          <w:rFonts w:ascii="Calibri" w:hAnsi="Calibri"/>
+          <w:color w:val="000000"/>
+          <w:sz w:val="22"/>
+          <w:szCs w:val="22"/>
+        </w:rPr>
+        <w:t xml:space="preserve"> überführt die gesperrte Menge aller BEREIT-Zahlungen auf </w:t>
+      </w:r>
+      <w:r>
+        <w:rPr>
+          <w:rFonts w:ascii="Consolas" w:hAnsi="Consolas"/>
+          <w:color w:val="0B4A56"/>
+          <w:sz w:val="20"/>
+          <w:szCs w:val="20"/>
+        </w:rPr>
+        <w:t xml:space="preserve">UEBERGEBEN</w:t>
+      </w:r>
+      <w:r>
+        <w:rPr>
+          <w:rFonts w:ascii="Calibri" w:hAnsi="Calibri"/>
+          <w:color w:val="000000"/>
+          <w:sz w:val="22"/>
+          <w:szCs w:val="22"/>
+        </w:rPr>
+        <w:t xml:space="preserve"> — dieser Status ist ein Endzustand: Von hier gibt es kein Storno und kein Replay mehr, eine korrigierte Zahlung braucht eine neue Vorgangsnummer.</w:t>
+      </w:r>
+    </w:p>
+    <w:p>
+      <w:pPr>
+        <w:spacing w:after="120" w:before="0" w:line="312"/>
+        <w:jc w:val="both"/>
+      </w:pPr>
+      <w:r>
+        <w:rPr>
+          <w:rFonts w:ascii="Calibri" w:hAnsi="Calibri"/>
+          <w:color w:val="000000"/>
+          <w:sz w:val="22"/>
+          <w:szCs w:val="22"/>
+        </w:rPr>
+        <w:t xml:space="preserve">Zwei Absicherungen sind im Bild unten angemerkt: Alle Statuswechsel laufen </w:t>
+      </w:r>
+      <w:r>
+        <w:rPr>
+          <w:rFonts w:ascii="Calibri" w:hAnsi="Calibri"/>
+          <w:b/>
+          <w:bCs/>
+          <w:color w:val="0E2A33"/>
+          <w:sz w:val="22"/>
+          <w:szCs w:val="22"/>
+        </w:rPr>
+        <w:t xml:space="preserve">guarded</w:t>
+      </w:r>
+      <w:r>
+        <w:rPr>
+          <w:rFonts w:ascii="Calibri" w:hAnsi="Calibri"/>
+          <w:color w:val="000000"/>
+          <w:sz w:val="22"/>
+          <w:szCs w:val="22"/>
+        </w:rPr>
+        <w:t xml:space="preserve"> (UPDATE … WHERE STATUS = 'ALTER_STAND') — ein paralleler Kassenlauf oder ein Doppel-Storno findet keine passende Zeile mehr und wird als Rückgabe 0 erkannt, statt doppelt zu buchen. Und das </w:t>
+      </w:r>
+      <w:r>
+        <w:rPr>
+          <w:rFonts w:ascii="Calibri" w:hAnsi="Calibri"/>
+          <w:b/>
+          <w:bCs/>
+          <w:color w:val="0E2A33"/>
+          <w:sz w:val="22"/>
+          <w:szCs w:val="22"/>
+        </w:rPr>
+        <w:t xml:space="preserve">Storno</w:t>
+      </w:r>
+      <w:r>
+        <w:rPr>
+          <w:rFonts w:ascii="Calibri" w:hAnsi="Calibri"/>
+          <w:color w:val="000000"/>
+          <w:sz w:val="22"/>
+          <w:szCs w:val="22"/>
+        </w:rPr>
+        <w:t xml:space="preserve"> bucht nicht nur das Restbudget zurück, sondern genau den bei der Anordnung dokumentierten Vermögenseinsatz — die Verbrauchsfortschreibung des Vermögens (§ 90 SGB XII) wird also exakt rückgängig gemacht, nicht geschätzt.</w:t>
       </w:r>
     </w:p>
     <w:p>
       <w:pPr>
         <w:pStyle w:val="Heading3"/>
-        <w:spacing w:after="60" w:before="220" w:line="312"/>
-      </w:pPr>
-      <w:bookmarkStart w:name="_Toc76" w:id="76"/>
+        <w:keepNext/>
+        <w:pBdr>
+          <w:left w:val="single" w:color="1B6B7A" w:sz="14" w:space="8"/>
+        </w:pBdr>
+        <w:spacing w:after="80" w:before="260" w:line="312"/>
+        <w:ind w:left="140"/>
+      </w:pPr>
       <w:r>
         <w:rPr>
           <w:rFonts w:ascii="Consolas" w:hAnsi="Consolas"/>
@@ -9097,12 +9294,12 @@
           <w:sz w:val="22"/>
           <w:szCs w:val="22"/>
         </w:rPr>
-        <w:t xml:space="preserve">SepaValidator</w:t>
-      </w:r>
-      <w:bookmarkEnd w:id="76"/>
-    </w:p>
-    <w:p>
-      <w:pPr>
+        <w:t xml:space="preserve">FachlicheException</w:t>
+      </w:r>
+    </w:p>
+    <w:p>
+      <w:pPr>
+        <w:keepNext/>
         <w:spacing w:after="100" w:line="276"/>
       </w:pPr>
       <w:r>
@@ -9112,7 +9309,7 @@
           <w:sz w:val="18"/>
           <w:szCs w:val="18"/>
         </w:rPr>
-        <w:t xml:space="preserve">de.allgemein.lmg.service.SepaValidator · final class</w:t>
+        <w:t xml:space="preserve">de.allgemein.lmg.service.FachlicheException · erbt TxException</w:t>
       </w:r>
     </w:p>
     <w:p>
@@ -9127,15 +9324,37 @@
           <w:sz w:val="22"/>
           <w:szCs w:val="22"/>
         </w:rPr>
-        <w:t xml:space="preserve">Validierung und Formatierung von SEPA-Bankverbindungen: IBAN nach ISO 13616 mit Modulo-97-Prüfziffernverfahren (ISO 7064), BIC nach ISO 9362. Tippfehler in Bankverbindungen werden so vor dem Speichern abgefangen — nicht erst, wenn die Zahlung bei der Bank platzt.</w:t>
+        <w:t xml:space="preserve">Der fachliche Fehler: kein Anspruch, Restbudget erschöpft, gleichzeitige Maskenänderung zweier Sachbearbeiter. Er erbt von TxException, damit der TxManager ihn unangetastet durchreicht (Rollback ja, Wiederholung nein) und die Webschicht ihn als Fachfehler erkennt — sonst käme er als technischer Fehler (HTTP 500) an. Das Feld </w:t>
+      </w:r>
+      <w:r>
+        <w:rPr>
+          <w:rFonts w:ascii="Consolas" w:hAnsi="Consolas"/>
+          <w:color w:val="0B4A56"/>
+          <w:sz w:val="20"/>
+          <w:szCs w:val="20"/>
+        </w:rPr>
+        <w:t xml:space="preserve">code</w:t>
+      </w:r>
+      <w:r>
+        <w:rPr>
+          <w:rFonts w:ascii="Calibri" w:hAnsi="Calibri"/>
+          <w:color w:val="000000"/>
+          <w:sz w:val="22"/>
+          <w:szCs w:val="22"/>
+        </w:rPr>
+        <w:t xml:space="preserve"> steuert die Anzeige in der Oberfläche.</w:t>
       </w:r>
     </w:p>
     <w:p>
       <w:pPr>
         <w:pStyle w:val="Heading3"/>
-        <w:spacing w:after="60" w:before="220" w:line="312"/>
-      </w:pPr>
-      <w:bookmarkStart w:name="_Toc77" w:id="77"/>
+        <w:keepNext/>
+        <w:pBdr>
+          <w:left w:val="single" w:color="1B6B7A" w:sz="14" w:space="8"/>
+        </w:pBdr>
+        <w:spacing w:after="80" w:before="260" w:line="312"/>
+        <w:ind w:left="140"/>
+      </w:pPr>
       <w:r>
         <w:rPr>
           <w:rFonts w:ascii="Consolas" w:hAnsi="Consolas"/>
@@ -9145,12 +9364,12 @@
           <w:sz w:val="22"/>
           <w:szCs w:val="22"/>
         </w:rPr>
-        <w:t xml:space="preserve">BescheidGenerator</w:t>
-      </w:r>
-      <w:bookmarkEnd w:id="77"/>
-    </w:p>
-    <w:p>
-      <w:pPr>
+        <w:t xml:space="preserve">SepaValidator</w:t>
+      </w:r>
+    </w:p>
+    <w:p>
+      <w:pPr>
+        <w:keepNext/>
         <w:spacing w:after="100" w:line="276"/>
       </w:pPr>
       <w:r>
@@ -9160,7 +9379,7 @@
           <w:sz w:val="18"/>
           <w:szCs w:val="18"/>
         </w:rPr>
-        <w:t xml:space="preserve">de.allgemein.lmg.service.BescheidGenerator · 432 Zeilen</w:t>
+        <w:t xml:space="preserve">de.allgemein.lmg.service.SepaValidator · final class</w:t>
       </w:r>
     </w:p>
     <w:p>
@@ -9175,15 +9394,19 @@
           <w:sz w:val="22"/>
           <w:szCs w:val="22"/>
         </w:rPr>
-        <w:t xml:space="preserve">Erzeugt den Bewilligungsbescheid (Paragraf 44 SGB XII) mit amtlichem Layout: Verfügungssatz, fallbezogene Bedarfsaufschlüsselung mit KdU-Vorbehalt, Zahlungsverbindung, Begründung mit Hauptgründen und vollständiger Rechtsbehelfsbelehrung samt Belehrung nach Paragraf 73 SGG. Der Druck zeigt ausschließlich den versionierten JSON-Snapshot aus dem Erteilungszeitpunkt; fehlt er, wird neu gerechnet und ein deutlicher Hinweiskasten gesetzt. Ein Einmal-Druck-Token verhindert den wiederholten Aufruf desselben Links.</w:t>
+        <w:t xml:space="preserve">Validierung und Formatierung von SEPA-Bankverbindungen: IBAN nach ISO 13616 mit Modulo-97-Prüfziffernverfahren (ISO 7064), BIC nach ISO 9362. Tippfehler in Bankverbindungen werden so vor dem Speichern abgefangen — nicht erst, wenn die Zahlung bei der Bank platzt.</w:t>
       </w:r>
     </w:p>
     <w:p>
       <w:pPr>
         <w:pStyle w:val="Heading3"/>
-        <w:spacing w:after="60" w:before="220" w:line="312"/>
-      </w:pPr>
-      <w:bookmarkStart w:name="_Toc78" w:id="78"/>
+        <w:keepNext/>
+        <w:pBdr>
+          <w:left w:val="single" w:color="1B6B7A" w:sz="14" w:space="8"/>
+        </w:pBdr>
+        <w:spacing w:after="80" w:before="260" w:line="312"/>
+        <w:ind w:left="140"/>
+      </w:pPr>
       <w:r>
         <w:rPr>
           <w:rFonts w:ascii="Consolas" w:hAnsi="Consolas"/>
@@ -9193,12 +9416,12 @@
           <w:sz w:val="22"/>
           <w:szCs w:val="22"/>
         </w:rPr>
-        <w:t xml:space="preserve">Auszahlungsauftrag</w:t>
-      </w:r>
-      <w:bookmarkEnd w:id="78"/>
-    </w:p>
-    <w:p>
-      <w:pPr>
+        <w:t xml:space="preserve">BescheidGenerator</w:t>
+      </w:r>
+    </w:p>
+    <w:p>
+      <w:pPr>
+        <w:keepNext/>
         <w:spacing w:after="100" w:line="276"/>
       </w:pPr>
       <w:r>
@@ -9208,7 +9431,7 @@
           <w:sz w:val="18"/>
           <w:szCs w:val="18"/>
         </w:rPr>
-        <w:t xml:space="preserve">de.allgemein.lmg.service.Auszahlungsauftrag · record</w:t>
+        <w:t xml:space="preserve">de.allgemein.lmg.service.BescheidGenerator · 432 Zeilen</w:t>
       </w:r>
     </w:p>
     <w:p>
@@ -9223,15 +9446,19 @@
           <w:sz w:val="22"/>
           <w:szCs w:val="22"/>
         </w:rPr>
-        <w:t xml:space="preserve">Die Anordnung einer Auszahlung durch den Sachbearbeiter (der Auszahlung-anordnen-Button): Ziel-Bedarfsgemeinschaft, Betrag, Zahlungsmonat, Bankverbindung und — die Vorgangsnummer, die das Frontend als UUID erzeugt und die den Vorgang idempotent macht.</w:t>
+        <w:t xml:space="preserve">Erzeugt den Bewilligungsbescheid (Paragraf 44 SGB XII) mit amtlichem Layout: Verfügungssatz, fallbezogene Bedarfsaufschlüsselung mit KdU-Vorbehalt, Zahlungsverbindung, Begründung mit Hauptgründen und vollständiger Rechtsbehelfsbelehrung samt Belehrung nach Paragraf 73 SGG. Der Druck zeigt ausschließlich den versionierten JSON-Snapshot aus dem Erteilungszeitpunkt; fehlt er, wird neu gerechnet und ein deutlicher Hinweiskasten gesetzt. Ein Einmal-Druck-Token verhindert den wiederholten Aufruf desselben Links.</w:t>
       </w:r>
     </w:p>
     <w:p>
       <w:pPr>
         <w:pStyle w:val="Heading3"/>
-        <w:spacing w:after="60" w:before="220" w:line="312"/>
-      </w:pPr>
-      <w:bookmarkStart w:name="_Toc79" w:id="79"/>
+        <w:keepNext/>
+        <w:pBdr>
+          <w:left w:val="single" w:color="1B6B7A" w:sz="14" w:space="8"/>
+        </w:pBdr>
+        <w:spacing w:after="80" w:before="260" w:line="312"/>
+        <w:ind w:left="140"/>
+      </w:pPr>
       <w:r>
         <w:rPr>
           <w:rFonts w:ascii="Consolas" w:hAnsi="Consolas"/>
@@ -9241,12 +9468,12 @@
           <w:sz w:val="22"/>
           <w:szCs w:val="22"/>
         </w:rPr>
-        <w:t xml:space="preserve">Auszahlungsergebnis</w:t>
-      </w:r>
-      <w:bookmarkEnd w:id="79"/>
-    </w:p>
-    <w:p>
-      <w:pPr>
+        <w:t xml:space="preserve">Auszahlungsauftrag</w:t>
+      </w:r>
+    </w:p>
+    <w:p>
+      <w:pPr>
+        <w:keepNext/>
         <w:spacing w:after="100" w:line="276"/>
       </w:pPr>
       <w:r>
@@ -9256,7 +9483,7 @@
           <w:sz w:val="18"/>
           <w:szCs w:val="18"/>
         </w:rPr>
-        <w:t xml:space="preserve">de.allgemein.lmg.service.Auszahlungsergebnis · record</w:t>
+        <w:t xml:space="preserve">de.allgemein.lmg.service.Auszahlungsauftrag · record</w:t>
       </w:r>
     </w:p>
     <w:p>
@@ -9271,33 +9498,19 @@
           <w:sz w:val="22"/>
           <w:szCs w:val="22"/>
         </w:rPr>
-        <w:t xml:space="preserve">Das Ergebnis einer Auszahlungsanordnung: die gebuchte (oder bei Wiederholung bereits existierende) Zahlung samt neuem Stand der Bedarfsgemeinschaft. Das Feld </w:t>
-      </w:r>
-      <w:r>
-        <w:rPr>
-          <w:rFonts w:ascii="Consolas" w:hAnsi="Consolas"/>
-          <w:color w:val="0B4A56"/>
-          <w:sz w:val="20"/>
-          <w:szCs w:val="20"/>
-        </w:rPr>
-        <w:t xml:space="preserve">bereitsGebucht</w:t>
-      </w:r>
-      <w:r>
-        <w:rPr>
-          <w:rFonts w:ascii="Calibri" w:hAnsi="Calibri"/>
-          <w:color w:val="000000"/>
-          <w:sz w:val="22"/>
-          <w:szCs w:val="22"/>
-        </w:rPr>
-        <w:t xml:space="preserve"> bedeutet: Die Vorgangsnummer war schon vorhanden, es wurde nichts erneut gebucht — die Oberfläche kann das dem Sachbearbeiter ehrlich melden.</w:t>
+        <w:t xml:space="preserve">Die Anordnung einer Auszahlung durch den Sachbearbeiter (der Auszahlung-anordnen-Button): Ziel-Bedarfsgemeinschaft, Betrag, Zahlungsmonat, Bankverbindung und — die Vorgangsnummer, die das Frontend als UUID erzeugt und die den Vorgang idempotent macht.</w:t>
       </w:r>
     </w:p>
     <w:p>
       <w:pPr>
         <w:pStyle w:val="Heading3"/>
-        <w:spacing w:after="60" w:before="220" w:line="312"/>
-      </w:pPr>
-      <w:bookmarkStart w:name="_Toc80" w:id="80"/>
+        <w:keepNext/>
+        <w:pBdr>
+          <w:left w:val="single" w:color="1B6B7A" w:sz="14" w:space="8"/>
+        </w:pBdr>
+        <w:spacing w:after="80" w:before="260" w:line="312"/>
+        <w:ind w:left="140"/>
+      </w:pPr>
       <w:r>
         <w:rPr>
           <w:rFonts w:ascii="Consolas" w:hAnsi="Consolas"/>
@@ -9307,12 +9520,12 @@
           <w:sz w:val="22"/>
           <w:szCs w:val="22"/>
         </w:rPr>
-        <w:t xml:space="preserve">Kassenlaeufergebnis</w:t>
-      </w:r>
-      <w:bookmarkEnd w:id="80"/>
-    </w:p>
-    <w:p>
-      <w:pPr>
+        <w:t xml:space="preserve">Auszahlungsergebnis</w:t>
+      </w:r>
+    </w:p>
+    <w:p>
+      <w:pPr>
+        <w:keepNext/>
         <w:spacing w:after="100" w:line="276"/>
       </w:pPr>
       <w:r>
@@ -9322,7 +9535,7 @@
           <w:sz w:val="18"/>
           <w:szCs w:val="18"/>
         </w:rPr>
-        <w:t xml:space="preserve">de.allgemein.lmg.service.Kassenlaeufergebnis · record (anzahl, summe)</w:t>
+        <w:t xml:space="preserve">de.allgemein.lmg.service.Auszahlungsergebnis · record</w:t>
       </w:r>
     </w:p>
     <w:p>
@@ -9337,15 +9550,37 @@
           <w:sz w:val="22"/>
           <w:szCs w:val="22"/>
         </w:rPr>
-        <w:t xml:space="preserve">Das Ergebnis eines Kassenlaufs: Anzahl und Summe der von BEREIT auf UEBERGEBEN gesetzten Zahlungen — null und null, wenn nichts bereit war. Bewusst schmal: Ein Kassenlauf ist ein einheitlicher Stapelübergang, keine Auswertung.</w:t>
+        <w:t xml:space="preserve">Das Ergebnis einer Auszahlungsanordnung: die gebuchte (oder bei Wiederholung bereits existierende) Zahlung samt neuem Stand der Bedarfsgemeinschaft. Das Feld </w:t>
+      </w:r>
+      <w:r>
+        <w:rPr>
+          <w:rFonts w:ascii="Consolas" w:hAnsi="Consolas"/>
+          <w:color w:val="0B4A56"/>
+          <w:sz w:val="20"/>
+          <w:szCs w:val="20"/>
+        </w:rPr>
+        <w:t xml:space="preserve">bereitsGebucht</w:t>
+      </w:r>
+      <w:r>
+        <w:rPr>
+          <w:rFonts w:ascii="Calibri" w:hAnsi="Calibri"/>
+          <w:color w:val="000000"/>
+          <w:sz w:val="22"/>
+          <w:szCs w:val="22"/>
+        </w:rPr>
+        <w:t xml:space="preserve"> bedeutet: Die Vorgangsnummer war schon vorhanden, es wurde nichts erneut gebucht — die Oberfläche kann das dem Sachbearbeiter ehrlich melden.</w:t>
       </w:r>
     </w:p>
     <w:p>
       <w:pPr>
         <w:pStyle w:val="Heading3"/>
-        <w:spacing w:after="60" w:before="220" w:line="312"/>
-      </w:pPr>
-      <w:bookmarkStart w:name="_Toc81" w:id="81"/>
+        <w:keepNext/>
+        <w:pBdr>
+          <w:left w:val="single" w:color="1B6B7A" w:sz="14" w:space="8"/>
+        </w:pBdr>
+        <w:spacing w:after="80" w:before="260" w:line="312"/>
+        <w:ind w:left="140"/>
+      </w:pPr>
       <w:r>
         <w:rPr>
           <w:rFonts w:ascii="Consolas" w:hAnsi="Consolas"/>
@@ -9355,12 +9590,12 @@
           <w:sz w:val="22"/>
           <w:szCs w:val="22"/>
         </w:rPr>
-        <w:t xml:space="preserve">Systemstatus</w:t>
-      </w:r>
-      <w:bookmarkEnd w:id="81"/>
-    </w:p>
-    <w:p>
-      <w:pPr>
+        <w:t xml:space="preserve">Kassenlaeufergebnis</w:t>
+      </w:r>
+    </w:p>
+    <w:p>
+      <w:pPr>
+        <w:keepNext/>
         <w:spacing w:after="100" w:line="276"/>
       </w:pPr>
       <w:r>
@@ -9370,7 +9605,7 @@
           <w:sz w:val="18"/>
           <w:szCs w:val="18"/>
         </w:rPr>
-        <w:t xml:space="preserve">de.allgemein.lmg.service.Systemstatus · record</w:t>
+        <w:t xml:space="preserve">de.allgemein.lmg.service.Kassenlaeufergebnis · record (anzahl, summe)</w:t>
       </w:r>
     </w:p>
     <w:p>
@@ -9385,15 +9620,19 @@
           <w:sz w:val="22"/>
           <w:szCs w:val="22"/>
         </w:rPr>
-        <w:t xml:space="preserve">Die Momentaufnahme des Systemzustands für den Adminbereich: Erreichbarkeit der Datenbank samt Kennung und Antwortzeit, Bestandszahlen einschließlich der Saga-Stände (offene Sagas zählen RUNNING und COMPENSATING — Wiederanlauf nötig; abgebrochene zählen FAILED), Task-Statistik und Laufzeitumgebung.</w:t>
+        <w:t xml:space="preserve">Das Ergebnis eines Kassenlaufs: Anzahl und Summe der von BEREIT auf UEBERGEBEN gesetzten Zahlungen — null und null, wenn nichts bereit war. Bewusst schmal: Ein Kassenlauf ist ein einheitlicher Stapelübergang, keine Auswertung.</w:t>
       </w:r>
     </w:p>
     <w:p>
       <w:pPr>
         <w:pStyle w:val="Heading3"/>
-        <w:spacing w:after="60" w:before="220" w:line="312"/>
-      </w:pPr>
-      <w:bookmarkStart w:name="_Toc82" w:id="82"/>
+        <w:keepNext/>
+        <w:pBdr>
+          <w:left w:val="single" w:color="1B6B7A" w:sz="14" w:space="8"/>
+        </w:pBdr>
+        <w:spacing w:after="80" w:before="260" w:line="312"/>
+        <w:ind w:left="140"/>
+      </w:pPr>
       <w:r>
         <w:rPr>
           <w:rFonts w:ascii="Consolas" w:hAnsi="Consolas"/>
@@ -9403,12 +9642,12 @@
           <w:sz w:val="22"/>
           <w:szCs w:val="22"/>
         </w:rPr>
-        <w:t xml:space="preserve">Systemdiagnose</w:t>
-      </w:r>
-      <w:bookmarkEnd w:id="82"/>
-    </w:p>
-    <w:p>
-      <w:pPr>
+        <w:t xml:space="preserve">Systemstatus</w:t>
+      </w:r>
+    </w:p>
+    <w:p>
+      <w:pPr>
+        <w:keepNext/>
         <w:spacing w:after="100" w:line="276"/>
       </w:pPr>
       <w:r>
@@ -9418,7 +9657,7 @@
           <w:sz w:val="18"/>
           <w:szCs w:val="18"/>
         </w:rPr>
-        <w:t xml:space="preserve">de.allgemein.lmg.service.Systemdiagnose · 152 Zeilen</w:t>
+        <w:t xml:space="preserve">de.allgemein.lmg.service.Systemstatus · record</w:t>
       </w:r>
     </w:p>
     <w:p>
@@ -9433,15 +9672,19 @@
           <w:sz w:val="22"/>
           <w:szCs w:val="22"/>
         </w:rPr>
-        <w:t xml:space="preserve">Die aktive Systemdiagnose für den Adminbereich: prüft die Datenbank (Erreichbarkeit, Produktkennung, Antwortzeit, Bestandszahlen), liest die Task-Statistik und stößt bei Bedarf den Wiederanlauf halbfertiger Sagas an. Die Prüfung läuft als kurze Transaktion mit hartem Zeitlimit und genau einem Versuch — ein Datenbank-Ausfall soll schnell und ohne Wiederholungslärm gemeldet werden.</w:t>
+        <w:t xml:space="preserve">Die Momentaufnahme des Systemzustands für den Adminbereich: Erreichbarkeit der Datenbank samt Kennung und Antwortzeit, Bestandszahlen einschließlich der Saga-Stände (offene Sagas zählen RUNNING und COMPENSATING — Wiederanlauf nötig; abgebrochene zählen FAILED), Task-Statistik und Laufzeitumgebung.</w:t>
       </w:r>
     </w:p>
     <w:p>
       <w:pPr>
         <w:pStyle w:val="Heading3"/>
-        <w:spacing w:after="60" w:before="220" w:line="312"/>
-      </w:pPr>
-      <w:bookmarkStart w:name="_Toc83" w:id="83"/>
+        <w:keepNext/>
+        <w:pBdr>
+          <w:left w:val="single" w:color="1B6B7A" w:sz="14" w:space="8"/>
+        </w:pBdr>
+        <w:spacing w:after="80" w:before="260" w:line="312"/>
+        <w:ind w:left="140"/>
+      </w:pPr>
       <w:r>
         <w:rPr>
           <w:rFonts w:ascii="Consolas" w:hAnsi="Consolas"/>
@@ -9451,12 +9694,12 @@
           <w:sz w:val="22"/>
           <w:szCs w:val="22"/>
         </w:rPr>
-        <w:t xml:space="preserve">Vorgangsdetail</w:t>
-      </w:r>
-      <w:bookmarkEnd w:id="83"/>
-    </w:p>
-    <w:p>
-      <w:pPr>
+        <w:t xml:space="preserve">Systemdiagnose</w:t>
+      </w:r>
+    </w:p>
+    <w:p>
+      <w:pPr>
+        <w:keepNext/>
         <w:spacing w:after="100" w:line="276"/>
       </w:pPr>
       <w:r>
@@ -9466,7 +9709,7 @@
           <w:sz w:val="18"/>
           <w:szCs w:val="18"/>
         </w:rPr>
-        <w:t xml:space="preserve">de.allgemein.lmg.service.Vorgangsdetail · record</w:t>
+        <w:t xml:space="preserve">de.allgemein.lmg.service.Systemdiagnose · 152 Zeilen</w:t>
       </w:r>
     </w:p>
     <w:p>
@@ -9481,15 +9724,19 @@
           <w:sz w:val="22"/>
           <w:szCs w:val="22"/>
         </w:rPr>
-        <w:t xml:space="preserve">Der vollständige Lesezuschnitt für die Vorgangsmaske: Kopfdaten, alle SozialFälle samt berechneter Bedarfsermittlung, Zahlungshistorie und Journaleinträge. Die Berechnung kann null sein (etwa wenn die Regelbedarfsstufe nicht konfiguriert ist) — die Maske zeigt dann einen Hinweis statt einer Zahl.</w:t>
+        <w:t xml:space="preserve">Die aktive Systemdiagnose für den Adminbereich: prüft die Datenbank (Erreichbarkeit, Produktkennung, Antwortzeit, Bestandszahlen), liest die Task-Statistik und stößt bei Bedarf den Wiederanlauf halbfertiger Sagas an. Die Prüfung läuft als kurze Transaktion mit hartem Zeitlimit und genau einem Versuch — ein Datenbank-Ausfall soll schnell und ohne Wiederholungslärm gemeldet werden.</w:t>
       </w:r>
     </w:p>
     <w:p>
       <w:pPr>
         <w:pStyle w:val="Heading3"/>
-        <w:spacing w:after="60" w:before="220" w:line="312"/>
-      </w:pPr>
-      <w:bookmarkStart w:name="_Toc84" w:id="84"/>
+        <w:keepNext/>
+        <w:pBdr>
+          <w:left w:val="single" w:color="1B6B7A" w:sz="14" w:space="8"/>
+        </w:pBdr>
+        <w:spacing w:after="80" w:before="260" w:line="312"/>
+        <w:ind w:left="140"/>
+      </w:pPr>
       <w:r>
         <w:rPr>
           <w:rFonts w:ascii="Consolas" w:hAnsi="Consolas"/>
@@ -9499,12 +9746,12 @@
           <w:sz w:val="22"/>
           <w:szCs w:val="22"/>
         </w:rPr>
-        <w:t xml:space="preserve">Zahlungsmonat</w:t>
-      </w:r>
-      <w:bookmarkEnd w:id="84"/>
-    </w:p>
-    <w:p>
-      <w:pPr>
+        <w:t xml:space="preserve">Vorgangsdetail</w:t>
+      </w:r>
+    </w:p>
+    <w:p>
+      <w:pPr>
+        <w:keepNext/>
         <w:spacing w:after="100" w:line="276"/>
       </w:pPr>
       <w:r>
@@ -9514,6 +9761,58 @@
           <w:sz w:val="18"/>
           <w:szCs w:val="18"/>
         </w:rPr>
+        <w:t xml:space="preserve">de.allgemein.lmg.service.Vorgangsdetail · record</w:t>
+      </w:r>
+    </w:p>
+    <w:p>
+      <w:pPr>
+        <w:spacing w:after="120" w:before="0" w:line="312"/>
+        <w:jc w:val="both"/>
+      </w:pPr>
+      <w:r>
+        <w:rPr>
+          <w:rFonts w:ascii="Calibri" w:hAnsi="Calibri"/>
+          <w:color w:val="000000"/>
+          <w:sz w:val="22"/>
+          <w:szCs w:val="22"/>
+        </w:rPr>
+        <w:t xml:space="preserve">Der vollständige Lesezuschnitt für die Vorgangsmaske: Kopfdaten, alle SozialFälle samt berechneter Bedarfsermittlung, Zahlungshistorie und Journaleinträge. Die Berechnung kann null sein (etwa wenn die Regelbedarfsstufe nicht konfiguriert ist) — die Maske zeigt dann einen Hinweis statt einer Zahl.</w:t>
+      </w:r>
+    </w:p>
+    <w:p>
+      <w:pPr>
+        <w:pStyle w:val="Heading3"/>
+        <w:keepNext/>
+        <w:pBdr>
+          <w:left w:val="single" w:color="1B6B7A" w:sz="14" w:space="8"/>
+        </w:pBdr>
+        <w:spacing w:after="80" w:before="260" w:line="312"/>
+        <w:ind w:left="140"/>
+      </w:pPr>
+      <w:r>
+        <w:rPr>
+          <w:rFonts w:ascii="Consolas" w:hAnsi="Consolas"/>
+          <w:b/>
+          <w:bCs/>
+          <w:color w:val="0E2A33"/>
+          <w:sz w:val="22"/>
+          <w:szCs w:val="22"/>
+        </w:rPr>
+        <w:t xml:space="preserve">Zahlungsmonat</w:t>
+      </w:r>
+    </w:p>
+    <w:p>
+      <w:pPr>
+        <w:keepNext/>
+        <w:spacing w:after="100" w:line="276"/>
+      </w:pPr>
+      <w:r>
+        <w:rPr>
+          <w:rFonts w:ascii="Consolas" w:hAnsi="Consolas"/>
+          <w:color w:val="5A6B73"/>
+          <w:sz w:val="18"/>
+          <w:szCs w:val="18"/>
+        </w:rPr>
         <w:t xml:space="preserve">de.allgemein.lmg.service.Zahlungsmonat · final class</w:t>
       </w:r>
     </w:p>
@@ -9535,9 +9834,10 @@
     <w:p>
       <w:pPr>
         <w:pStyle w:val="Heading2"/>
-        <w:spacing w:after="140" w:before="300" w:line="312"/>
-      </w:pPr>
-      <w:bookmarkStart w:name="_Toc85" w:id="85"/>
+        <w:keepNext/>
+        <w:spacing w:after="140" w:before="320" w:line="312"/>
+      </w:pPr>
+      <w:bookmarkStart w:name="_Toc21" w:id="21"/>
       <w:r>
         <w:rPr>
           <w:rFonts w:ascii="Arial" w:hAnsi="Arial"/>
@@ -9549,14 +9849,18 @@
         </w:rPr>
         <w:t xml:space="preserve">3.7 saga — die fachliche End-to-End-Saga</w:t>
       </w:r>
-      <w:bookmarkEnd w:id="85"/>
+      <w:bookmarkEnd w:id="21"/>
     </w:p>
     <w:p>
       <w:pPr>
         <w:pStyle w:val="Heading3"/>
-        <w:spacing w:after="60" w:before="220" w:line="312"/>
-      </w:pPr>
-      <w:bookmarkStart w:name="_Toc86" w:id="86"/>
+        <w:keepNext/>
+        <w:pBdr>
+          <w:left w:val="single" w:color="1B6B7A" w:sz="14" w:space="8"/>
+        </w:pBdr>
+        <w:spacing w:after="80" w:before="260" w:line="312"/>
+        <w:ind w:left="140"/>
+      </w:pPr>
       <w:r>
         <w:rPr>
           <w:rFonts w:ascii="Consolas" w:hAnsi="Consolas"/>
@@ -9568,10 +9872,10 @@
         </w:rPr>
         <w:t xml:space="preserve">AntragsSagaProzess</w:t>
       </w:r>
-      <w:bookmarkEnd w:id="86"/>
-    </w:p>
-    <w:p>
-      <w:pPr>
+    </w:p>
+    <w:p>
+      <w:pPr>
+        <w:keepNext/>
         <w:spacing w:after="100" w:line="276"/>
       </w:pPr>
       <w:r>
@@ -9617,9 +9921,10 @@
     <w:p>
       <w:pPr>
         <w:pStyle w:val="Heading2"/>
-        <w:spacing w:after="140" w:before="300" w:line="312"/>
-      </w:pPr>
-      <w:bookmarkStart w:name="_Toc87" w:id="87"/>
+        <w:keepNext/>
+        <w:spacing w:after="140" w:before="320" w:line="312"/>
+      </w:pPr>
+      <w:bookmarkStart w:name="_Toc22" w:id="22"/>
       <w:r>
         <w:rPr>
           <w:rFonts w:ascii="Arial" w:hAnsi="Arial"/>
@@ -9631,7 +9936,7 @@
         </w:rPr>
         <w:t xml:space="preserve">3.8 web — Weboberfläche und JSON-API</w:t>
       </w:r>
-      <w:bookmarkEnd w:id="87"/>
+      <w:bookmarkEnd w:id="22"/>
     </w:p>
     <w:p>
       <w:pPr>
@@ -9651,9 +9956,13 @@
     <w:p>
       <w:pPr>
         <w:pStyle w:val="Heading3"/>
-        <w:spacing w:after="60" w:before="220" w:line="312"/>
-      </w:pPr>
-      <w:bookmarkStart w:name="_Toc88" w:id="88"/>
+        <w:keepNext/>
+        <w:pBdr>
+          <w:left w:val="single" w:color="1B6B7A" w:sz="14" w:space="8"/>
+        </w:pBdr>
+        <w:spacing w:after="80" w:before="260" w:line="312"/>
+        <w:ind w:left="140"/>
+      </w:pPr>
       <w:r>
         <w:rPr>
           <w:rFonts w:ascii="Consolas" w:hAnsi="Consolas"/>
@@ -9665,10 +9974,10 @@
         </w:rPr>
         <w:t xml:space="preserve">LmgServer</w:t>
       </w:r>
-      <w:bookmarkEnd w:id="88"/>
-    </w:p>
-    <w:p>
-      <w:pPr>
+    </w:p>
+    <w:p>
+      <w:pPr>
+        <w:keepNext/>
         <w:spacing w:after="100" w:line="276"/>
       </w:pPr>
       <w:r>
@@ -9714,9 +10023,13 @@
     <w:p>
       <w:pPr>
         <w:pStyle w:val="Heading3"/>
-        <w:spacing w:after="60" w:before="220" w:line="312"/>
-      </w:pPr>
-      <w:bookmarkStart w:name="_Toc89" w:id="89"/>
+        <w:keepNext/>
+        <w:pBdr>
+          <w:left w:val="single" w:color="1B6B7A" w:sz="14" w:space="8"/>
+        </w:pBdr>
+        <w:spacing w:after="80" w:before="260" w:line="312"/>
+        <w:ind w:left="140"/>
+      </w:pPr>
       <w:r>
         <w:rPr>
           <w:rFonts w:ascii="Consolas" w:hAnsi="Consolas"/>
@@ -9728,10 +10041,10 @@
         </w:rPr>
         <w:t xml:space="preserve">LmgServerMain</w:t>
       </w:r>
-      <w:bookmarkEnd w:id="89"/>
-    </w:p>
-    <w:p>
-      <w:pPr>
+    </w:p>
+    <w:p>
+      <w:pPr>
+        <w:keepNext/>
         <w:spacing w:after="100" w:line="276"/>
       </w:pPr>
       <w:r>
@@ -9762,9 +10075,13 @@
     <w:p>
       <w:pPr>
         <w:pStyle w:val="Heading3"/>
-        <w:spacing w:after="60" w:before="220" w:line="312"/>
-      </w:pPr>
-      <w:bookmarkStart w:name="_Toc90" w:id="90"/>
+        <w:keepNext/>
+        <w:pBdr>
+          <w:left w:val="single" w:color="1B6B7A" w:sz="14" w:space="8"/>
+        </w:pBdr>
+        <w:spacing w:after="80" w:before="260" w:line="312"/>
+        <w:ind w:left="140"/>
+      </w:pPr>
       <w:r>
         <w:rPr>
           <w:rFonts w:ascii="Consolas" w:hAnsi="Consolas"/>
@@ -9776,10 +10093,10 @@
         </w:rPr>
         <w:t xml:space="preserve">Benutzerverwaltung</w:t>
       </w:r>
-      <w:bookmarkEnd w:id="90"/>
-    </w:p>
-    <w:p>
-      <w:pPr>
+    </w:p>
+    <w:p>
+      <w:pPr>
+        <w:keepNext/>
         <w:spacing w:after="100" w:line="276"/>
       </w:pPr>
       <w:r>
@@ -9810,9 +10127,13 @@
     <w:p>
       <w:pPr>
         <w:pStyle w:val="Heading3"/>
-        <w:spacing w:after="60" w:before="220" w:line="312"/>
-      </w:pPr>
-      <w:bookmarkStart w:name="_Toc91" w:id="91"/>
+        <w:keepNext/>
+        <w:pBdr>
+          <w:left w:val="single" w:color="1B6B7A" w:sz="14" w:space="8"/>
+        </w:pBdr>
+        <w:spacing w:after="80" w:before="260" w:line="312"/>
+        <w:ind w:left="140"/>
+      </w:pPr>
       <w:r>
         <w:rPr>
           <w:rFonts w:ascii="Consolas" w:hAnsi="Consolas"/>
@@ -9824,10 +10145,10 @@
         </w:rPr>
         <w:t xml:space="preserve">Benutzer</w:t>
       </w:r>
-      <w:bookmarkEnd w:id="91"/>
-    </w:p>
-    <w:p>
-      <w:pPr>
+    </w:p>
+    <w:p>
+      <w:pPr>
+        <w:keepNext/>
         <w:spacing w:after="100" w:line="276"/>
       </w:pPr>
       <w:r>
@@ -9858,9 +10179,13 @@
     <w:p>
       <w:pPr>
         <w:pStyle w:val="Heading3"/>
-        <w:spacing w:after="60" w:before="220" w:line="312"/>
-      </w:pPr>
-      <w:bookmarkStart w:name="_Toc92" w:id="92"/>
+        <w:keepNext/>
+        <w:pBdr>
+          <w:left w:val="single" w:color="1B6B7A" w:sz="14" w:space="8"/>
+        </w:pBdr>
+        <w:spacing w:after="80" w:before="260" w:line="312"/>
+        <w:ind w:left="140"/>
+      </w:pPr>
       <w:r>
         <w:rPr>
           <w:rFonts w:ascii="Consolas" w:hAnsi="Consolas"/>
@@ -9872,10 +10197,10 @@
         </w:rPr>
         <w:t xml:space="preserve">Json</w:t>
       </w:r>
-      <w:bookmarkEnd w:id="92"/>
-    </w:p>
-    <w:p>
-      <w:pPr>
+    </w:p>
+    <w:p>
+      <w:pPr>
+        <w:keepNext/>
         <w:spacing w:after="100" w:line="276"/>
       </w:pPr>
       <w:r>
@@ -9906,9 +10231,14 @@
     <w:p>
       <w:pPr>
         <w:pStyle w:val="Heading1"/>
-        <w:spacing w:after="200" w:before="400" w:line="312"/>
-      </w:pPr>
-      <w:bookmarkStart w:name="_Toc93" w:id="93"/>
+        <w:keepNext/>
+        <w:pageBreakBefore/>
+        <w:pBdr>
+          <w:bottom w:val="single" w:color="1B6B7A" w:sz="6" w:space="6"/>
+        </w:pBdr>
+        <w:spacing w:after="240" w:before="120" w:line="312"/>
+      </w:pPr>
+      <w:bookmarkStart w:name="_Toc23" w:id="23"/>
       <w:r>
         <w:rPr>
           <w:rFonts w:ascii="Arial" w:hAnsi="Arial"/>
@@ -9920,10 +10250,11 @@
         </w:rPr>
         <w:t xml:space="preserve">4 Der Weg einer Auszahlung durch alle Schichten</w:t>
       </w:r>
-      <w:bookmarkEnd w:id="93"/>
-    </w:p>
-    <w:p>
-      <w:pPr>
+      <w:bookmarkEnd w:id="23"/>
+    </w:p>
+    <w:p>
+      <w:pPr>
+        <w:keepNext/>
         <w:spacing w:after="120" w:before="0" w:line="312"/>
         <w:jc w:val="both"/>
       </w:pPr>
@@ -9934,7 +10265,173 @@
           <w:sz w:val="22"/>
           <w:szCs w:val="22"/>
         </w:rPr>
-        <w:t xml:space="preserve">Um das Zusammenspiel zu verinnerlichen, folgen wir einem konkreten Vorgang: Sachbearbeiter sb-01 ordnet eine Auszahlung an, sb-02 gibt sie frei, der Kassenlauf übergibt sie. Alle genannten Klassen sind in den Kapiteln 2 und 3 beschrieben.</w:t>
+        <w:t xml:space="preserve">Um das Zusammenspiel zu verinnerlichen, folgen wir einem konkreten Vorgang: Sachbearbeiter sb-01 ordnet eine Auszahlung an, sb-02 gibt sie frei, der Kassenlauf übergibt sie. Alle genannten Klassen sind in den Kapiteln 2 und 3 beschrieben. Das Sequenzdiagramm zeigt den ersten Teil — die Anordnung — noch einmal als Überblick: Jede Spalte ist eine Schicht, jeder Pfeil ein Aufruf; die Zahlen an den Pfeilen entsprechen den Schritten der nummerierten Liste unter dem Bild.</w:t>
+      </w:r>
+    </w:p>
+    <w:p>
+      <w:pPr>
+        <w:keepNext/>
+        <w:spacing w:after="60" w:before="200"/>
+        <w:jc w:val="center"/>
+      </w:pPr>
+      <w:r>
+        <w:drawing>
+          <wp:inline distT="0" distB="0" distL="0" distR="0">
+            <wp:extent cx="4953000" cy="3324225"/>
+            <wp:effectExtent t="0" r="0" b="0" l="0"/>
+            <wp:docPr id="5" name="" descr="" title=""/>
+            <wp:cNvGraphicFramePr>
+              <a:graphicFrameLocks xmlns:a="http://schemas.openxmlformats.org/drawingml/2006/main" noChangeAspect="1"/>
+            </wp:cNvGraphicFramePr>
+            <a:graphic xmlns:a="http://schemas.openxmlformats.org/drawingml/2006/main">
+              <a:graphicData uri="http://schemas.openxmlformats.org/drawingml/2006/picture">
+                <pic:pic xmlns:pic="http://schemas.openxmlformats.org/drawingml/2006/picture">
+                  <pic:nvPicPr>
+                    <pic:cNvPr id="0" name="" descr=""/>
+                    <pic:cNvPicPr>
+                      <a:picLocks noChangeAspect="1" noChangeArrowheads="1"/>
+                    </pic:cNvPicPr>
+                  </pic:nvPicPr>
+                  <pic:blipFill>
+                    <a:blip r:embed="rId14" cstate="none"/>
+                    <a:srcRect/>
+                    <a:stretch>
+                      <a:fillRect/>
+                    </a:stretch>
+                  </pic:blipFill>
+                  <pic:spPr bwMode="auto">
+                    <a:xfrm>
+                      <a:off x="0" y="0"/>
+                      <a:ext cx="4953000" cy="3324225"/>
+                    </a:xfrm>
+                    <a:prstGeom prst="rect">
+                      <a:avLst/>
+                    </a:prstGeom>
+                  </pic:spPr>
+                </pic:pic>
+              </a:graphicData>
+            </a:graphic>
+          </wp:inline>
+        </w:drawing>
+      </w:r>
+    </w:p>
+    <w:p>
+      <w:pPr>
+        <w:spacing w:after="160"/>
+        <w:jc w:val="center"/>
+      </w:pPr>
+      <w:r>
+        <w:rPr>
+          <w:rFonts w:ascii="Calibri" w:hAnsi="Calibri"/>
+          <w:i/>
+          <w:iCs/>
+          <w:color w:val="5A6B73"/>
+          <w:sz w:val="18"/>
+          <w:szCs w:val="18"/>
+        </w:rPr>
+        <w:t xml:space="preserve">Abbildung 5: Sequenzdiagramm — Auszahlung anordnen, von der Anfrage bis zum Commit</w:t>
+      </w:r>
+    </w:p>
+    <w:p>
+      <w:pPr>
+        <w:spacing w:after="120" w:before="0" w:line="312"/>
+        <w:jc w:val="both"/>
+      </w:pPr>
+      <w:r>
+        <w:rPr>
+          <w:rFonts w:ascii="Calibri" w:hAnsi="Calibri"/>
+          <w:b/>
+          <w:bCs/>
+          <w:color w:val="0E2A33"/>
+          <w:sz w:val="22"/>
+          <w:szCs w:val="22"/>
+        </w:rPr>
+        <w:t xml:space="preserve">So liest man das Bild:</w:t>
+      </w:r>
+      <w:r>
+        <w:rPr>
+          <w:rFonts w:ascii="Calibri" w:hAnsi="Calibri"/>
+          <w:color w:val="000000"/>
+          <w:sz w:val="22"/>
+          <w:szCs w:val="22"/>
+        </w:rPr>
+        <w:t xml:space="preserve"> Die Zahlen an den Pfeilen sind die Schritte der Liste unten — tragen mehrere Pfeile dieselbe Zahl, gehören sie zum selben Schritt (bei Schritt 4 etwa das Starten des Tasks und das Beginnen der Transaktion, bei Schritt 5 das Sperren und das Prüfen). Schritt 1 (Anmeldung) liegt vor dem Bild, die Schritte 8 bis 10 (Freigabe, Kassenlauf, Storno/Wiederanlauf) setzen erst nach dem Bild ein. Die beiden gestrichelten Rückpfeile unten sind die Antwortkette; alles davor ist der Hinweg. Wichtig ist die Grenzziehung: Sitzungsprüfung und Task-Start passieren </w:t>
+      </w:r>
+      <w:r>
+        <w:rPr>
+          <w:rFonts w:ascii="Calibri" w:hAnsi="Calibri"/>
+          <w:i/>
+          <w:iCs/>
+          <w:color w:val="000000"/>
+          <w:sz w:val="22"/>
+          <w:szCs w:val="22"/>
+        </w:rPr>
+        <w:t xml:space="preserve">außerhalb</w:t>
+      </w:r>
+      <w:r>
+        <w:rPr>
+          <w:rFonts w:ascii="Calibri" w:hAnsi="Calibri"/>
+          <w:color w:val="000000"/>
+          <w:sz w:val="22"/>
+          <w:szCs w:val="22"/>
+        </w:rPr>
+        <w:t xml:space="preserve"> der Datenbanktransaktion, während die vier Pfeile an Oracle (Sperren, Prüfen, Buchen, Commit) zusammen </w:t>
+      </w:r>
+      <w:r>
+        <w:rPr>
+          <w:rFonts w:ascii="Calibri" w:hAnsi="Calibri"/>
+          <w:i/>
+          <w:iCs/>
+          <w:color w:val="000000"/>
+          <w:sz w:val="22"/>
+          <w:szCs w:val="22"/>
+        </w:rPr>
+        <w:t xml:space="preserve">eine</w:t>
+      </w:r>
+      <w:r>
+        <w:rPr>
+          <w:rFonts w:ascii="Calibri" w:hAnsi="Calibri"/>
+          <w:color w:val="000000"/>
+          <w:sz w:val="22"/>
+          <w:szCs w:val="22"/>
+        </w:rPr>
+        <w:t xml:space="preserve"> Transaktion bilden — genau die, die der </w:t>
+      </w:r>
+      <w:r>
+        <w:rPr>
+          <w:rFonts w:ascii="Consolas" w:hAnsi="Consolas"/>
+          <w:color w:val="0B4A56"/>
+          <w:sz w:val="20"/>
+          <w:szCs w:val="20"/>
+        </w:rPr>
+        <w:t xml:space="preserve">TxManager</w:t>
+      </w:r>
+      <w:r>
+        <w:rPr>
+          <w:rFonts w:ascii="Calibri" w:hAnsi="Calibri"/>
+          <w:color w:val="000000"/>
+          <w:sz w:val="22"/>
+          <w:szCs w:val="22"/>
+        </w:rPr>
+        <w:t xml:space="preserve"> führt. Scheitert irgendwas dazwischen mit einem Fachfehler, rollt diese eine Transaktion komplett zurück; ein Sperrenkonflikt löst über die </w:t>
+      </w:r>
+      <w:r>
+        <w:rPr>
+          <w:rFonts w:ascii="Consolas" w:hAnsi="Consolas"/>
+          <w:color w:val="0B4A56"/>
+          <w:sz w:val="20"/>
+          <w:szCs w:val="20"/>
+        </w:rPr>
+        <w:t xml:space="preserve">RetryPolicy</w:t>
+      </w:r>
+      <w:r>
+        <w:rPr>
+          <w:rFonts w:ascii="Calibri" w:hAnsi="Calibri"/>
+          <w:color w:val="000000"/>
+          <w:sz w:val="22"/>
+          <w:szCs w:val="22"/>
+        </w:rPr>
+        <w:t xml:space="preserve"> eine ganze Wiederholung ab (die Fußnote im Bild).</w:t>
       </w:r>
     </w:p>
     <w:p>
@@ -10736,9 +11233,14 @@
     <w:p>
       <w:pPr>
         <w:pStyle w:val="Heading1"/>
-        <w:spacing w:after="200" w:before="400" w:line="312"/>
-      </w:pPr>
-      <w:bookmarkStart w:name="_Toc94" w:id="94"/>
+        <w:keepNext/>
+        <w:pageBreakBefore/>
+        <w:pBdr>
+          <w:bottom w:val="single" w:color="1B6B7A" w:sz="6" w:space="6"/>
+        </w:pBdr>
+        <w:spacing w:after="240" w:before="120" w:line="312"/>
+      </w:pPr>
+      <w:bookmarkStart w:name="_Toc24" w:id="24"/>
       <w:r>
         <w:rPr>
           <w:rFonts w:ascii="Arial" w:hAnsi="Arial"/>
@@ -10750,7 +11252,7 @@
         </w:rPr>
         <w:t xml:space="preserve">5 Empfohlene Lernreihenfolge</w:t>
       </w:r>
-      <w:bookmarkEnd w:id="94"/>
+      <w:bookmarkEnd w:id="24"/>
     </w:p>
     <w:p>
       <w:pPr>
@@ -10764,7 +11266,7 @@
           <w:sz w:val="22"/>
           <w:szCs w:val="22"/>
         </w:rPr>
-        <w:t xml:space="preserve">Der Code lässt sich in Etappen erschließen; jede Etappe baut auf der vorherigen auf. Als Begleitung dienen die Klassenkommentare im Code (ausführlich, deutsch) und die Testklassen als Nutzungsbilder.</w:t>
+        <w:t xml:space="preserve">Der Code lässt sich in Etappen erschließen; jede Etappe baut auf der vorherigen auf. Als Begleitung dienen die Klassenkommentare im Code (ausführlich, deutsch) und die Testklassen als Nutzungsbilder. Jeder Schritt nennt am Ende seine Fundstellen — die Seiten der Beschreibung in diesem Dokument und das Verzeichnis im Quellcode, damit niemand blind stochern muss.</w:t>
       </w:r>
     </w:p>
     <w:p>
@@ -10894,7 +11396,47 @@
           <w:sz w:val="22"/>
           <w:szCs w:val="22"/>
         </w:rPr>
-        <w:t xml:space="preserve"> ansehen: Was passiert bei Fehler, was bei Retry?</w:t>
+        <w:t xml:space="preserve"> ansehen: Was passiert bei Fehler, was bei Retry? </w:t>
+      </w:r>
+      <w:r>
+        <w:rPr>
+          <w:rFonts w:ascii="Calibri" w:hAnsi="Calibri"/>
+          <w:i/>
+          <w:iCs/>
+          <w:color w:val="000000"/>
+          <w:sz w:val="22"/>
+          <w:szCs w:val="22"/>
+        </w:rPr>
+        <w:t xml:space="preserve">Fundstellen: Abschnitt 2.2 — S. 5 (TxManager, TxWork), S. 6 (TxOptions, TxException, RetryPolicy) · Code: </w:t>
+      </w:r>
+      <w:r>
+        <w:rPr>
+          <w:rFonts w:ascii="Consolas" w:hAnsi="Consolas"/>
+          <w:color w:val="0B4A56"/>
+          <w:sz w:val="20"/>
+          <w:szCs w:val="20"/>
+        </w:rPr>
+        <w:t xml:space="preserve">src/main/java/de/allgemein/tx/</w:t>
+      </w:r>
+      <w:r>
+        <w:rPr>
+          <w:rFonts w:ascii="Calibri" w:hAnsi="Calibri"/>
+          <w:i/>
+          <w:iCs/>
+          <w:color w:val="000000"/>
+          <w:sz w:val="22"/>
+          <w:szCs w:val="22"/>
+        </w:rPr>
+        <w:t xml:space="preserve"> · Test: </w:t>
+      </w:r>
+      <w:r>
+        <w:rPr>
+          <w:rFonts w:ascii="Consolas" w:hAnsi="Consolas"/>
+          <w:color w:val="0B4A56"/>
+          <w:sz w:val="20"/>
+          <w:szCs w:val="20"/>
+        </w:rPr>
+        <w:t xml:space="preserve">src/test/java/de/allgemein/tx/TxManagerTest.java</w:t>
       </w:r>
     </w:p>
     <w:p>
@@ -10988,7 +11530,27 @@
           <w:sz w:val="22"/>
           <w:szCs w:val="22"/>
         </w:rPr>
-        <w:t xml:space="preserve">.</w:t>
+        <w:t xml:space="preserve">. </w:t>
+      </w:r>
+      <w:r>
+        <w:rPr>
+          <w:rFonts w:ascii="Calibri" w:hAnsi="Calibri"/>
+          <w:i/>
+          <w:iCs/>
+          <w:color w:val="000000"/>
+          <w:sz w:val="22"/>
+          <w:szCs w:val="22"/>
+        </w:rPr>
+        <w:t xml:space="preserve">Fundstellen: Abschnitt 2.3 — S. 7 (TaskController, TaskHandle, TaskStats), Abschnitt 2.4 — S. 8 (ConnectionPool, SimpleConnectionPool) · Code: </w:t>
+      </w:r>
+      <w:r>
+        <w:rPr>
+          <w:rFonts w:ascii="Consolas" w:hAnsi="Consolas"/>
+          <w:color w:val="0B4A56"/>
+          <w:sz w:val="20"/>
+          <w:szCs w:val="20"/>
+        </w:rPr>
+        <w:t xml:space="preserve">src/main/java/de/allgemein/tx/</w:t>
       </w:r>
     </w:p>
     <w:p>
@@ -11019,7 +11581,7 @@
           <w:sz w:val="22"/>
           <w:szCs w:val="22"/>
         </w:rPr>
-        <w:t xml:space="preserve">Kapitel 2.5 dieses Dokuments, dann im Code </w:t>
+        <w:t xml:space="preserve">Abschnitt 2.5 dieses Dokuments (S. 8–13), dann im Code </w:t>
       </w:r>
       <w:r>
         <w:rPr>
@@ -11145,7 +11707,47 @@
           <w:sz w:val="22"/>
           <w:szCs w:val="22"/>
         </w:rPr>
-        <w:t xml:space="preserve"> zeigen das Wiederanlaufversprechen in Aktion.</w:t>
+        <w:t xml:space="preserve"> zeigen das Wiederanlaufversprechen in Aktion. </w:t>
+      </w:r>
+      <w:r>
+        <w:rPr>
+          <w:rFonts w:ascii="Calibri" w:hAnsi="Calibri"/>
+          <w:i/>
+          <w:iCs/>
+          <w:color w:val="000000"/>
+          <w:sz w:val="22"/>
+          <w:szCs w:val="22"/>
+        </w:rPr>
+        <w:t xml:space="preserve">Fundstellen: Abschnitt 2.5 — S. 11 (SagaEngine), S. 12 (SagaDefinition, SagaStep, SagaAction, SagaJournal), S. 13 (SagaClaim) · Code: </w:t>
+      </w:r>
+      <w:r>
+        <w:rPr>
+          <w:rFonts w:ascii="Consolas" w:hAnsi="Consolas"/>
+          <w:color w:val="0B4A56"/>
+          <w:sz w:val="20"/>
+          <w:szCs w:val="20"/>
+        </w:rPr>
+        <w:t xml:space="preserve">src/main/java/de/allgemein/tx/saga/</w:t>
+      </w:r>
+      <w:r>
+        <w:rPr>
+          <w:rFonts w:ascii="Calibri" w:hAnsi="Calibri"/>
+          <w:i/>
+          <w:iCs/>
+          <w:color w:val="000000"/>
+          <w:sz w:val="22"/>
+          <w:szCs w:val="22"/>
+        </w:rPr>
+        <w:t xml:space="preserve"> · Tests: </w:t>
+      </w:r>
+      <w:r>
+        <w:rPr>
+          <w:rFonts w:ascii="Consolas" w:hAnsi="Consolas"/>
+          <w:color w:val="0B4A56"/>
+          <w:sz w:val="20"/>
+          <w:szCs w:val="20"/>
+        </w:rPr>
+        <w:t xml:space="preserve">src/test/java/de/allgemein/tx/saga/</w:t>
       </w:r>
     </w:p>
     <w:p>
@@ -11221,7 +11823,27 @@
           <w:sz w:val="22"/>
           <w:szCs w:val="22"/>
         </w:rPr>
-        <w:t xml:space="preserve"> lesen — die kleinste vollständige Saga des Projekts.</w:t>
+        <w:t xml:space="preserve"> lesen — die kleinste vollständige Saga des Projekts. </w:t>
+      </w:r>
+      <w:r>
+        <w:rPr>
+          <w:rFonts w:ascii="Calibri" w:hAnsi="Calibri"/>
+          <w:i/>
+          <w:iCs/>
+          <w:color w:val="000000"/>
+          <w:sz w:val="22"/>
+          <w:szCs w:val="22"/>
+        </w:rPr>
+        <w:t xml:space="preserve">Fundstellen: Abschnitt 2.8 — S. 15 (DemoMain, AntragsDemoProzess) · Code: </w:t>
+      </w:r>
+      <w:r>
+        <w:rPr>
+          <w:rFonts w:ascii="Consolas" w:hAnsi="Consolas"/>
+          <w:color w:val="0B4A56"/>
+          <w:sz w:val="20"/>
+          <w:szCs w:val="20"/>
+        </w:rPr>
+        <w:t xml:space="preserve">src/main/java/de/allgemein/tx/demo/</w:t>
       </w:r>
     </w:p>
     <w:p>
@@ -11333,7 +11955,47 @@
           <w:sz w:val="22"/>
           <w:szCs w:val="22"/>
         </w:rPr>
-        <w:t xml:space="preserve">. Ohne diese Begriffe bleibt die Fachschicht Kryptogramm.</w:t>
+        <w:t xml:space="preserve">. Ohne diese Begriffe bleibt die Fachschicht Kryptogramm. </w:t>
+      </w:r>
+      <w:r>
+        <w:rPr>
+          <w:rFonts w:ascii="Calibri" w:hAnsi="Calibri"/>
+          <w:i/>
+          <w:iCs/>
+          <w:color w:val="000000"/>
+          <w:sz w:val="22"/>
+          <w:szCs w:val="22"/>
+        </w:rPr>
+        <w:t xml:space="preserve">Fundstellen: Abschnitt 3.2 — S. 16 (SozialFall, Bedarfsgemeinschaft), S. 17 (Zahlung, Bescheid) · Code: </w:t>
+      </w:r>
+      <w:r>
+        <w:rPr>
+          <w:rFonts w:ascii="Consolas" w:hAnsi="Consolas"/>
+          <w:color w:val="0B4A56"/>
+          <w:sz w:val="20"/>
+          <w:szCs w:val="20"/>
+        </w:rPr>
+        <w:t xml:space="preserve">src/main/java/de/allgemein/lmg/model/</w:t>
+      </w:r>
+      <w:r>
+        <w:rPr>
+          <w:rFonts w:ascii="Calibri" w:hAnsi="Calibri"/>
+          <w:i/>
+          <w:iCs/>
+          <w:color w:val="000000"/>
+          <w:sz w:val="22"/>
+          <w:szCs w:val="22"/>
+        </w:rPr>
+        <w:t xml:space="preserve"> · Tabellen: </w:t>
+      </w:r>
+      <w:r>
+        <w:rPr>
+          <w:rFonts w:ascii="Consolas" w:hAnsi="Consolas"/>
+          <w:color w:val="0B4A56"/>
+          <w:sz w:val="20"/>
+          <w:szCs w:val="20"/>
+        </w:rPr>
+        <w:t xml:space="preserve">ddl/lmg_schema.sql</w:t>
       </w:r>
     </w:p>
     <w:p>
@@ -11499,7 +12161,67 @@
           <w:sz w:val="22"/>
           <w:szCs w:val="22"/>
         </w:rPr>
-        <w:t xml:space="preserve"> prüfen das Verständnis.</w:t>
+        <w:t xml:space="preserve"> prüfen das Verständnis. </w:t>
+      </w:r>
+      <w:r>
+        <w:rPr>
+          <w:rFonts w:ascii="Calibri" w:hAnsi="Calibri"/>
+          <w:i/>
+          <w:iCs/>
+          <w:color w:val="000000"/>
+          <w:sz w:val="22"/>
+          <w:szCs w:val="22"/>
+        </w:rPr>
+        <w:t xml:space="preserve">Fundstellen: Abschnitt 3.4 — S. 19 (Leistungsberechnung, SatzstandDao), S. 20 (Satzstand, BerechnungsSnapshot, Bewilligungsplan) · Code: </w:t>
+      </w:r>
+      <w:r>
+        <w:rPr>
+          <w:rFonts w:ascii="Consolas" w:hAnsi="Consolas"/>
+          <w:color w:val="0B4A56"/>
+          <w:sz w:val="20"/>
+          <w:szCs w:val="20"/>
+        </w:rPr>
+        <w:t xml:space="preserve">src/main/java/de/allgemein/lmg/calc/</w:t>
+      </w:r>
+      <w:r>
+        <w:rPr>
+          <w:rFonts w:ascii="Calibri" w:hAnsi="Calibri"/>
+          <w:i/>
+          <w:iCs/>
+          <w:color w:val="000000"/>
+          <w:sz w:val="22"/>
+          <w:szCs w:val="22"/>
+        </w:rPr>
+        <w:t xml:space="preserve"> (SatzstandDao in </w:t>
+      </w:r>
+      <w:r>
+        <w:rPr>
+          <w:rFonts w:ascii="Consolas" w:hAnsi="Consolas"/>
+          <w:color w:val="0B4A56"/>
+          <w:sz w:val="20"/>
+          <w:szCs w:val="20"/>
+        </w:rPr>
+        <w:t xml:space="preserve">src/main/java/de/allgemein/lmg/dao/</w:t>
+      </w:r>
+      <w:r>
+        <w:rPr>
+          <w:rFonts w:ascii="Calibri" w:hAnsi="Calibri"/>
+          <w:i/>
+          <w:iCs/>
+          <w:color w:val="000000"/>
+          <w:sz w:val="22"/>
+          <w:szCs w:val="22"/>
+        </w:rPr>
+        <w:t xml:space="preserve">) · Test: </w:t>
+      </w:r>
+      <w:r>
+        <w:rPr>
+          <w:rFonts w:ascii="Consolas" w:hAnsi="Consolas"/>
+          <w:color w:val="0B4A56"/>
+          <w:sz w:val="20"/>
+          <w:szCs w:val="20"/>
+        </w:rPr>
+        <w:t xml:space="preserve">src/test/java/de/allgemein/lmg/calc/GoldWerteTest.java</w:t>
       </w:r>
     </w:p>
     <w:p>
@@ -11647,7 +12369,87 @@
           <w:sz w:val="22"/>
           <w:szCs w:val="22"/>
         </w:rPr>
-        <w:t xml:space="preserve">.</w:t>
+        <w:t xml:space="preserve">. </w:t>
+      </w:r>
+      <w:r>
+        <w:rPr>
+          <w:rFonts w:ascii="Calibri" w:hAnsi="Calibri"/>
+          <w:i/>
+          <w:iCs/>
+          <w:color w:val="000000"/>
+          <w:sz w:val="22"/>
+          <w:szCs w:val="22"/>
+        </w:rPr>
+        <w:t xml:space="preserve">Fundstellen: Abschnitt 3.6 — S. 21 (LeistungsService, SozialLeistungsService), Abschnitt 3.8 — S. 25 (LmgServer, Benutzerverwaltung), S. 26 (Json) · Code: </w:t>
+      </w:r>
+      <w:r>
+        <w:rPr>
+          <w:rFonts w:ascii="Consolas" w:hAnsi="Consolas"/>
+          <w:color w:val="0B4A56"/>
+          <w:sz w:val="20"/>
+          <w:szCs w:val="20"/>
+        </w:rPr>
+        <w:t xml:space="preserve">src/main/java/de/allgemein/lmg/service/</w:t>
+      </w:r>
+      <w:r>
+        <w:rPr>
+          <w:rFonts w:ascii="Calibri" w:hAnsi="Calibri"/>
+          <w:i/>
+          <w:iCs/>
+          <w:color w:val="000000"/>
+          <w:sz w:val="22"/>
+          <w:szCs w:val="22"/>
+        </w:rPr>
+        <w:t xml:space="preserve"> und </w:t>
+      </w:r>
+      <w:r>
+        <w:rPr>
+          <w:rFonts w:ascii="Consolas" w:hAnsi="Consolas"/>
+          <w:color w:val="0B4A56"/>
+          <w:sz w:val="20"/>
+          <w:szCs w:val="20"/>
+        </w:rPr>
+        <w:t xml:space="preserve">src/main/java/de/allgemein/lmg/web/</w:t>
+      </w:r>
+      <w:r>
+        <w:rPr>
+          <w:rFonts w:ascii="Calibri" w:hAnsi="Calibri"/>
+          <w:i/>
+          <w:iCs/>
+          <w:color w:val="000000"/>
+          <w:sz w:val="22"/>
+          <w:szCs w:val="22"/>
+        </w:rPr>
+        <w:t xml:space="preserve"> · Test: </w:t>
+      </w:r>
+      <w:r>
+        <w:rPr>
+          <w:rFonts w:ascii="Consolas" w:hAnsi="Consolas"/>
+          <w:color w:val="0B4A56"/>
+          <w:sz w:val="20"/>
+          <w:szCs w:val="20"/>
+        </w:rPr>
+        <w:t xml:space="preserve">src/test/java/de/allgemein/lmg/db/SzenarioRegressionTest.java</w:t>
+      </w:r>
+      <w:r>
+        <w:rPr>
+          <w:rFonts w:ascii="Calibri" w:hAnsi="Calibri"/>
+          <w:i/>
+          <w:iCs/>
+          <w:color w:val="000000"/>
+          <w:sz w:val="22"/>
+          <w:szCs w:val="22"/>
+        </w:rPr>
+        <w:t xml:space="preserve"> · Simulator: </w:t>
+      </w:r>
+      <w:r>
+        <w:rPr>
+          <w:rFonts w:ascii="Consolas" w:hAnsi="Consolas"/>
+          <w:color w:val="0B4A56"/>
+          <w:sz w:val="20"/>
+          <w:szCs w:val="20"/>
+        </w:rPr>
+        <w:t xml:space="preserve">testsweet/</w:t>
       </w:r>
     </w:p>
     <w:p>
@@ -11671,7 +12473,7 @@
       <w:type w:val="nextPage"/>
       <w:pgSz w:w="11906" w:h="16838" w:orient="portrait"/>
       <w:pgMar w:top="1440" w:right="1417" w:bottom="1440" w:left="1701" w:header="708" w:footer="708" w:gutter="0"/>
-      <w:pgNumType w:start="1" w:fmt="decimal"/>
+      <w:pgNumType w:fmt="decimal"/>
       <w:docGrid w:linePitch="360"/>
     </w:sectPr>
   </w:body>
@@ -11729,7 +12531,7 @@
         <w:szCs w:val="18"/>
       </w:rPr>
       <w:fldChar w:fldCharType="begin"/>
-      <w:instrText xml:space="preserve"> PAGE \* ROMAN \* MERGEFORMAT </w:instrText>
+      <w:instrText xml:space="preserve"> PAGE \* arabic \* MERGEFORMAT </w:instrText>
       <w:fldChar w:fldCharType="separate"/>
       <w:fldChar w:fldCharType="end"/>
     </w:r>
@@ -11800,6 +12602,9 @@
 <w:hdr xmlns:wpc="http://schemas.microsoft.com/office/word/2010/wordprocessingCanvas" xmlns:mc="http://schemas.openxmlformats.org/markup-compatibility/2006" xmlns:o="urn:schemas-microsoft-com:office:office" xmlns:r="http://schemas.openxmlformats.org/officeDocument/2006/relationships" xmlns:m="http://schemas.openxmlformats.org/officeDocument/2006/math" xmlns:v="urn:schemas-microsoft-com:vml" xmlns:wp14="http://schemas.microsoft.com/office/word/2010/wordprocessingDrawing" xmlns:wp="http://schemas.openxmlformats.org/drawingml/2006/wordprocessingDrawing" xmlns:w10="urn:schemas-microsoft-com:office:word" xmlns:w="http://schemas.openxmlformats.org/wordprocessingml/2006/main" xmlns:w14="http://schemas.microsoft.com/office/word/2010/wordml" xmlns:w15="http://schemas.microsoft.com/office/word/2012/wordml" xmlns:wpg="http://schemas.microsoft.com/office/word/2010/wordprocessingGroup" xmlns:wpi="http://schemas.microsoft.com/office/word/2010/wordprocessingInk" xmlns:wne="http://schemas.microsoft.com/office/word/2006/wordml" xmlns:wps="http://schemas.microsoft.com/office/word/2010/wordprocessingShape" xmlns:cx="http://schemas.microsoft.com/office/drawing/2014/chartex" xmlns:cx1="http://schemas.microsoft.com/office/drawing/2015/9/8/chartex" xmlns:cx2="http://schemas.microsoft.com/office/drawing/2015/10/21/chartex" xmlns:cx3="http://schemas.microsoft.com/office/drawing/2016/5/9/chartex" xmlns:cx4="http://schemas.microsoft.com/office/drawing/2016/5/10/chartex" xmlns:cx5="http://schemas.microsoft.com/office/drawing/2016/5/11/chartex" xmlns:cx6="http://schemas.microsoft.com/office/drawing/2016/5/12/chartex" xmlns:cx7="http://schemas.microsoft.com/office/drawing/2016/5/13/chartex" xmlns:cx8="http://schemas.microsoft.com/office/drawing/2016/5/14/chartex" xmlns:w16cid="http://schemas.microsoft.com/office/word/2016/wordml/cid" xmlns:w16se="http://schemas.microsoft.com/office/word/2015/wordml/symex">
   <w:p>
     <w:pPr>
+      <w:pBdr>
+        <w:bottom w:val="single" w:color="C8DDE2" w:sz="2" w:space="4"/>
+      </w:pBdr>
       <w:jc w:val="right"/>
     </w:pPr>
     <w:r>
@@ -11955,6 +12760,7 @@
         <w:color w:val="000000"/>
         <w:sz w:val="22"/>
         <w:szCs w:val="22"/>
+        <w:lang w:val="de-DE" w:eastAsia="de-DE"/>
       </w:rPr>
     </w:rPrDefault>
     <w:pPrDefault>
@@ -12047,9 +12853,6 @@
     </w:rPr>
   </w:style>
   <w:style w:type="paragraph" w:styleId="Heading4">
-    <w:pPr>
-      <w:outlineLvl w:val="3"/>
-    </w:pPr>
     <w:name w:val="Heading 4"/>
     <w:basedOn w:val="Normal"/>
     <w:next w:val="Normal"/>
@@ -12061,9 +12864,6 @@
     </w:rPr>
   </w:style>
   <w:style w:type="paragraph" w:styleId="Heading5">
-    <w:pPr>
-      <w:outlineLvl w:val="4"/>
-    </w:pPr>
     <w:name w:val="Heading 5"/>
     <w:basedOn w:val="Normal"/>
     <w:next w:val="Normal"/>
@@ -12073,9 +12873,6 @@
     </w:rPr>
   </w:style>
   <w:style w:type="paragraph" w:styleId="Heading6">
-    <w:pPr>
-      <w:outlineLvl w:val="5"/>
-    </w:pPr>
     <w:name w:val="Heading 6"/>
     <w:basedOn w:val="Normal"/>
     <w:next w:val="Normal"/>
@@ -12182,45 +12979,6 @@
       <w:sz w:val="20"/>
       <w:szCs w:val="20"/>
     </w:rPr>
-  </w:style>
-  <w:style xmlns:w="http://schemas.openxmlformats.org/wordprocessingml/2006/main" w:type="paragraph" w:styleId="9">
-    <w:name w:val="toc 1"/>
-    <w:basedOn w:val="Normal"/>
-    <w:uiPriority w:val="39"/>
-    <w:pPr>
-      <w:tabs>
-        <w:tab w:val="right" w:leader="dot" w:pos="9026"/>
-      </w:tabs>
-      <w:spacing w:before="120" w:after="60"/>
-    </w:pPr>
-    <w:rPr>
-      <w:b/>
-      <w:bCs/>
-    </w:rPr>
-  </w:style>
-  <w:style xmlns:w="http://schemas.openxmlformats.org/wordprocessingml/2006/main" w:type="paragraph" w:styleId="11">
-    <w:name w:val="toc 2"/>
-    <w:basedOn w:val="Normal"/>
-    <w:uiPriority w:val="39"/>
-    <w:pPr>
-      <w:tabs>
-        <w:tab w:val="right" w:leader="dot" w:pos="9026"/>
-      </w:tabs>
-      <w:ind w:left="360"/>
-      <w:spacing w:before="60" w:after="40"/>
-    </w:pPr>
-  </w:style>
-  <w:style xmlns:w="http://schemas.openxmlformats.org/wordprocessingml/2006/main" w:type="paragraph" w:styleId="12">
-    <w:name w:val="toc 3"/>
-    <w:basedOn w:val="Normal"/>
-    <w:uiPriority w:val="39"/>
-    <w:pPr>
-      <w:tabs>
-        <w:tab w:val="right" w:leader="dot" w:pos="9026"/>
-      </w:tabs>
-      <w:ind w:left="720"/>
-      <w:spacing w:before="40" w:after="20"/>
-    </w:pPr>
   </w:style>
 </w:styles>
 </file>
